--- a/Part_3_Acknowledgement_Abstract_and_Table_of_Contents.docx
+++ b/Part_3_Acknowledgement_Abstract_and_Table_of_Contents.docx
@@ -781,6 +781,8 @@
           <w:szCs w:val="24"/>
         </w:rPr>
       </w:pPr>
+      <w:bookmarkStart w:id="0" w:name="_GoBack"/>
+      <w:bookmarkEnd w:id="0"/>
     </w:p>
     <w:p>
       <w:pPr>
@@ -793,8 +795,6 @@
           <w:szCs w:val="24"/>
         </w:rPr>
       </w:pPr>
-      <w:bookmarkStart w:id="0" w:name="_GoBack"/>
-      <w:bookmarkEnd w:id="0"/>
     </w:p>
     <w:p>
       <w:pPr>
@@ -1297,11 +1297,37 @@
             </w:pPr>
             <w:r>
               <w:rPr>
-                <w:rFonts w:ascii="Times New Roman" w:hAnsi="Times New Roman" w:cs="Times New Roman"/>
-                <w:sz w:val="24"/>
-                <w:szCs w:val="24"/>
-              </w:rPr>
-              <w:t>Context diagram of library management system</w:t>
+                <w:rFonts w:hint="default" w:ascii="Times New Roman" w:hAnsi="Times New Roman" w:cs="Times New Roman"/>
+                <w:sz w:val="24"/>
+                <w:szCs w:val="24"/>
+                <w:lang w:val="en-US"/>
+              </w:rPr>
+              <w:t>C</w:t>
+            </w:r>
+            <w:r>
+              <w:rPr>
+                <w:rFonts w:ascii="Times New Roman" w:hAnsi="Times New Roman" w:cs="Times New Roman"/>
+                <w:sz w:val="24"/>
+                <w:szCs w:val="24"/>
+              </w:rPr>
+              <w:t xml:space="preserve">ontext diagram of </w:t>
+            </w:r>
+            <w:r>
+              <w:rPr>
+                <w:rFonts w:ascii="Times New Roman" w:hAnsi="Times New Roman" w:cs="Times New Roman"/>
+                <w:sz w:val="24"/>
+                <w:szCs w:val="24"/>
+                <w:lang w:val="en-US"/>
+              </w:rPr>
+              <w:t xml:space="preserve"> expense </w:t>
+            </w:r>
+            <w:r>
+              <w:rPr>
+                <w:rFonts w:ascii="Times New Roman" w:hAnsi="Times New Roman" w:cs="Times New Roman"/>
+                <w:sz w:val="24"/>
+                <w:szCs w:val="24"/>
+              </w:rPr>
+              <w:t>management system</w:t>
             </w:r>
           </w:p>
         </w:tc>
@@ -1319,18 +1345,20 @@
               <w:spacing w:after="0" w:line="360" w:lineRule="auto"/>
               <w:jc w:val="center"/>
               <w:rPr>
-                <w:rFonts w:ascii="Times New Roman" w:hAnsi="Times New Roman" w:cs="Times New Roman"/>
-                <w:sz w:val="24"/>
-                <w:szCs w:val="24"/>
-              </w:rPr>
-            </w:pPr>
-            <w:r>
-              <w:rPr>
-                <w:rFonts w:ascii="Times New Roman" w:hAnsi="Times New Roman" w:cs="Times New Roman"/>
-                <w:sz w:val="24"/>
-                <w:szCs w:val="24"/>
-              </w:rPr>
-              <w:t>4</w:t>
+                <w:rFonts w:hint="default" w:ascii="Times New Roman" w:hAnsi="Times New Roman" w:cs="Times New Roman"/>
+                <w:sz w:val="24"/>
+                <w:szCs w:val="24"/>
+                <w:lang w:val="en-US"/>
+              </w:rPr>
+            </w:pPr>
+            <w:r>
+              <w:rPr>
+                <w:rFonts w:hint="default" w:ascii="Times New Roman" w:hAnsi="Times New Roman" w:cs="Times New Roman"/>
+                <w:sz w:val="24"/>
+                <w:szCs w:val="24"/>
+                <w:lang w:val="en-US"/>
+              </w:rPr>
+              <w:t>5</w:t>
             </w:r>
           </w:p>
         </w:tc>
@@ -1397,7 +1425,24 @@
                 <w:sz w:val="24"/>
                 <w:szCs w:val="24"/>
               </w:rPr>
-              <w:t>Use case diagram of library management</w:t>
+              <w:t xml:space="preserve">Use case diagram of </w:t>
+            </w:r>
+            <w:r>
+              <w:rPr>
+                <w:rFonts w:ascii="Times New Roman" w:hAnsi="Times New Roman" w:cs="Times New Roman"/>
+                <w:sz w:val="24"/>
+                <w:szCs w:val="24"/>
+                <w:lang w:val="en-US"/>
+              </w:rPr>
+              <w:t xml:space="preserve">expense </w:t>
+            </w:r>
+            <w:r>
+              <w:rPr>
+                <w:rFonts w:ascii="Times New Roman" w:hAnsi="Times New Roman" w:cs="Times New Roman"/>
+                <w:sz w:val="24"/>
+                <w:szCs w:val="24"/>
+              </w:rPr>
+              <w:t>management</w:t>
             </w:r>
           </w:p>
         </w:tc>
@@ -1415,18 +1460,20 @@
               <w:spacing w:after="0" w:line="360" w:lineRule="auto"/>
               <w:jc w:val="center"/>
               <w:rPr>
-                <w:rFonts w:ascii="Times New Roman" w:hAnsi="Times New Roman" w:cs="Times New Roman"/>
-                <w:sz w:val="24"/>
-                <w:szCs w:val="24"/>
-              </w:rPr>
-            </w:pPr>
-            <w:r>
-              <w:rPr>
-                <w:rFonts w:ascii="Times New Roman" w:hAnsi="Times New Roman" w:cs="Times New Roman"/>
-                <w:sz w:val="24"/>
-                <w:szCs w:val="24"/>
-              </w:rPr>
-              <w:t>5</w:t>
+                <w:rFonts w:hint="default" w:ascii="Times New Roman" w:hAnsi="Times New Roman" w:cs="Times New Roman"/>
+                <w:sz w:val="24"/>
+                <w:szCs w:val="24"/>
+                <w:lang w:val="en-US"/>
+              </w:rPr>
+            </w:pPr>
+            <w:r>
+              <w:rPr>
+                <w:rFonts w:hint="default" w:ascii="Times New Roman" w:hAnsi="Times New Roman" w:cs="Times New Roman"/>
+                <w:sz w:val="24"/>
+                <w:szCs w:val="24"/>
+                <w:lang w:val="en-US"/>
+              </w:rPr>
+              <w:t>6</w:t>
             </w:r>
           </w:p>
         </w:tc>
@@ -1459,6 +1506,14 @@
                 <w:szCs w:val="24"/>
               </w:rPr>
             </w:pPr>
+            <w:r>
+              <w:rPr>
+                <w:rFonts w:ascii="Times New Roman" w:hAnsi="Times New Roman" w:cs="Times New Roman"/>
+                <w:sz w:val="24"/>
+                <w:szCs w:val="24"/>
+              </w:rPr>
+              <w:t>3.1.4.1</w:t>
+            </w:r>
           </w:p>
         </w:tc>
         <w:tc>
@@ -1479,6 +1534,23 @@
                 <w:szCs w:val="24"/>
               </w:rPr>
             </w:pPr>
+            <w:r>
+              <w:rPr>
+                <w:rFonts w:ascii="Times New Roman" w:hAnsi="Times New Roman" w:cs="Times New Roman"/>
+                <w:sz w:val="24"/>
+                <w:szCs w:val="24"/>
+              </w:rPr>
+              <w:t xml:space="preserve">Activity diagram for </w:t>
+            </w:r>
+            <w:r>
+              <w:rPr>
+                <w:rFonts w:ascii="Times New Roman" w:hAnsi="Times New Roman" w:cs="Times New Roman"/>
+                <w:sz w:val="24"/>
+                <w:szCs w:val="24"/>
+                <w:lang w:val="en-US"/>
+              </w:rPr>
+              <w:t>Add group expense</w:t>
+            </w:r>
           </w:p>
         </w:tc>
         <w:tc>
@@ -1495,11 +1567,21 @@
               <w:spacing w:after="0" w:line="360" w:lineRule="auto"/>
               <w:jc w:val="center"/>
               <w:rPr>
-                <w:rFonts w:ascii="Times New Roman" w:hAnsi="Times New Roman" w:cs="Times New Roman"/>
-                <w:sz w:val="24"/>
-                <w:szCs w:val="24"/>
-              </w:rPr>
-            </w:pPr>
+                <w:rFonts w:hint="default" w:ascii="Times New Roman" w:hAnsi="Times New Roman" w:cs="Times New Roman"/>
+                <w:sz w:val="24"/>
+                <w:szCs w:val="24"/>
+                <w:lang w:val="en-US"/>
+              </w:rPr>
+            </w:pPr>
+            <w:r>
+              <w:rPr>
+                <w:rFonts w:hint="default" w:ascii="Times New Roman" w:hAnsi="Times New Roman" w:cs="Times New Roman"/>
+                <w:sz w:val="24"/>
+                <w:szCs w:val="24"/>
+                <w:lang w:val="en-US"/>
+              </w:rPr>
+              <w:t>10</w:t>
+            </w:r>
           </w:p>
         </w:tc>
       </w:tr>
@@ -1526,11 +1608,29 @@
               <w:spacing w:after="0" w:line="360" w:lineRule="auto"/>
               <w:jc w:val="center"/>
               <w:rPr>
-                <w:rFonts w:ascii="Times New Roman" w:hAnsi="Times New Roman" w:cs="Times New Roman"/>
-                <w:sz w:val="24"/>
-                <w:szCs w:val="24"/>
-              </w:rPr>
-            </w:pPr>
+                <w:rFonts w:hint="default" w:ascii="Times New Roman" w:hAnsi="Times New Roman" w:cs="Times New Roman"/>
+                <w:sz w:val="24"/>
+                <w:szCs w:val="24"/>
+                <w:lang w:val="en-US"/>
+              </w:rPr>
+            </w:pPr>
+            <w:r>
+              <w:rPr>
+                <w:rFonts w:ascii="Times New Roman" w:hAnsi="Times New Roman" w:cs="Times New Roman"/>
+                <w:sz w:val="24"/>
+                <w:szCs w:val="24"/>
+              </w:rPr>
+              <w:t>3.1.4.</w:t>
+            </w:r>
+            <w:r>
+              <w:rPr>
+                <w:rFonts w:hint="default" w:ascii="Times New Roman" w:hAnsi="Times New Roman" w:cs="Times New Roman"/>
+                <w:sz w:val="24"/>
+                <w:szCs w:val="24"/>
+                <w:lang w:val="en-US"/>
+              </w:rPr>
+              <w:t>2</w:t>
+            </w:r>
           </w:p>
         </w:tc>
         <w:tc>
@@ -1551,6 +1651,23 @@
                 <w:szCs w:val="24"/>
               </w:rPr>
             </w:pPr>
+            <w:r>
+              <w:rPr>
+                <w:rFonts w:ascii="Times New Roman" w:hAnsi="Times New Roman" w:cs="Times New Roman"/>
+                <w:sz w:val="24"/>
+                <w:szCs w:val="24"/>
+              </w:rPr>
+              <w:t xml:space="preserve">Activity diagram for </w:t>
+            </w:r>
+            <w:r>
+              <w:rPr>
+                <w:rFonts w:ascii="Times New Roman" w:hAnsi="Times New Roman" w:cs="Times New Roman"/>
+                <w:sz w:val="24"/>
+                <w:szCs w:val="24"/>
+                <w:lang w:val="en-US"/>
+              </w:rPr>
+              <w:t>settelment</w:t>
+            </w:r>
           </w:p>
         </w:tc>
         <w:tc>
@@ -1567,11 +1684,21 @@
               <w:spacing w:after="0" w:line="360" w:lineRule="auto"/>
               <w:jc w:val="center"/>
               <w:rPr>
-                <w:rFonts w:ascii="Times New Roman" w:hAnsi="Times New Roman" w:cs="Times New Roman"/>
-                <w:sz w:val="24"/>
-                <w:szCs w:val="24"/>
-              </w:rPr>
-            </w:pPr>
+                <w:rFonts w:hint="default" w:ascii="Times New Roman" w:hAnsi="Times New Roman" w:cs="Times New Roman"/>
+                <w:sz w:val="24"/>
+                <w:szCs w:val="24"/>
+                <w:lang w:val="en-US"/>
+              </w:rPr>
+            </w:pPr>
+            <w:r>
+              <w:rPr>
+                <w:rFonts w:hint="default" w:ascii="Times New Roman" w:hAnsi="Times New Roman" w:cs="Times New Roman"/>
+                <w:sz w:val="24"/>
+                <w:szCs w:val="24"/>
+                <w:lang w:val="en-US"/>
+              </w:rPr>
+              <w:t>11</w:t>
+            </w:r>
           </w:p>
         </w:tc>
       </w:tr>
@@ -1603,6 +1730,14 @@
                 <w:szCs w:val="24"/>
               </w:rPr>
             </w:pPr>
+            <w:r>
+              <w:rPr>
+                <w:rFonts w:ascii="Times New Roman" w:hAnsi="Times New Roman" w:cs="Times New Roman"/>
+                <w:sz w:val="24"/>
+                <w:szCs w:val="24"/>
+              </w:rPr>
+              <w:t>3.1.5.1</w:t>
+            </w:r>
           </w:p>
         </w:tc>
         <w:tc>
@@ -1623,6 +1758,23 @@
                 <w:szCs w:val="24"/>
               </w:rPr>
             </w:pPr>
+            <w:r>
+              <w:rPr>
+                <w:rFonts w:ascii="Times New Roman" w:hAnsi="Times New Roman" w:cs="Times New Roman"/>
+                <w:sz w:val="24"/>
+                <w:szCs w:val="24"/>
+              </w:rPr>
+              <w:t xml:space="preserve">Sequence diagram for </w:t>
+            </w:r>
+            <w:r>
+              <w:rPr>
+                <w:rFonts w:ascii="Times New Roman" w:hAnsi="Times New Roman" w:cs="Times New Roman"/>
+                <w:sz w:val="24"/>
+                <w:szCs w:val="24"/>
+                <w:lang w:val="en-US"/>
+              </w:rPr>
+              <w:t>group diagram</w:t>
+            </w:r>
           </w:p>
         </w:tc>
         <w:tc>
@@ -1639,11 +1791,1277 @@
               <w:spacing w:after="0" w:line="360" w:lineRule="auto"/>
               <w:jc w:val="center"/>
               <w:rPr>
-                <w:rFonts w:ascii="Times New Roman" w:hAnsi="Times New Roman" w:cs="Times New Roman"/>
-                <w:sz w:val="24"/>
-                <w:szCs w:val="24"/>
-              </w:rPr>
-            </w:pPr>
+                <w:rFonts w:hint="default" w:ascii="Times New Roman" w:hAnsi="Times New Roman" w:cs="Times New Roman"/>
+                <w:sz w:val="24"/>
+                <w:szCs w:val="24"/>
+                <w:lang w:val="en-US"/>
+              </w:rPr>
+            </w:pPr>
+            <w:r>
+              <w:rPr>
+                <w:rFonts w:hint="default" w:ascii="Times New Roman" w:hAnsi="Times New Roman" w:cs="Times New Roman"/>
+                <w:sz w:val="24"/>
+                <w:szCs w:val="24"/>
+                <w:lang w:val="en-US"/>
+              </w:rPr>
+              <w:t>12</w:t>
+            </w:r>
+          </w:p>
+        </w:tc>
+      </w:tr>
+      <w:tr>
+        <w:tblPrEx>
+          <w:tblCellMar>
+            <w:top w:w="0" w:type="dxa"/>
+            <w:left w:w="108" w:type="dxa"/>
+            <w:bottom w:w="0" w:type="dxa"/>
+            <w:right w:w="108" w:type="dxa"/>
+          </w:tblCellMar>
+        </w:tblPrEx>
+        <w:tc>
+          <w:tcPr>
+            <w:tcW w:w="1628" w:type="dxa"/>
+            <w:shd w:val="clear" w:color="auto" w:fill="auto"/>
+            <w:tcMar>
+              <w:left w:w="108" w:type="dxa"/>
+            </w:tcMar>
+            <w:vAlign w:val="center"/>
+          </w:tcPr>
+          <w:p>
+            <w:pPr>
+              <w:spacing w:after="0" w:line="360" w:lineRule="auto"/>
+              <w:jc w:val="center"/>
+              <w:rPr>
+                <w:rFonts w:ascii="Times New Roman" w:hAnsi="Times New Roman" w:cs="Times New Roman"/>
+                <w:sz w:val="24"/>
+                <w:szCs w:val="24"/>
+              </w:rPr>
+            </w:pPr>
+            <w:r>
+              <w:rPr>
+                <w:rFonts w:ascii="Times New Roman" w:hAnsi="Times New Roman" w:cs="Times New Roman"/>
+                <w:sz w:val="24"/>
+                <w:szCs w:val="24"/>
+              </w:rPr>
+              <w:t>3.1.6.1</w:t>
+            </w:r>
+          </w:p>
+        </w:tc>
+        <w:tc>
+          <w:tcPr>
+            <w:tcW w:w="5951" w:type="dxa"/>
+            <w:shd w:val="clear" w:color="auto" w:fill="auto"/>
+            <w:tcMar>
+              <w:left w:w="108" w:type="dxa"/>
+            </w:tcMar>
+            <w:vAlign w:val="center"/>
+          </w:tcPr>
+          <w:p>
+            <w:pPr>
+              <w:spacing w:after="0" w:line="360" w:lineRule="auto"/>
+              <w:rPr>
+                <w:rFonts w:ascii="Times New Roman" w:hAnsi="Times New Roman" w:cs="Times New Roman"/>
+                <w:sz w:val="24"/>
+                <w:szCs w:val="24"/>
+              </w:rPr>
+            </w:pPr>
+            <w:r>
+              <w:rPr>
+                <w:rFonts w:ascii="Times New Roman" w:hAnsi="Times New Roman" w:cs="Times New Roman"/>
+                <w:sz w:val="24"/>
+                <w:szCs w:val="24"/>
+              </w:rPr>
+              <w:t xml:space="preserve">State diagram of </w:t>
+            </w:r>
+            <w:r>
+              <w:rPr>
+                <w:rFonts w:ascii="Times New Roman" w:hAnsi="Times New Roman" w:cs="Times New Roman"/>
+                <w:sz w:val="24"/>
+                <w:szCs w:val="24"/>
+                <w:lang w:val="en-US"/>
+              </w:rPr>
+              <w:t>Balance</w:t>
+            </w:r>
+          </w:p>
+        </w:tc>
+        <w:tc>
+          <w:tcPr>
+            <w:tcW w:w="1447" w:type="dxa"/>
+            <w:shd w:val="clear" w:color="auto" w:fill="auto"/>
+            <w:tcMar>
+              <w:left w:w="108" w:type="dxa"/>
+            </w:tcMar>
+            <w:vAlign w:val="center"/>
+          </w:tcPr>
+          <w:p>
+            <w:pPr>
+              <w:spacing w:after="0" w:line="360" w:lineRule="auto"/>
+              <w:jc w:val="center"/>
+              <w:rPr>
+                <w:rFonts w:hint="default" w:ascii="Times New Roman" w:hAnsi="Times New Roman" w:cs="Times New Roman"/>
+                <w:sz w:val="24"/>
+                <w:szCs w:val="24"/>
+                <w:lang w:val="en-US"/>
+              </w:rPr>
+            </w:pPr>
+            <w:r>
+              <w:rPr>
+                <w:rFonts w:hint="default" w:ascii="Times New Roman" w:hAnsi="Times New Roman" w:cs="Times New Roman"/>
+                <w:sz w:val="24"/>
+                <w:szCs w:val="24"/>
+                <w:lang w:val="en-US"/>
+              </w:rPr>
+              <w:t>12</w:t>
+            </w:r>
+          </w:p>
+        </w:tc>
+      </w:tr>
+      <w:tr>
+        <w:tblPrEx>
+          <w:tblCellMar>
+            <w:top w:w="0" w:type="dxa"/>
+            <w:left w:w="108" w:type="dxa"/>
+            <w:bottom w:w="0" w:type="dxa"/>
+            <w:right w:w="108" w:type="dxa"/>
+          </w:tblCellMar>
+        </w:tblPrEx>
+        <w:tc>
+          <w:tcPr>
+            <w:tcW w:w="1628" w:type="dxa"/>
+            <w:shd w:val="clear" w:color="auto" w:fill="auto"/>
+            <w:tcMar>
+              <w:left w:w="108" w:type="dxa"/>
+            </w:tcMar>
+            <w:vAlign w:val="center"/>
+          </w:tcPr>
+          <w:p>
+            <w:pPr>
+              <w:spacing w:after="0" w:line="360" w:lineRule="auto"/>
+              <w:jc w:val="center"/>
+              <w:rPr>
+                <w:rFonts w:ascii="Times New Roman" w:hAnsi="Times New Roman" w:cs="Times New Roman"/>
+                <w:sz w:val="24"/>
+                <w:szCs w:val="24"/>
+              </w:rPr>
+            </w:pPr>
+            <w:r>
+              <w:rPr>
+                <w:rFonts w:ascii="Times New Roman" w:hAnsi="Times New Roman" w:cs="Times New Roman"/>
+                <w:sz w:val="24"/>
+                <w:szCs w:val="24"/>
+              </w:rPr>
+              <w:t>3.1.7.1</w:t>
+            </w:r>
+          </w:p>
+        </w:tc>
+        <w:tc>
+          <w:tcPr>
+            <w:tcW w:w="5951" w:type="dxa"/>
+            <w:shd w:val="clear" w:color="auto" w:fill="auto"/>
+            <w:tcMar>
+              <w:left w:w="108" w:type="dxa"/>
+            </w:tcMar>
+            <w:vAlign w:val="center"/>
+          </w:tcPr>
+          <w:p>
+            <w:pPr>
+              <w:spacing w:after="0" w:line="360" w:lineRule="auto"/>
+              <w:rPr>
+                <w:rFonts w:ascii="Times New Roman" w:hAnsi="Times New Roman" w:cs="Times New Roman"/>
+                <w:sz w:val="24"/>
+                <w:szCs w:val="24"/>
+              </w:rPr>
+            </w:pPr>
+            <w:r>
+              <w:rPr>
+                <w:rFonts w:ascii="Times New Roman" w:hAnsi="Times New Roman" w:cs="Times New Roman"/>
+                <w:sz w:val="24"/>
+                <w:szCs w:val="24"/>
+              </w:rPr>
+              <w:t>Class diagram of Expense Management System</w:t>
+            </w:r>
+          </w:p>
+        </w:tc>
+        <w:tc>
+          <w:tcPr>
+            <w:tcW w:w="1447" w:type="dxa"/>
+            <w:shd w:val="clear" w:color="auto" w:fill="auto"/>
+            <w:tcMar>
+              <w:left w:w="108" w:type="dxa"/>
+            </w:tcMar>
+            <w:vAlign w:val="center"/>
+          </w:tcPr>
+          <w:p>
+            <w:pPr>
+              <w:spacing w:after="0" w:line="360" w:lineRule="auto"/>
+              <w:jc w:val="center"/>
+              <w:rPr>
+                <w:rFonts w:hint="default" w:ascii="Times New Roman" w:hAnsi="Times New Roman" w:cs="Times New Roman"/>
+                <w:sz w:val="24"/>
+                <w:szCs w:val="24"/>
+                <w:lang w:val="en-US"/>
+              </w:rPr>
+            </w:pPr>
+            <w:r>
+              <w:rPr>
+                <w:rFonts w:hint="default" w:ascii="Times New Roman" w:hAnsi="Times New Roman" w:cs="Times New Roman"/>
+                <w:sz w:val="24"/>
+                <w:szCs w:val="24"/>
+                <w:lang w:val="en-US"/>
+              </w:rPr>
+              <w:t>13</w:t>
+            </w:r>
+          </w:p>
+        </w:tc>
+      </w:tr>
+      <w:tr>
+        <w:tblPrEx>
+          <w:tblCellMar>
+            <w:top w:w="0" w:type="dxa"/>
+            <w:left w:w="108" w:type="dxa"/>
+            <w:bottom w:w="0" w:type="dxa"/>
+            <w:right w:w="108" w:type="dxa"/>
+          </w:tblCellMar>
+        </w:tblPrEx>
+        <w:tc>
+          <w:tcPr>
+            <w:tcW w:w="1628" w:type="dxa"/>
+            <w:shd w:val="clear" w:color="auto" w:fill="auto"/>
+            <w:tcMar>
+              <w:left w:w="108" w:type="dxa"/>
+            </w:tcMar>
+            <w:vAlign w:val="center"/>
+          </w:tcPr>
+          <w:p>
+            <w:pPr>
+              <w:spacing w:after="0" w:line="360" w:lineRule="auto"/>
+              <w:jc w:val="center"/>
+              <w:rPr>
+                <w:rFonts w:ascii="Times New Roman" w:hAnsi="Times New Roman" w:cs="Times New Roman"/>
+                <w:sz w:val="24"/>
+                <w:szCs w:val="24"/>
+              </w:rPr>
+            </w:pPr>
+            <w:r>
+              <w:rPr>
+                <w:rFonts w:hint="default" w:ascii="Times New Roman" w:hAnsi="Times New Roman" w:cs="Times New Roman"/>
+                <w:sz w:val="24"/>
+                <w:szCs w:val="24"/>
+                <w:lang w:val="en-US"/>
+              </w:rPr>
+              <w:t>3.2.2.1</w:t>
+            </w:r>
+          </w:p>
+        </w:tc>
+        <w:tc>
+          <w:tcPr>
+            <w:tcW w:w="5951" w:type="dxa"/>
+            <w:shd w:val="clear" w:color="auto" w:fill="auto"/>
+            <w:tcMar>
+              <w:left w:w="108" w:type="dxa"/>
+            </w:tcMar>
+            <w:vAlign w:val="center"/>
+          </w:tcPr>
+          <w:p>
+            <w:pPr>
+              <w:spacing w:after="0" w:line="360" w:lineRule="auto"/>
+              <w:rPr>
+                <w:rFonts w:ascii="Times New Roman" w:hAnsi="Times New Roman" w:cs="Times New Roman"/>
+                <w:sz w:val="24"/>
+                <w:szCs w:val="24"/>
+              </w:rPr>
+            </w:pPr>
+            <w:r>
+              <w:rPr>
+                <w:rFonts w:hint="default" w:ascii="Times New Roman" w:hAnsi="Times New Roman" w:cs="Times New Roman"/>
+                <w:sz w:val="24"/>
+                <w:szCs w:val="24"/>
+                <w:lang w:val="en-US"/>
+              </w:rPr>
+              <w:t>E-R diagram of expense management system</w:t>
+            </w:r>
+          </w:p>
+        </w:tc>
+        <w:tc>
+          <w:tcPr>
+            <w:tcW w:w="1447" w:type="dxa"/>
+            <w:shd w:val="clear" w:color="auto" w:fill="auto"/>
+            <w:tcMar>
+              <w:left w:w="108" w:type="dxa"/>
+            </w:tcMar>
+            <w:vAlign w:val="center"/>
+          </w:tcPr>
+          <w:p>
+            <w:pPr>
+              <w:spacing w:after="0" w:line="360" w:lineRule="auto"/>
+              <w:jc w:val="center"/>
+              <w:rPr>
+                <w:rFonts w:hint="default" w:ascii="Times New Roman" w:hAnsi="Times New Roman" w:cs="Times New Roman"/>
+                <w:sz w:val="24"/>
+                <w:szCs w:val="24"/>
+                <w:lang w:val="en-US"/>
+              </w:rPr>
+            </w:pPr>
+            <w:r>
+              <w:rPr>
+                <w:rFonts w:hint="default" w:ascii="Times New Roman" w:hAnsi="Times New Roman" w:cs="Times New Roman"/>
+                <w:sz w:val="24"/>
+                <w:szCs w:val="24"/>
+                <w:lang w:val="en-US"/>
+              </w:rPr>
+              <w:t>17</w:t>
+            </w:r>
+          </w:p>
+        </w:tc>
+      </w:tr>
+      <w:tr>
+        <w:tblPrEx>
+          <w:tblCellMar>
+            <w:top w:w="0" w:type="dxa"/>
+            <w:left w:w="108" w:type="dxa"/>
+            <w:bottom w:w="0" w:type="dxa"/>
+            <w:right w:w="108" w:type="dxa"/>
+          </w:tblCellMar>
+        </w:tblPrEx>
+        <w:tc>
+          <w:tcPr>
+            <w:tcW w:w="1628" w:type="dxa"/>
+            <w:shd w:val="clear" w:color="auto" w:fill="auto"/>
+            <w:tcMar>
+              <w:left w:w="108" w:type="dxa"/>
+            </w:tcMar>
+            <w:vAlign w:val="center"/>
+          </w:tcPr>
+          <w:p>
+            <w:pPr>
+              <w:spacing w:after="0" w:line="360" w:lineRule="auto"/>
+              <w:jc w:val="center"/>
+              <w:rPr>
+                <w:rFonts w:ascii="Times New Roman" w:hAnsi="Times New Roman" w:cs="Times New Roman"/>
+                <w:sz w:val="24"/>
+                <w:szCs w:val="24"/>
+              </w:rPr>
+            </w:pPr>
+            <w:r>
+              <w:rPr>
+                <w:rFonts w:ascii="Times New Roman" w:hAnsi="Times New Roman" w:cs="Times New Roman"/>
+                <w:sz w:val="24"/>
+                <w:szCs w:val="24"/>
+              </w:rPr>
+              <w:t>4.1</w:t>
+            </w:r>
+            <w:r>
+              <w:rPr>
+                <w:rFonts w:hint="default" w:ascii="Times New Roman" w:hAnsi="Times New Roman" w:cs="Times New Roman"/>
+                <w:sz w:val="24"/>
+                <w:szCs w:val="24"/>
+                <w:lang w:val="en-US"/>
+              </w:rPr>
+              <w:t>.</w:t>
+            </w:r>
+            <w:r>
+              <w:rPr>
+                <w:rFonts w:ascii="Times New Roman" w:hAnsi="Times New Roman" w:cs="Times New Roman"/>
+                <w:sz w:val="24"/>
+                <w:szCs w:val="24"/>
+              </w:rPr>
+              <w:t>1</w:t>
+            </w:r>
+          </w:p>
+        </w:tc>
+        <w:tc>
+          <w:tcPr>
+            <w:tcW w:w="5951" w:type="dxa"/>
+            <w:shd w:val="clear" w:color="auto" w:fill="auto"/>
+            <w:tcMar>
+              <w:left w:w="108" w:type="dxa"/>
+            </w:tcMar>
+            <w:vAlign w:val="center"/>
+          </w:tcPr>
+          <w:p>
+            <w:pPr>
+              <w:spacing w:after="0" w:line="360" w:lineRule="auto"/>
+              <w:rPr>
+                <w:rFonts w:ascii="Times New Roman" w:hAnsi="Times New Roman" w:cs="Times New Roman"/>
+                <w:sz w:val="24"/>
+                <w:szCs w:val="24"/>
+              </w:rPr>
+            </w:pPr>
+            <w:r>
+              <w:rPr>
+                <w:rFonts w:ascii="Times New Roman" w:hAnsi="Times New Roman" w:cs="Times New Roman"/>
+                <w:sz w:val="24"/>
+                <w:szCs w:val="24"/>
+              </w:rPr>
+              <w:t xml:space="preserve">Screen-1: </w:t>
+            </w:r>
+            <w:r>
+              <w:rPr>
+                <w:rFonts w:ascii="Times New Roman" w:hAnsi="Times New Roman" w:cs="Times New Roman"/>
+                <w:sz w:val="24"/>
+                <w:szCs w:val="24"/>
+                <w:lang w:val="en-US"/>
+              </w:rPr>
+              <w:t>Dashboard</w:t>
+            </w:r>
+          </w:p>
+        </w:tc>
+        <w:tc>
+          <w:tcPr>
+            <w:tcW w:w="1447" w:type="dxa"/>
+            <w:shd w:val="clear" w:color="auto" w:fill="auto"/>
+            <w:tcMar>
+              <w:left w:w="108" w:type="dxa"/>
+            </w:tcMar>
+            <w:vAlign w:val="center"/>
+          </w:tcPr>
+          <w:p>
+            <w:pPr>
+              <w:spacing w:after="0" w:line="360" w:lineRule="auto"/>
+              <w:jc w:val="center"/>
+              <w:rPr>
+                <w:rFonts w:hint="default" w:ascii="Times New Roman" w:hAnsi="Times New Roman" w:cs="Times New Roman"/>
+                <w:sz w:val="24"/>
+                <w:szCs w:val="24"/>
+                <w:lang w:val="en-US"/>
+              </w:rPr>
+            </w:pPr>
+            <w:r>
+              <w:rPr>
+                <w:rFonts w:hint="default" w:ascii="Times New Roman" w:hAnsi="Times New Roman" w:cs="Times New Roman"/>
+                <w:sz w:val="24"/>
+                <w:szCs w:val="24"/>
+                <w:lang w:val="en-US"/>
+              </w:rPr>
+              <w:t>18</w:t>
+            </w:r>
+          </w:p>
+        </w:tc>
+      </w:tr>
+      <w:tr>
+        <w:tblPrEx>
+          <w:tblCellMar>
+            <w:top w:w="0" w:type="dxa"/>
+            <w:left w:w="108" w:type="dxa"/>
+            <w:bottom w:w="0" w:type="dxa"/>
+            <w:right w:w="108" w:type="dxa"/>
+          </w:tblCellMar>
+        </w:tblPrEx>
+        <w:tc>
+          <w:tcPr>
+            <w:tcW w:w="1628" w:type="dxa"/>
+            <w:shd w:val="clear" w:color="auto" w:fill="auto"/>
+            <w:tcMar>
+              <w:left w:w="108" w:type="dxa"/>
+            </w:tcMar>
+            <w:vAlign w:val="center"/>
+          </w:tcPr>
+          <w:p>
+            <w:pPr>
+              <w:spacing w:after="0" w:line="360" w:lineRule="auto"/>
+              <w:jc w:val="center"/>
+              <w:rPr>
+                <w:rFonts w:ascii="Times New Roman" w:hAnsi="Times New Roman" w:cs="Times New Roman"/>
+                <w:sz w:val="24"/>
+                <w:szCs w:val="24"/>
+              </w:rPr>
+            </w:pPr>
+            <w:r>
+              <w:rPr>
+                <w:rFonts w:ascii="Times New Roman" w:hAnsi="Times New Roman" w:cs="Times New Roman"/>
+                <w:sz w:val="24"/>
+                <w:szCs w:val="24"/>
+              </w:rPr>
+              <w:t>4.1.2</w:t>
+            </w:r>
+          </w:p>
+        </w:tc>
+        <w:tc>
+          <w:tcPr>
+            <w:tcW w:w="5951" w:type="dxa"/>
+            <w:shd w:val="clear" w:color="auto" w:fill="auto"/>
+            <w:tcMar>
+              <w:left w:w="108" w:type="dxa"/>
+            </w:tcMar>
+            <w:vAlign w:val="center"/>
+          </w:tcPr>
+          <w:p>
+            <w:pPr>
+              <w:spacing w:after="0" w:line="360" w:lineRule="auto"/>
+              <w:rPr>
+                <w:rFonts w:ascii="Times New Roman" w:hAnsi="Times New Roman" w:cs="Times New Roman"/>
+                <w:sz w:val="24"/>
+                <w:szCs w:val="24"/>
+              </w:rPr>
+            </w:pPr>
+            <w:r>
+              <w:rPr>
+                <w:rFonts w:ascii="Times New Roman" w:hAnsi="Times New Roman" w:cs="Times New Roman"/>
+                <w:sz w:val="24"/>
+                <w:szCs w:val="24"/>
+              </w:rPr>
+              <w:t>Screen-2:  personal expenses</w:t>
+            </w:r>
+            <w:r>
+              <w:rPr>
+                <w:rFonts w:ascii="Times New Roman" w:hAnsi="Times New Roman" w:cs="Times New Roman"/>
+                <w:sz w:val="24"/>
+                <w:szCs w:val="24"/>
+                <w:lang w:val="en-US"/>
+              </w:rPr>
+              <w:t xml:space="preserve"> screen</w:t>
+            </w:r>
+          </w:p>
+        </w:tc>
+        <w:tc>
+          <w:tcPr>
+            <w:tcW w:w="1447" w:type="dxa"/>
+            <w:shd w:val="clear" w:color="auto" w:fill="auto"/>
+            <w:tcMar>
+              <w:left w:w="108" w:type="dxa"/>
+            </w:tcMar>
+            <w:vAlign w:val="center"/>
+          </w:tcPr>
+          <w:p>
+            <w:pPr>
+              <w:spacing w:after="0" w:line="360" w:lineRule="auto"/>
+              <w:jc w:val="center"/>
+              <w:rPr>
+                <w:rFonts w:hint="default" w:ascii="Times New Roman" w:hAnsi="Times New Roman" w:cs="Times New Roman"/>
+                <w:sz w:val="24"/>
+                <w:szCs w:val="24"/>
+                <w:lang w:val="en-US"/>
+              </w:rPr>
+            </w:pPr>
+            <w:r>
+              <w:rPr>
+                <w:rFonts w:hint="default" w:ascii="Times New Roman" w:hAnsi="Times New Roman" w:cs="Times New Roman"/>
+                <w:sz w:val="24"/>
+                <w:szCs w:val="24"/>
+                <w:lang w:val="en-US"/>
+              </w:rPr>
+              <w:t>19</w:t>
+            </w:r>
+          </w:p>
+        </w:tc>
+      </w:tr>
+      <w:tr>
+        <w:tblPrEx>
+          <w:tblCellMar>
+            <w:top w:w="0" w:type="dxa"/>
+            <w:left w:w="108" w:type="dxa"/>
+            <w:bottom w:w="0" w:type="dxa"/>
+            <w:right w:w="108" w:type="dxa"/>
+          </w:tblCellMar>
+        </w:tblPrEx>
+        <w:tc>
+          <w:tcPr>
+            <w:tcW w:w="1628" w:type="dxa"/>
+            <w:shd w:val="clear" w:color="auto" w:fill="auto"/>
+            <w:tcMar>
+              <w:left w:w="108" w:type="dxa"/>
+            </w:tcMar>
+            <w:vAlign w:val="center"/>
+          </w:tcPr>
+          <w:p>
+            <w:pPr>
+              <w:spacing w:after="0" w:line="360" w:lineRule="auto"/>
+              <w:jc w:val="center"/>
+              <w:rPr>
+                <w:rFonts w:ascii="Times New Roman" w:hAnsi="Times New Roman" w:cs="Times New Roman"/>
+                <w:sz w:val="24"/>
+                <w:szCs w:val="24"/>
+              </w:rPr>
+            </w:pPr>
+            <w:r>
+              <w:rPr>
+                <w:rFonts w:ascii="Times New Roman" w:hAnsi="Times New Roman" w:cs="Times New Roman"/>
+                <w:sz w:val="24"/>
+                <w:szCs w:val="24"/>
+              </w:rPr>
+              <w:t>4.1.</w:t>
+            </w:r>
+            <w:r>
+              <w:rPr>
+                <w:rFonts w:ascii="Times New Roman" w:hAnsi="Times New Roman" w:cs="Times New Roman"/>
+                <w:sz w:val="24"/>
+                <w:szCs w:val="24"/>
+                <w:lang w:val="en-US"/>
+              </w:rPr>
+              <w:t>3</w:t>
+            </w:r>
+          </w:p>
+        </w:tc>
+        <w:tc>
+          <w:tcPr>
+            <w:tcW w:w="5951" w:type="dxa"/>
+            <w:shd w:val="clear" w:color="auto" w:fill="auto"/>
+            <w:tcMar>
+              <w:left w:w="108" w:type="dxa"/>
+            </w:tcMar>
+            <w:vAlign w:val="center"/>
+          </w:tcPr>
+          <w:p>
+            <w:pPr>
+              <w:spacing w:after="0" w:line="360" w:lineRule="auto"/>
+              <w:rPr>
+                <w:rFonts w:ascii="Times New Roman" w:hAnsi="Times New Roman" w:cs="Times New Roman"/>
+                <w:sz w:val="24"/>
+                <w:szCs w:val="24"/>
+              </w:rPr>
+            </w:pPr>
+            <w:r>
+              <w:rPr>
+                <w:rFonts w:ascii="Times New Roman" w:hAnsi="Times New Roman" w:cs="Times New Roman"/>
+                <w:sz w:val="24"/>
+                <w:szCs w:val="24"/>
+              </w:rPr>
+              <w:t>Screen-</w:t>
+            </w:r>
+            <w:r>
+              <w:rPr>
+                <w:rFonts w:ascii="Times New Roman" w:hAnsi="Times New Roman" w:cs="Times New Roman"/>
+                <w:sz w:val="24"/>
+                <w:szCs w:val="24"/>
+                <w:lang w:val="en-US"/>
+              </w:rPr>
+              <w:t>3</w:t>
+            </w:r>
+            <w:r>
+              <w:rPr>
+                <w:rFonts w:ascii="Times New Roman" w:hAnsi="Times New Roman" w:cs="Times New Roman"/>
+                <w:sz w:val="24"/>
+                <w:szCs w:val="24"/>
+              </w:rPr>
+              <w:t>:  add personal expenses</w:t>
+            </w:r>
+            <w:r>
+              <w:rPr>
+                <w:rFonts w:ascii="Times New Roman" w:hAnsi="Times New Roman" w:cs="Times New Roman"/>
+                <w:sz w:val="24"/>
+                <w:szCs w:val="24"/>
+                <w:lang w:val="en-US"/>
+              </w:rPr>
+              <w:t xml:space="preserve"> </w:t>
+            </w:r>
+            <w:r>
+              <w:rPr>
+                <w:rFonts w:ascii="Times New Roman" w:hAnsi="Times New Roman" w:cs="Times New Roman"/>
+                <w:sz w:val="24"/>
+                <w:szCs w:val="24"/>
+              </w:rPr>
+              <w:t>form</w:t>
+            </w:r>
+          </w:p>
+        </w:tc>
+        <w:tc>
+          <w:tcPr>
+            <w:tcW w:w="1447" w:type="dxa"/>
+            <w:shd w:val="clear" w:color="auto" w:fill="auto"/>
+            <w:tcMar>
+              <w:left w:w="108" w:type="dxa"/>
+            </w:tcMar>
+            <w:vAlign w:val="center"/>
+          </w:tcPr>
+          <w:p>
+            <w:pPr>
+              <w:spacing w:after="0" w:line="360" w:lineRule="auto"/>
+              <w:jc w:val="center"/>
+              <w:rPr>
+                <w:rFonts w:hint="default" w:ascii="Times New Roman" w:hAnsi="Times New Roman" w:cs="Times New Roman"/>
+                <w:sz w:val="24"/>
+                <w:szCs w:val="24"/>
+                <w:lang w:val="en-US"/>
+              </w:rPr>
+            </w:pPr>
+            <w:r>
+              <w:rPr>
+                <w:rFonts w:hint="default" w:ascii="Times New Roman" w:hAnsi="Times New Roman" w:cs="Times New Roman"/>
+                <w:sz w:val="24"/>
+                <w:szCs w:val="24"/>
+                <w:lang w:val="en-US"/>
+              </w:rPr>
+              <w:t>20</w:t>
+            </w:r>
+          </w:p>
+        </w:tc>
+      </w:tr>
+      <w:tr>
+        <w:tblPrEx>
+          <w:tblCellMar>
+            <w:top w:w="0" w:type="dxa"/>
+            <w:left w:w="108" w:type="dxa"/>
+            <w:bottom w:w="0" w:type="dxa"/>
+            <w:right w:w="108" w:type="dxa"/>
+          </w:tblCellMar>
+        </w:tblPrEx>
+        <w:tc>
+          <w:tcPr>
+            <w:tcW w:w="1628" w:type="dxa"/>
+            <w:shd w:val="clear" w:color="auto" w:fill="auto"/>
+            <w:tcMar>
+              <w:left w:w="108" w:type="dxa"/>
+            </w:tcMar>
+            <w:vAlign w:val="center"/>
+          </w:tcPr>
+          <w:p>
+            <w:pPr>
+              <w:spacing w:after="0" w:line="360" w:lineRule="auto"/>
+              <w:jc w:val="center"/>
+              <w:rPr>
+                <w:rFonts w:ascii="Times New Roman" w:hAnsi="Times New Roman" w:cs="Times New Roman"/>
+                <w:sz w:val="24"/>
+                <w:szCs w:val="24"/>
+              </w:rPr>
+            </w:pPr>
+            <w:r>
+              <w:rPr>
+                <w:rFonts w:ascii="Times New Roman" w:hAnsi="Times New Roman" w:cs="Times New Roman"/>
+                <w:sz w:val="24"/>
+                <w:szCs w:val="24"/>
+              </w:rPr>
+              <w:t>4.1.</w:t>
+            </w:r>
+            <w:r>
+              <w:rPr>
+                <w:rFonts w:hint="default" w:ascii="Times New Roman" w:hAnsi="Times New Roman" w:cs="Times New Roman"/>
+                <w:sz w:val="24"/>
+                <w:szCs w:val="24"/>
+                <w:lang w:val="en-US"/>
+              </w:rPr>
+              <w:t>4</w:t>
+            </w:r>
+          </w:p>
+        </w:tc>
+        <w:tc>
+          <w:tcPr>
+            <w:tcW w:w="5951" w:type="dxa"/>
+            <w:shd w:val="clear" w:color="auto" w:fill="auto"/>
+            <w:tcMar>
+              <w:left w:w="108" w:type="dxa"/>
+            </w:tcMar>
+            <w:vAlign w:val="center"/>
+          </w:tcPr>
+          <w:p>
+            <w:pPr>
+              <w:spacing w:after="0" w:line="360" w:lineRule="auto"/>
+              <w:rPr>
+                <w:rFonts w:ascii="Times New Roman" w:hAnsi="Times New Roman" w:cs="Times New Roman"/>
+                <w:sz w:val="24"/>
+                <w:szCs w:val="24"/>
+              </w:rPr>
+            </w:pPr>
+            <w:r>
+              <w:rPr>
+                <w:rFonts w:ascii="Times New Roman" w:hAnsi="Times New Roman" w:cs="Times New Roman"/>
+                <w:sz w:val="24"/>
+                <w:szCs w:val="24"/>
+              </w:rPr>
+              <w:t>Screen-</w:t>
+            </w:r>
+            <w:r>
+              <w:rPr>
+                <w:rFonts w:hint="default" w:ascii="Times New Roman" w:hAnsi="Times New Roman" w:cs="Times New Roman"/>
+                <w:sz w:val="24"/>
+                <w:szCs w:val="24"/>
+                <w:lang w:val="en-US"/>
+              </w:rPr>
+              <w:t>4</w:t>
+            </w:r>
+            <w:r>
+              <w:rPr>
+                <w:rFonts w:ascii="Times New Roman" w:hAnsi="Times New Roman" w:cs="Times New Roman"/>
+                <w:sz w:val="24"/>
+                <w:szCs w:val="24"/>
+              </w:rPr>
+              <w:t xml:space="preserve">:  </w:t>
+            </w:r>
+            <w:r>
+              <w:rPr>
+                <w:rFonts w:hint="default" w:ascii="Times New Roman" w:hAnsi="Times New Roman" w:cs="Times New Roman"/>
+                <w:sz w:val="24"/>
+                <w:szCs w:val="24"/>
+                <w:lang w:val="en-US"/>
+              </w:rPr>
+              <w:t>dual expense screen</w:t>
+            </w:r>
+          </w:p>
+        </w:tc>
+        <w:tc>
+          <w:tcPr>
+            <w:tcW w:w="1447" w:type="dxa"/>
+            <w:shd w:val="clear" w:color="auto" w:fill="auto"/>
+            <w:tcMar>
+              <w:left w:w="108" w:type="dxa"/>
+            </w:tcMar>
+            <w:vAlign w:val="center"/>
+          </w:tcPr>
+          <w:p>
+            <w:pPr>
+              <w:spacing w:after="0" w:line="360" w:lineRule="auto"/>
+              <w:jc w:val="center"/>
+              <w:rPr>
+                <w:rFonts w:hint="default" w:ascii="Times New Roman" w:hAnsi="Times New Roman" w:cs="Times New Roman"/>
+                <w:sz w:val="24"/>
+                <w:szCs w:val="24"/>
+                <w:lang w:val="en-US"/>
+              </w:rPr>
+            </w:pPr>
+            <w:r>
+              <w:rPr>
+                <w:rFonts w:hint="default" w:ascii="Times New Roman" w:hAnsi="Times New Roman" w:cs="Times New Roman"/>
+                <w:sz w:val="24"/>
+                <w:szCs w:val="24"/>
+                <w:lang w:val="en-US"/>
+              </w:rPr>
+              <w:t>21</w:t>
+            </w:r>
+          </w:p>
+        </w:tc>
+      </w:tr>
+      <w:tr>
+        <w:tblPrEx>
+          <w:tblCellMar>
+            <w:top w:w="0" w:type="dxa"/>
+            <w:left w:w="108" w:type="dxa"/>
+            <w:bottom w:w="0" w:type="dxa"/>
+            <w:right w:w="108" w:type="dxa"/>
+          </w:tblCellMar>
+        </w:tblPrEx>
+        <w:tc>
+          <w:tcPr>
+            <w:tcW w:w="1628" w:type="dxa"/>
+            <w:shd w:val="clear" w:color="auto" w:fill="auto"/>
+            <w:tcMar>
+              <w:left w:w="108" w:type="dxa"/>
+            </w:tcMar>
+            <w:vAlign w:val="center"/>
+          </w:tcPr>
+          <w:p>
+            <w:pPr>
+              <w:spacing w:after="0" w:line="360" w:lineRule="auto"/>
+              <w:jc w:val="center"/>
+              <w:rPr>
+                <w:rFonts w:hint="default" w:ascii="Times New Roman" w:hAnsi="Times New Roman" w:cs="Times New Roman"/>
+                <w:sz w:val="24"/>
+                <w:szCs w:val="24"/>
+                <w:lang w:val="en-US"/>
+              </w:rPr>
+            </w:pPr>
+            <w:r>
+              <w:rPr>
+                <w:rFonts w:ascii="Times New Roman" w:hAnsi="Times New Roman" w:cs="Times New Roman"/>
+                <w:sz w:val="24"/>
+                <w:szCs w:val="24"/>
+              </w:rPr>
+              <w:t>4.1.</w:t>
+            </w:r>
+            <w:r>
+              <w:rPr>
+                <w:rFonts w:hint="default" w:ascii="Times New Roman" w:hAnsi="Times New Roman" w:cs="Times New Roman"/>
+                <w:sz w:val="24"/>
+                <w:szCs w:val="24"/>
+                <w:lang w:val="en-US"/>
+              </w:rPr>
+              <w:t>5</w:t>
+            </w:r>
+          </w:p>
+        </w:tc>
+        <w:tc>
+          <w:tcPr>
+            <w:tcW w:w="5951" w:type="dxa"/>
+            <w:shd w:val="clear" w:color="auto" w:fill="auto"/>
+            <w:tcMar>
+              <w:left w:w="108" w:type="dxa"/>
+            </w:tcMar>
+            <w:vAlign w:val="center"/>
+          </w:tcPr>
+          <w:p>
+            <w:pPr>
+              <w:spacing w:after="0" w:line="360" w:lineRule="auto"/>
+              <w:rPr>
+                <w:rFonts w:hint="default" w:ascii="Times New Roman" w:hAnsi="Times New Roman" w:cs="Times New Roman"/>
+                <w:sz w:val="24"/>
+                <w:szCs w:val="24"/>
+                <w:lang w:val="en-US"/>
+              </w:rPr>
+            </w:pPr>
+            <w:r>
+              <w:rPr>
+                <w:rFonts w:hint="default" w:ascii="Times New Roman" w:hAnsi="Times New Roman" w:cs="Times New Roman"/>
+                <w:sz w:val="24"/>
+                <w:szCs w:val="24"/>
+                <w:lang w:val="en-US"/>
+              </w:rPr>
+              <w:t>S</w:t>
+            </w:r>
+            <w:r>
+              <w:rPr>
+                <w:rFonts w:hint="default" w:ascii="Times New Roman" w:hAnsi="Times New Roman" w:cs="Times New Roman"/>
+                <w:sz w:val="24"/>
+                <w:szCs w:val="24"/>
+                <w:lang w:val="en-US" w:eastAsia="zh-CN"/>
+              </w:rPr>
+              <w:t>creen-5:  Dual Expense Participant Details</w:t>
+            </w:r>
+          </w:p>
+        </w:tc>
+        <w:tc>
+          <w:tcPr>
+            <w:tcW w:w="1447" w:type="dxa"/>
+            <w:shd w:val="clear" w:color="auto" w:fill="auto"/>
+            <w:tcMar>
+              <w:left w:w="108" w:type="dxa"/>
+            </w:tcMar>
+            <w:vAlign w:val="center"/>
+          </w:tcPr>
+          <w:p>
+            <w:pPr>
+              <w:spacing w:after="0" w:line="360" w:lineRule="auto"/>
+              <w:jc w:val="center"/>
+              <w:rPr>
+                <w:rFonts w:hint="default" w:ascii="Times New Roman" w:hAnsi="Times New Roman" w:cs="Times New Roman"/>
+                <w:sz w:val="24"/>
+                <w:szCs w:val="24"/>
+                <w:lang w:val="en-US"/>
+              </w:rPr>
+            </w:pPr>
+            <w:r>
+              <w:rPr>
+                <w:rFonts w:hint="default" w:ascii="Times New Roman" w:hAnsi="Times New Roman" w:cs="Times New Roman"/>
+                <w:sz w:val="24"/>
+                <w:szCs w:val="24"/>
+                <w:lang w:val="en-US"/>
+              </w:rPr>
+              <w:t>22</w:t>
+            </w:r>
+          </w:p>
+        </w:tc>
+      </w:tr>
+      <w:tr>
+        <w:tblPrEx>
+          <w:tblCellMar>
+            <w:top w:w="0" w:type="dxa"/>
+            <w:left w:w="108" w:type="dxa"/>
+            <w:bottom w:w="0" w:type="dxa"/>
+            <w:right w:w="108" w:type="dxa"/>
+          </w:tblCellMar>
+        </w:tblPrEx>
+        <w:tc>
+          <w:tcPr>
+            <w:tcW w:w="1628" w:type="dxa"/>
+            <w:shd w:val="clear" w:color="auto" w:fill="auto"/>
+            <w:tcMar>
+              <w:left w:w="108" w:type="dxa"/>
+            </w:tcMar>
+            <w:vAlign w:val="center"/>
+          </w:tcPr>
+          <w:p>
+            <w:pPr>
+              <w:spacing w:after="0" w:line="360" w:lineRule="auto"/>
+              <w:jc w:val="center"/>
+              <w:rPr>
+                <w:rFonts w:hint="default" w:ascii="Times New Roman" w:hAnsi="Times New Roman" w:cs="Times New Roman"/>
+                <w:sz w:val="24"/>
+                <w:szCs w:val="24"/>
+                <w:lang w:val="en-US"/>
+              </w:rPr>
+            </w:pPr>
+            <w:r>
+              <w:rPr>
+                <w:rFonts w:ascii="Times New Roman" w:hAnsi="Times New Roman" w:cs="Times New Roman"/>
+                <w:sz w:val="24"/>
+                <w:szCs w:val="24"/>
+              </w:rPr>
+              <w:t>4.1.</w:t>
+            </w:r>
+            <w:r>
+              <w:rPr>
+                <w:rFonts w:hint="default" w:ascii="Times New Roman" w:hAnsi="Times New Roman" w:cs="Times New Roman"/>
+                <w:sz w:val="24"/>
+                <w:szCs w:val="24"/>
+                <w:lang w:val="en-US"/>
+              </w:rPr>
+              <w:t>6</w:t>
+            </w:r>
+          </w:p>
+        </w:tc>
+        <w:tc>
+          <w:tcPr>
+            <w:tcW w:w="5951" w:type="dxa"/>
+            <w:shd w:val="clear" w:color="auto" w:fill="auto"/>
+            <w:tcMar>
+              <w:left w:w="108" w:type="dxa"/>
+            </w:tcMar>
+            <w:vAlign w:val="center"/>
+          </w:tcPr>
+          <w:p>
+            <w:pPr>
+              <w:spacing w:after="0" w:line="360" w:lineRule="auto"/>
+              <w:rPr>
+                <w:rFonts w:ascii="Times New Roman" w:hAnsi="Times New Roman" w:cs="Times New Roman"/>
+                <w:sz w:val="24"/>
+                <w:szCs w:val="24"/>
+              </w:rPr>
+            </w:pPr>
+            <w:r>
+              <w:rPr>
+                <w:rFonts w:hint="default" w:ascii="Times New Roman" w:hAnsi="Times New Roman" w:cs="Times New Roman"/>
+                <w:sz w:val="24"/>
+                <w:szCs w:val="24"/>
+                <w:lang w:val="en-US" w:eastAsia="zh-CN"/>
+              </w:rPr>
+              <w:t>Screen-6:  Group Expense</w:t>
+            </w:r>
+          </w:p>
+        </w:tc>
+        <w:tc>
+          <w:tcPr>
+            <w:tcW w:w="1447" w:type="dxa"/>
+            <w:shd w:val="clear" w:color="auto" w:fill="auto"/>
+            <w:tcMar>
+              <w:left w:w="108" w:type="dxa"/>
+            </w:tcMar>
+            <w:vAlign w:val="center"/>
+          </w:tcPr>
+          <w:p>
+            <w:pPr>
+              <w:spacing w:after="0" w:line="360" w:lineRule="auto"/>
+              <w:jc w:val="center"/>
+              <w:rPr>
+                <w:rFonts w:hint="default" w:ascii="Times New Roman" w:hAnsi="Times New Roman" w:cs="Times New Roman"/>
+                <w:sz w:val="24"/>
+                <w:szCs w:val="24"/>
+                <w:lang w:val="en-US"/>
+              </w:rPr>
+            </w:pPr>
+            <w:r>
+              <w:rPr>
+                <w:rFonts w:hint="default" w:ascii="Times New Roman" w:hAnsi="Times New Roman" w:cs="Times New Roman"/>
+                <w:sz w:val="24"/>
+                <w:szCs w:val="24"/>
+                <w:lang w:val="en-US"/>
+              </w:rPr>
+              <w:t>23</w:t>
+            </w:r>
+          </w:p>
+        </w:tc>
+      </w:tr>
+      <w:tr>
+        <w:tblPrEx>
+          <w:tblCellMar>
+            <w:top w:w="0" w:type="dxa"/>
+            <w:left w:w="108" w:type="dxa"/>
+            <w:bottom w:w="0" w:type="dxa"/>
+            <w:right w:w="108" w:type="dxa"/>
+          </w:tblCellMar>
+        </w:tblPrEx>
+        <w:tc>
+          <w:tcPr>
+            <w:tcW w:w="1628" w:type="dxa"/>
+            <w:shd w:val="clear" w:color="auto" w:fill="auto"/>
+            <w:tcMar>
+              <w:left w:w="108" w:type="dxa"/>
+            </w:tcMar>
+            <w:vAlign w:val="center"/>
+          </w:tcPr>
+          <w:p>
+            <w:pPr>
+              <w:spacing w:after="0" w:line="360" w:lineRule="auto"/>
+              <w:jc w:val="center"/>
+              <w:rPr>
+                <w:rFonts w:hint="default" w:ascii="Times New Roman" w:hAnsi="Times New Roman" w:cs="Times New Roman"/>
+                <w:sz w:val="24"/>
+                <w:szCs w:val="24"/>
+                <w:lang w:val="en-US"/>
+              </w:rPr>
+            </w:pPr>
+            <w:r>
+              <w:rPr>
+                <w:rFonts w:ascii="Times New Roman" w:hAnsi="Times New Roman" w:cs="Times New Roman"/>
+                <w:sz w:val="24"/>
+                <w:szCs w:val="24"/>
+              </w:rPr>
+              <w:t>4.1.</w:t>
+            </w:r>
+            <w:r>
+              <w:rPr>
+                <w:rFonts w:hint="default" w:ascii="Times New Roman" w:hAnsi="Times New Roman" w:cs="Times New Roman"/>
+                <w:sz w:val="24"/>
+                <w:szCs w:val="24"/>
+                <w:lang w:val="en-US"/>
+              </w:rPr>
+              <w:t>7</w:t>
+            </w:r>
+          </w:p>
+        </w:tc>
+        <w:tc>
+          <w:tcPr>
+            <w:tcW w:w="5951" w:type="dxa"/>
+            <w:shd w:val="clear" w:color="auto" w:fill="auto"/>
+            <w:tcMar>
+              <w:left w:w="108" w:type="dxa"/>
+            </w:tcMar>
+            <w:vAlign w:val="center"/>
+          </w:tcPr>
+          <w:p>
+            <w:pPr>
+              <w:spacing w:after="0" w:line="360" w:lineRule="auto"/>
+              <w:rPr>
+                <w:rFonts w:ascii="Times New Roman" w:hAnsi="Times New Roman" w:cs="Times New Roman"/>
+                <w:sz w:val="24"/>
+                <w:szCs w:val="24"/>
+              </w:rPr>
+            </w:pPr>
+            <w:r>
+              <w:rPr>
+                <w:rFonts w:hint="default" w:ascii="Times New Roman" w:hAnsi="Times New Roman" w:cs="Times New Roman"/>
+                <w:sz w:val="24"/>
+                <w:szCs w:val="24"/>
+                <w:lang w:val="en-US" w:eastAsia="zh-CN"/>
+              </w:rPr>
+              <w:t>Screen-7:  expense screen</w:t>
+            </w:r>
+          </w:p>
+        </w:tc>
+        <w:tc>
+          <w:tcPr>
+            <w:tcW w:w="1447" w:type="dxa"/>
+            <w:shd w:val="clear" w:color="auto" w:fill="auto"/>
+            <w:tcMar>
+              <w:left w:w="108" w:type="dxa"/>
+            </w:tcMar>
+            <w:vAlign w:val="center"/>
+          </w:tcPr>
+          <w:p>
+            <w:pPr>
+              <w:spacing w:after="0" w:line="360" w:lineRule="auto"/>
+              <w:jc w:val="center"/>
+              <w:rPr>
+                <w:rFonts w:hint="default" w:ascii="Times New Roman" w:hAnsi="Times New Roman" w:cs="Times New Roman"/>
+                <w:sz w:val="24"/>
+                <w:szCs w:val="24"/>
+                <w:lang w:val="en-US"/>
+              </w:rPr>
+            </w:pPr>
+            <w:r>
+              <w:rPr>
+                <w:rFonts w:hint="default" w:ascii="Times New Roman" w:hAnsi="Times New Roman" w:cs="Times New Roman"/>
+                <w:sz w:val="24"/>
+                <w:szCs w:val="24"/>
+                <w:lang w:val="en-US"/>
+              </w:rPr>
+              <w:t>24</w:t>
+            </w:r>
+          </w:p>
+        </w:tc>
+      </w:tr>
+      <w:tr>
+        <w:tblPrEx>
+          <w:tblCellMar>
+            <w:top w:w="0" w:type="dxa"/>
+            <w:left w:w="108" w:type="dxa"/>
+            <w:bottom w:w="0" w:type="dxa"/>
+            <w:right w:w="108" w:type="dxa"/>
+          </w:tblCellMar>
+        </w:tblPrEx>
+        <w:tc>
+          <w:tcPr>
+            <w:tcW w:w="1628" w:type="dxa"/>
+            <w:shd w:val="clear" w:color="auto" w:fill="auto"/>
+            <w:tcMar>
+              <w:left w:w="108" w:type="dxa"/>
+            </w:tcMar>
+            <w:vAlign w:val="center"/>
+          </w:tcPr>
+          <w:p>
+            <w:pPr>
+              <w:spacing w:after="0" w:line="360" w:lineRule="auto"/>
+              <w:jc w:val="center"/>
+              <w:rPr>
+                <w:rFonts w:hint="default" w:ascii="Times New Roman" w:hAnsi="Times New Roman" w:cs="Times New Roman"/>
+                <w:sz w:val="24"/>
+                <w:szCs w:val="24"/>
+                <w:lang w:val="en-US"/>
+              </w:rPr>
+            </w:pPr>
+            <w:r>
+              <w:rPr>
+                <w:rFonts w:ascii="Times New Roman" w:hAnsi="Times New Roman" w:cs="Times New Roman"/>
+                <w:sz w:val="24"/>
+                <w:szCs w:val="24"/>
+              </w:rPr>
+              <w:t>4.1.</w:t>
+            </w:r>
+            <w:r>
+              <w:rPr>
+                <w:rFonts w:hint="default" w:ascii="Times New Roman" w:hAnsi="Times New Roman" w:cs="Times New Roman"/>
+                <w:sz w:val="24"/>
+                <w:szCs w:val="24"/>
+                <w:lang w:val="en-US"/>
+              </w:rPr>
+              <w:t>8</w:t>
+            </w:r>
+          </w:p>
+        </w:tc>
+        <w:tc>
+          <w:tcPr>
+            <w:tcW w:w="5951" w:type="dxa"/>
+            <w:shd w:val="clear" w:color="auto" w:fill="auto"/>
+            <w:tcMar>
+              <w:left w:w="108" w:type="dxa"/>
+            </w:tcMar>
+            <w:vAlign w:val="center"/>
+          </w:tcPr>
+          <w:p>
+            <w:pPr>
+              <w:spacing w:after="0" w:line="360" w:lineRule="auto"/>
+              <w:rPr>
+                <w:rFonts w:ascii="Times New Roman" w:hAnsi="Times New Roman" w:cs="Times New Roman"/>
+                <w:sz w:val="24"/>
+                <w:szCs w:val="24"/>
+              </w:rPr>
+            </w:pPr>
+            <w:r>
+              <w:rPr>
+                <w:rFonts w:hint="default" w:ascii="Times New Roman" w:hAnsi="Times New Roman" w:cs="Times New Roman"/>
+                <w:sz w:val="24"/>
+                <w:szCs w:val="24"/>
+                <w:lang w:val="en-US" w:eastAsia="zh-CN"/>
+              </w:rPr>
+              <w:t>Screen-8:  balance screen</w:t>
+            </w:r>
+          </w:p>
+        </w:tc>
+        <w:tc>
+          <w:tcPr>
+            <w:tcW w:w="1447" w:type="dxa"/>
+            <w:shd w:val="clear" w:color="auto" w:fill="auto"/>
+            <w:tcMar>
+              <w:left w:w="108" w:type="dxa"/>
+            </w:tcMar>
+            <w:vAlign w:val="center"/>
+          </w:tcPr>
+          <w:p>
+            <w:pPr>
+              <w:spacing w:after="0" w:line="360" w:lineRule="auto"/>
+              <w:jc w:val="center"/>
+              <w:rPr>
+                <w:rFonts w:hint="default" w:ascii="Times New Roman" w:hAnsi="Times New Roman" w:cs="Times New Roman"/>
+                <w:sz w:val="24"/>
+                <w:szCs w:val="24"/>
+                <w:lang w:val="en-US"/>
+              </w:rPr>
+            </w:pPr>
+            <w:r>
+              <w:rPr>
+                <w:rFonts w:hint="default" w:ascii="Times New Roman" w:hAnsi="Times New Roman" w:cs="Times New Roman"/>
+                <w:sz w:val="24"/>
+                <w:szCs w:val="24"/>
+                <w:lang w:val="en-US"/>
+              </w:rPr>
+              <w:t>25</w:t>
+            </w:r>
           </w:p>
         </w:tc>
       </w:tr>
@@ -1792,74 +3210,6 @@
           <w:szCs w:val="24"/>
         </w:rPr>
       </w:pPr>
-    </w:p>
-    <w:p>
-      <w:pPr>
-        <w:spacing w:after="0" w:line="360" w:lineRule="auto"/>
-        <w:jc w:val="center"/>
-        <w:rPr>
-          <w:rFonts w:ascii="Times New Roman" w:hAnsi="Times New Roman" w:cs="Times New Roman"/>
-          <w:b/>
-          <w:sz w:val="32"/>
-          <w:szCs w:val="24"/>
-        </w:rPr>
-      </w:pPr>
-    </w:p>
-    <w:p>
-      <w:pPr>
-        <w:spacing w:after="0" w:line="360" w:lineRule="auto"/>
-        <w:jc w:val="center"/>
-        <w:rPr>
-          <w:rFonts w:ascii="Times New Roman" w:hAnsi="Times New Roman" w:cs="Times New Roman"/>
-          <w:b/>
-          <w:sz w:val="32"/>
-          <w:szCs w:val="24"/>
-        </w:rPr>
-      </w:pPr>
-    </w:p>
-    <w:p>
-      <w:pPr>
-        <w:spacing w:after="0" w:line="360" w:lineRule="auto"/>
-        <w:jc w:val="center"/>
-        <w:rPr>
-          <w:rFonts w:ascii="Times New Roman" w:hAnsi="Times New Roman" w:cs="Times New Roman"/>
-          <w:b/>
-          <w:sz w:val="32"/>
-          <w:szCs w:val="24"/>
-        </w:rPr>
-      </w:pPr>
-    </w:p>
-    <w:p>
-      <w:pPr>
-        <w:pStyle w:val="9"/>
-        <w:jc w:val="right"/>
-        <w:rPr>
-          <w:rFonts w:ascii="Times New Roman" w:hAnsi="Times New Roman" w:cs="Times New Roman"/>
-          <w:i/>
-          <w:sz w:val="24"/>
-          <w:szCs w:val="24"/>
-        </w:rPr>
-      </w:pPr>
-    </w:p>
-    <w:p>
-      <w:pPr>
-        <w:suppressAutoHyphens w:val="0"/>
-        <w:rPr>
-          <w:rFonts w:ascii="Times New Roman" w:hAnsi="Times New Roman" w:cs="Times New Roman"/>
-          <w:b/>
-          <w:sz w:val="32"/>
-          <w:szCs w:val="24"/>
-        </w:rPr>
-      </w:pPr>
-      <w:r>
-        <w:rPr>
-          <w:rFonts w:ascii="Times New Roman" w:hAnsi="Times New Roman" w:cs="Times New Roman"/>
-          <w:b/>
-          <w:sz w:val="32"/>
-          <w:szCs w:val="24"/>
-        </w:rPr>
-        <w:br w:type="page"/>
-      </w:r>
     </w:p>
     <w:p>
       <w:pPr>
@@ -2065,7 +3415,7 @@
                 <w:sz w:val="24"/>
                 <w:szCs w:val="24"/>
               </w:rPr>
-              <w:t>Book</w:t>
+              <w:t>Expenses</w:t>
             </w:r>
           </w:p>
         </w:tc>
@@ -2083,18 +3433,28 @@
               <w:spacing w:after="0" w:line="360" w:lineRule="auto"/>
               <w:jc w:val="center"/>
               <w:rPr>
-                <w:rFonts w:ascii="Times New Roman" w:hAnsi="Times New Roman" w:cs="Times New Roman"/>
-                <w:sz w:val="24"/>
-                <w:szCs w:val="24"/>
-              </w:rPr>
-            </w:pPr>
-            <w:r>
-              <w:rPr>
-                <w:rFonts w:ascii="Times New Roman" w:hAnsi="Times New Roman" w:cs="Times New Roman"/>
-                <w:sz w:val="24"/>
-                <w:szCs w:val="24"/>
-              </w:rPr>
-              <w:t>11</w:t>
+                <w:rFonts w:hint="default" w:ascii="Times New Roman" w:hAnsi="Times New Roman" w:cs="Times New Roman"/>
+                <w:sz w:val="24"/>
+                <w:szCs w:val="24"/>
+                <w:lang w:val="en-US"/>
+              </w:rPr>
+            </w:pPr>
+            <w:r>
+              <w:rPr>
+                <w:rFonts w:ascii="Times New Roman" w:hAnsi="Times New Roman" w:cs="Times New Roman"/>
+                <w:sz w:val="24"/>
+                <w:szCs w:val="24"/>
+              </w:rPr>
+              <w:t>1</w:t>
+            </w:r>
+            <w:r>
+              <w:rPr>
+                <w:rFonts w:hint="default" w:ascii="Times New Roman" w:hAnsi="Times New Roman" w:cs="Times New Roman"/>
+                <w:sz w:val="24"/>
+                <w:szCs w:val="24"/>
+                <w:lang w:val="en-US"/>
+              </w:rPr>
+              <w:t>4</w:t>
             </w:r>
           </w:p>
         </w:tc>
@@ -2161,7 +3521,7 @@
                 <w:sz w:val="24"/>
                 <w:szCs w:val="24"/>
               </w:rPr>
-              <w:t>Borrower</w:t>
+              <w:t>Participants</w:t>
             </w:r>
           </w:p>
         </w:tc>
@@ -2179,18 +3539,28 @@
               <w:spacing w:after="0" w:line="360" w:lineRule="auto"/>
               <w:jc w:val="center"/>
               <w:rPr>
-                <w:rFonts w:ascii="Times New Roman" w:hAnsi="Times New Roman" w:cs="Times New Roman"/>
-                <w:sz w:val="24"/>
-                <w:szCs w:val="24"/>
-              </w:rPr>
-            </w:pPr>
-            <w:r>
-              <w:rPr>
-                <w:rFonts w:ascii="Times New Roman" w:hAnsi="Times New Roman" w:cs="Times New Roman"/>
-                <w:sz w:val="24"/>
-                <w:szCs w:val="24"/>
-              </w:rPr>
-              <w:t>11</w:t>
+                <w:rFonts w:hint="default" w:ascii="Times New Roman" w:hAnsi="Times New Roman" w:cs="Times New Roman"/>
+                <w:sz w:val="24"/>
+                <w:szCs w:val="24"/>
+                <w:lang w:val="en-US"/>
+              </w:rPr>
+            </w:pPr>
+            <w:r>
+              <w:rPr>
+                <w:rFonts w:ascii="Times New Roman" w:hAnsi="Times New Roman" w:cs="Times New Roman"/>
+                <w:sz w:val="24"/>
+                <w:szCs w:val="24"/>
+              </w:rPr>
+              <w:t>1</w:t>
+            </w:r>
+            <w:r>
+              <w:rPr>
+                <w:rFonts w:hint="default" w:ascii="Times New Roman" w:hAnsi="Times New Roman" w:cs="Times New Roman"/>
+                <w:sz w:val="24"/>
+                <w:szCs w:val="24"/>
+                <w:lang w:val="en-US"/>
+              </w:rPr>
+              <w:t>4</w:t>
             </w:r>
           </w:p>
         </w:tc>
@@ -2218,11 +3588,29 @@
               <w:spacing w:after="0" w:line="360" w:lineRule="auto"/>
               <w:jc w:val="center"/>
               <w:rPr>
-                <w:rFonts w:ascii="Times New Roman" w:hAnsi="Times New Roman" w:cs="Times New Roman"/>
-                <w:sz w:val="24"/>
-                <w:szCs w:val="24"/>
-              </w:rPr>
-            </w:pPr>
+                <w:rFonts w:hint="default" w:ascii="Times New Roman" w:hAnsi="Times New Roman" w:cs="Times New Roman"/>
+                <w:sz w:val="24"/>
+                <w:szCs w:val="24"/>
+                <w:lang w:val="en-US"/>
+              </w:rPr>
+            </w:pPr>
+            <w:r>
+              <w:rPr>
+                <w:rFonts w:ascii="Times New Roman" w:hAnsi="Times New Roman" w:cs="Times New Roman"/>
+                <w:sz w:val="24"/>
+                <w:szCs w:val="24"/>
+              </w:rPr>
+              <w:t>3.9.</w:t>
+            </w:r>
+            <w:r>
+              <w:rPr>
+                <w:rFonts w:hint="default" w:ascii="Times New Roman" w:hAnsi="Times New Roman" w:cs="Times New Roman"/>
+                <w:sz w:val="24"/>
+                <w:szCs w:val="24"/>
+                <w:lang w:val="en-US"/>
+              </w:rPr>
+              <w:t>3</w:t>
+            </w:r>
           </w:p>
         </w:tc>
         <w:tc>
@@ -2243,6 +3631,14 @@
                 <w:szCs w:val="24"/>
               </w:rPr>
             </w:pPr>
+            <w:r>
+              <w:rPr>
+                <w:rFonts w:ascii="Times New Roman" w:hAnsi="Times New Roman" w:cs="Times New Roman"/>
+                <w:sz w:val="24"/>
+                <w:szCs w:val="24"/>
+              </w:rPr>
+              <w:t>Transactions</w:t>
+            </w:r>
           </w:p>
         </w:tc>
         <w:tc>
@@ -2259,11 +3655,21 @@
               <w:spacing w:after="0" w:line="360" w:lineRule="auto"/>
               <w:jc w:val="center"/>
               <w:rPr>
-                <w:rFonts w:ascii="Times New Roman" w:hAnsi="Times New Roman" w:cs="Times New Roman"/>
-                <w:sz w:val="24"/>
-                <w:szCs w:val="24"/>
-              </w:rPr>
-            </w:pPr>
+                <w:rFonts w:hint="default" w:ascii="Times New Roman" w:hAnsi="Times New Roman" w:cs="Times New Roman"/>
+                <w:sz w:val="24"/>
+                <w:szCs w:val="24"/>
+                <w:lang w:val="en-US"/>
+              </w:rPr>
+            </w:pPr>
+            <w:r>
+              <w:rPr>
+                <w:rFonts w:hint="default" w:ascii="Times New Roman" w:hAnsi="Times New Roman" w:cs="Times New Roman"/>
+                <w:sz w:val="24"/>
+                <w:szCs w:val="24"/>
+                <w:lang w:val="en-US"/>
+              </w:rPr>
+              <w:t>14</w:t>
+            </w:r>
           </w:p>
         </w:tc>
       </w:tr>
@@ -2290,11 +3696,29 @@
               <w:spacing w:after="0" w:line="360" w:lineRule="auto"/>
               <w:jc w:val="center"/>
               <w:rPr>
-                <w:rFonts w:ascii="Times New Roman" w:hAnsi="Times New Roman" w:cs="Times New Roman"/>
-                <w:sz w:val="24"/>
-                <w:szCs w:val="24"/>
-              </w:rPr>
-            </w:pPr>
+                <w:rFonts w:hint="default" w:ascii="Times New Roman" w:hAnsi="Times New Roman" w:cs="Times New Roman"/>
+                <w:sz w:val="24"/>
+                <w:szCs w:val="24"/>
+                <w:lang w:val="en-US"/>
+              </w:rPr>
+            </w:pPr>
+            <w:r>
+              <w:rPr>
+                <w:rFonts w:ascii="Times New Roman" w:hAnsi="Times New Roman" w:cs="Times New Roman"/>
+                <w:sz w:val="24"/>
+                <w:szCs w:val="24"/>
+              </w:rPr>
+              <w:t>3.9.</w:t>
+            </w:r>
+            <w:r>
+              <w:rPr>
+                <w:rFonts w:hint="default" w:ascii="Times New Roman" w:hAnsi="Times New Roman" w:cs="Times New Roman"/>
+                <w:sz w:val="24"/>
+                <w:szCs w:val="24"/>
+                <w:lang w:val="en-US"/>
+              </w:rPr>
+              <w:t>4</w:t>
+            </w:r>
           </w:p>
         </w:tc>
         <w:tc>
@@ -2315,6 +3739,14 @@
                 <w:szCs w:val="24"/>
               </w:rPr>
             </w:pPr>
+            <w:r>
+              <w:rPr>
+                <w:rFonts w:ascii="Times New Roman" w:hAnsi="Times New Roman" w:cs="Times New Roman"/>
+                <w:sz w:val="24"/>
+                <w:szCs w:val="24"/>
+              </w:rPr>
+              <w:t>Groups</w:t>
+            </w:r>
           </w:p>
         </w:tc>
         <w:tc>
@@ -2331,11 +3763,21 @@
               <w:spacing w:after="0" w:line="360" w:lineRule="auto"/>
               <w:jc w:val="center"/>
               <w:rPr>
-                <w:rFonts w:ascii="Times New Roman" w:hAnsi="Times New Roman" w:cs="Times New Roman"/>
-                <w:sz w:val="24"/>
-                <w:szCs w:val="24"/>
-              </w:rPr>
-            </w:pPr>
+                <w:rFonts w:hint="default" w:ascii="Times New Roman" w:hAnsi="Times New Roman" w:cs="Times New Roman"/>
+                <w:sz w:val="24"/>
+                <w:szCs w:val="24"/>
+                <w:lang w:val="en-US"/>
+              </w:rPr>
+            </w:pPr>
+            <w:r>
+              <w:rPr>
+                <w:rFonts w:hint="default" w:ascii="Times New Roman" w:hAnsi="Times New Roman" w:cs="Times New Roman"/>
+                <w:sz w:val="24"/>
+                <w:szCs w:val="24"/>
+                <w:lang w:val="en-US"/>
+              </w:rPr>
+              <w:t>15</w:t>
+            </w:r>
           </w:p>
         </w:tc>
       </w:tr>
@@ -2362,11 +3804,29 @@
               <w:spacing w:after="0" w:line="360" w:lineRule="auto"/>
               <w:jc w:val="center"/>
               <w:rPr>
-                <w:rFonts w:ascii="Times New Roman" w:hAnsi="Times New Roman" w:cs="Times New Roman"/>
-                <w:sz w:val="24"/>
-                <w:szCs w:val="24"/>
-              </w:rPr>
-            </w:pPr>
+                <w:rFonts w:hint="default" w:ascii="Times New Roman" w:hAnsi="Times New Roman" w:cs="Times New Roman"/>
+                <w:sz w:val="24"/>
+                <w:szCs w:val="24"/>
+                <w:lang w:val="en-US"/>
+              </w:rPr>
+            </w:pPr>
+            <w:r>
+              <w:rPr>
+                <w:rFonts w:ascii="Times New Roman" w:hAnsi="Times New Roman" w:cs="Times New Roman"/>
+                <w:sz w:val="24"/>
+                <w:szCs w:val="24"/>
+              </w:rPr>
+              <w:t>3.9.</w:t>
+            </w:r>
+            <w:r>
+              <w:rPr>
+                <w:rFonts w:hint="default" w:ascii="Times New Roman" w:hAnsi="Times New Roman" w:cs="Times New Roman"/>
+                <w:sz w:val="24"/>
+                <w:szCs w:val="24"/>
+                <w:lang w:val="en-US"/>
+              </w:rPr>
+              <w:t>5</w:t>
+            </w:r>
           </w:p>
         </w:tc>
         <w:tc>
@@ -2387,6 +3847,23 @@
                 <w:szCs w:val="24"/>
               </w:rPr>
             </w:pPr>
+            <w:r>
+              <w:rPr>
+                <w:rFonts w:hint="default" w:ascii="Times New Roman" w:hAnsi="Times New Roman" w:cs="Times New Roman"/>
+                <w:sz w:val="24"/>
+                <w:szCs w:val="24"/>
+                <w:lang w:val="en-US"/>
+              </w:rPr>
+              <w:t>Group_</w:t>
+            </w:r>
+            <w:r>
+              <w:rPr>
+                <w:rFonts w:ascii="Times New Roman" w:hAnsi="Times New Roman" w:cs="Times New Roman"/>
+                <w:sz w:val="24"/>
+                <w:szCs w:val="24"/>
+              </w:rPr>
+              <w:t>Participants</w:t>
+            </w:r>
           </w:p>
         </w:tc>
         <w:tc>
@@ -2403,11 +3880,1094 @@
               <w:spacing w:after="0" w:line="360" w:lineRule="auto"/>
               <w:jc w:val="center"/>
               <w:rPr>
-                <w:rFonts w:ascii="Times New Roman" w:hAnsi="Times New Roman" w:cs="Times New Roman"/>
-                <w:sz w:val="24"/>
-                <w:szCs w:val="24"/>
-              </w:rPr>
-            </w:pPr>
+                <w:rFonts w:hint="default" w:ascii="Times New Roman" w:hAnsi="Times New Roman" w:cs="Times New Roman"/>
+                <w:sz w:val="24"/>
+                <w:szCs w:val="24"/>
+                <w:lang w:val="en-US"/>
+              </w:rPr>
+            </w:pPr>
+            <w:r>
+              <w:rPr>
+                <w:rFonts w:hint="default" w:ascii="Times New Roman" w:hAnsi="Times New Roman" w:cs="Times New Roman"/>
+                <w:sz w:val="24"/>
+                <w:szCs w:val="24"/>
+                <w:lang w:val="en-US"/>
+              </w:rPr>
+              <w:t>15</w:t>
+            </w:r>
+          </w:p>
+        </w:tc>
+      </w:tr>
+      <w:tr>
+        <w:tblPrEx>
+          <w:tblCellMar>
+            <w:top w:w="0" w:type="dxa"/>
+            <w:left w:w="108" w:type="dxa"/>
+            <w:bottom w:w="0" w:type="dxa"/>
+            <w:right w:w="108" w:type="dxa"/>
+          </w:tblCellMar>
+        </w:tblPrEx>
+        <w:tc>
+          <w:tcPr>
+            <w:tcW w:w="1628" w:type="dxa"/>
+            <w:shd w:val="clear" w:color="auto" w:fill="auto"/>
+            <w:tcMar>
+              <w:left w:w="108" w:type="dxa"/>
+            </w:tcMar>
+            <w:vAlign w:val="center"/>
+          </w:tcPr>
+          <w:p>
+            <w:pPr>
+              <w:spacing w:after="0" w:line="360" w:lineRule="auto"/>
+              <w:jc w:val="center"/>
+              <w:rPr>
+                <w:rFonts w:hint="default" w:ascii="Times New Roman" w:hAnsi="Times New Roman" w:cs="Times New Roman"/>
+                <w:sz w:val="24"/>
+                <w:szCs w:val="24"/>
+                <w:lang w:val="en-US"/>
+              </w:rPr>
+            </w:pPr>
+            <w:r>
+              <w:rPr>
+                <w:rFonts w:ascii="Times New Roman" w:hAnsi="Times New Roman" w:cs="Times New Roman"/>
+                <w:sz w:val="24"/>
+                <w:szCs w:val="24"/>
+              </w:rPr>
+              <w:t>3.9.</w:t>
+            </w:r>
+            <w:r>
+              <w:rPr>
+                <w:rFonts w:hint="default" w:ascii="Times New Roman" w:hAnsi="Times New Roman" w:cs="Times New Roman"/>
+                <w:sz w:val="24"/>
+                <w:szCs w:val="24"/>
+                <w:lang w:val="en-US"/>
+              </w:rPr>
+              <w:t>6</w:t>
+            </w:r>
+          </w:p>
+        </w:tc>
+        <w:tc>
+          <w:tcPr>
+            <w:tcW w:w="5951" w:type="dxa"/>
+            <w:shd w:val="clear" w:color="auto" w:fill="auto"/>
+            <w:tcMar>
+              <w:left w:w="108" w:type="dxa"/>
+            </w:tcMar>
+            <w:vAlign w:val="center"/>
+          </w:tcPr>
+          <w:p>
+            <w:pPr>
+              <w:spacing w:after="0" w:line="360" w:lineRule="auto"/>
+              <w:rPr>
+                <w:rFonts w:ascii="Times New Roman" w:hAnsi="Times New Roman" w:cs="Times New Roman"/>
+                <w:sz w:val="24"/>
+                <w:szCs w:val="24"/>
+              </w:rPr>
+            </w:pPr>
+            <w:r>
+              <w:rPr>
+                <w:rFonts w:hint="default" w:ascii="Times New Roman" w:hAnsi="Times New Roman" w:cs="Times New Roman"/>
+                <w:sz w:val="24"/>
+                <w:szCs w:val="24"/>
+                <w:lang w:val="en-US"/>
+              </w:rPr>
+              <w:t>Group_</w:t>
+            </w:r>
+            <w:r>
+              <w:rPr>
+                <w:rFonts w:ascii="Times New Roman" w:hAnsi="Times New Roman" w:cs="Times New Roman"/>
+                <w:sz w:val="24"/>
+                <w:szCs w:val="24"/>
+              </w:rPr>
+              <w:t>Expenses</w:t>
+            </w:r>
+          </w:p>
+        </w:tc>
+        <w:tc>
+          <w:tcPr>
+            <w:tcW w:w="1447" w:type="dxa"/>
+            <w:shd w:val="clear" w:color="auto" w:fill="auto"/>
+            <w:tcMar>
+              <w:left w:w="108" w:type="dxa"/>
+            </w:tcMar>
+            <w:vAlign w:val="center"/>
+          </w:tcPr>
+          <w:p>
+            <w:pPr>
+              <w:spacing w:after="0" w:line="360" w:lineRule="auto"/>
+              <w:jc w:val="center"/>
+              <w:rPr>
+                <w:rFonts w:hint="default" w:ascii="Times New Roman" w:hAnsi="Times New Roman" w:cs="Times New Roman"/>
+                <w:sz w:val="24"/>
+                <w:szCs w:val="24"/>
+                <w:lang w:val="en-US"/>
+              </w:rPr>
+            </w:pPr>
+            <w:r>
+              <w:rPr>
+                <w:rFonts w:hint="default" w:ascii="Times New Roman" w:hAnsi="Times New Roman" w:cs="Times New Roman"/>
+                <w:sz w:val="24"/>
+                <w:szCs w:val="24"/>
+                <w:lang w:val="en-US"/>
+              </w:rPr>
+              <w:t>15</w:t>
+            </w:r>
+          </w:p>
+        </w:tc>
+      </w:tr>
+      <w:tr>
+        <w:tblPrEx>
+          <w:tblCellMar>
+            <w:top w:w="0" w:type="dxa"/>
+            <w:left w:w="108" w:type="dxa"/>
+            <w:bottom w:w="0" w:type="dxa"/>
+            <w:right w:w="108" w:type="dxa"/>
+          </w:tblCellMar>
+        </w:tblPrEx>
+        <w:tc>
+          <w:tcPr>
+            <w:tcW w:w="1628" w:type="dxa"/>
+            <w:shd w:val="clear" w:color="auto" w:fill="auto"/>
+            <w:tcMar>
+              <w:left w:w="108" w:type="dxa"/>
+            </w:tcMar>
+            <w:vAlign w:val="center"/>
+          </w:tcPr>
+          <w:p>
+            <w:pPr>
+              <w:spacing w:after="0" w:line="360" w:lineRule="auto"/>
+              <w:jc w:val="center"/>
+              <w:rPr>
+                <w:rFonts w:hint="default" w:ascii="Times New Roman" w:hAnsi="Times New Roman" w:cs="Times New Roman"/>
+                <w:sz w:val="24"/>
+                <w:szCs w:val="24"/>
+                <w:lang w:val="en-US"/>
+              </w:rPr>
+            </w:pPr>
+            <w:r>
+              <w:rPr>
+                <w:rFonts w:ascii="Times New Roman" w:hAnsi="Times New Roman" w:cs="Times New Roman"/>
+                <w:sz w:val="24"/>
+                <w:szCs w:val="24"/>
+              </w:rPr>
+              <w:t>3.9.</w:t>
+            </w:r>
+            <w:r>
+              <w:rPr>
+                <w:rFonts w:hint="default" w:ascii="Times New Roman" w:hAnsi="Times New Roman" w:cs="Times New Roman"/>
+                <w:sz w:val="24"/>
+                <w:szCs w:val="24"/>
+                <w:lang w:val="en-US"/>
+              </w:rPr>
+              <w:t>7</w:t>
+            </w:r>
+          </w:p>
+        </w:tc>
+        <w:tc>
+          <w:tcPr>
+            <w:tcW w:w="5951" w:type="dxa"/>
+            <w:shd w:val="clear" w:color="auto" w:fill="auto"/>
+            <w:tcMar>
+              <w:left w:w="108" w:type="dxa"/>
+            </w:tcMar>
+            <w:vAlign w:val="center"/>
+          </w:tcPr>
+          <w:p>
+            <w:pPr>
+              <w:spacing w:after="0" w:line="360" w:lineRule="auto"/>
+              <w:rPr>
+                <w:rFonts w:ascii="Times New Roman" w:hAnsi="Times New Roman" w:cs="Times New Roman"/>
+                <w:sz w:val="24"/>
+                <w:szCs w:val="24"/>
+              </w:rPr>
+            </w:pPr>
+            <w:r>
+              <w:rPr>
+                <w:rFonts w:ascii="Times New Roman" w:hAnsi="Times New Roman" w:cs="Times New Roman"/>
+                <w:sz w:val="24"/>
+                <w:szCs w:val="24"/>
+              </w:rPr>
+              <w:t>Expense_Splits</w:t>
+            </w:r>
+          </w:p>
+        </w:tc>
+        <w:tc>
+          <w:tcPr>
+            <w:tcW w:w="1447" w:type="dxa"/>
+            <w:shd w:val="clear" w:color="auto" w:fill="auto"/>
+            <w:tcMar>
+              <w:left w:w="108" w:type="dxa"/>
+            </w:tcMar>
+            <w:vAlign w:val="center"/>
+          </w:tcPr>
+          <w:p>
+            <w:pPr>
+              <w:spacing w:after="0" w:line="360" w:lineRule="auto"/>
+              <w:jc w:val="center"/>
+              <w:rPr>
+                <w:rFonts w:hint="default" w:ascii="Times New Roman" w:hAnsi="Times New Roman" w:cs="Times New Roman"/>
+                <w:sz w:val="24"/>
+                <w:szCs w:val="24"/>
+                <w:lang w:val="en-US"/>
+              </w:rPr>
+            </w:pPr>
+            <w:r>
+              <w:rPr>
+                <w:rFonts w:hint="default" w:ascii="Times New Roman" w:hAnsi="Times New Roman" w:cs="Times New Roman"/>
+                <w:sz w:val="24"/>
+                <w:szCs w:val="24"/>
+                <w:lang w:val="en-US"/>
+              </w:rPr>
+              <w:t>16</w:t>
+            </w:r>
+          </w:p>
+        </w:tc>
+      </w:tr>
+      <w:tr>
+        <w:tblPrEx>
+          <w:tblCellMar>
+            <w:top w:w="0" w:type="dxa"/>
+            <w:left w:w="108" w:type="dxa"/>
+            <w:bottom w:w="0" w:type="dxa"/>
+            <w:right w:w="108" w:type="dxa"/>
+          </w:tblCellMar>
+        </w:tblPrEx>
+        <w:tc>
+          <w:tcPr>
+            <w:tcW w:w="1628" w:type="dxa"/>
+            <w:shd w:val="clear" w:color="auto" w:fill="auto"/>
+            <w:tcMar>
+              <w:left w:w="108" w:type="dxa"/>
+            </w:tcMar>
+            <w:vAlign w:val="center"/>
+          </w:tcPr>
+          <w:p>
+            <w:pPr>
+              <w:spacing w:after="0" w:line="360" w:lineRule="auto"/>
+              <w:jc w:val="center"/>
+              <w:rPr>
+                <w:rFonts w:hint="default" w:ascii="Times New Roman" w:hAnsi="Times New Roman" w:cs="Times New Roman"/>
+                <w:sz w:val="24"/>
+                <w:szCs w:val="24"/>
+                <w:lang w:val="en-US"/>
+              </w:rPr>
+            </w:pPr>
+            <w:r>
+              <w:rPr>
+                <w:rFonts w:hint="default" w:ascii="Times New Roman" w:hAnsi="Times New Roman" w:cs="Times New Roman"/>
+                <w:sz w:val="24"/>
+                <w:szCs w:val="24"/>
+                <w:lang w:val="en-US"/>
+              </w:rPr>
+              <w:t>4.1.1</w:t>
+            </w:r>
+          </w:p>
+        </w:tc>
+        <w:tc>
+          <w:tcPr>
+            <w:tcW w:w="5951" w:type="dxa"/>
+            <w:shd w:val="clear" w:color="auto" w:fill="auto"/>
+            <w:tcMar>
+              <w:left w:w="108" w:type="dxa"/>
+            </w:tcMar>
+            <w:vAlign w:val="center"/>
+          </w:tcPr>
+          <w:p>
+            <w:pPr>
+              <w:spacing w:after="0" w:line="360" w:lineRule="auto"/>
+              <w:rPr>
+                <w:rFonts w:ascii="Times New Roman" w:hAnsi="Times New Roman" w:cs="Times New Roman"/>
+                <w:sz w:val="24"/>
+                <w:szCs w:val="24"/>
+              </w:rPr>
+            </w:pPr>
+            <w:r>
+              <w:rPr>
+                <w:rFonts w:ascii="Times New Roman" w:hAnsi="Times New Roman" w:cs="Times New Roman"/>
+                <w:sz w:val="24"/>
+                <w:szCs w:val="24"/>
+              </w:rPr>
+              <w:t xml:space="preserve">Screen element of </w:t>
+            </w:r>
+            <w:r>
+              <w:rPr>
+                <w:rFonts w:ascii="Times New Roman" w:hAnsi="Times New Roman" w:cs="Times New Roman"/>
+                <w:sz w:val="24"/>
+                <w:szCs w:val="24"/>
+                <w:lang w:val="en-US"/>
+              </w:rPr>
+              <w:t>Dashboard</w:t>
+            </w:r>
+          </w:p>
+        </w:tc>
+        <w:tc>
+          <w:tcPr>
+            <w:tcW w:w="1447" w:type="dxa"/>
+            <w:shd w:val="clear" w:color="auto" w:fill="auto"/>
+            <w:tcMar>
+              <w:left w:w="108" w:type="dxa"/>
+            </w:tcMar>
+            <w:vAlign w:val="center"/>
+          </w:tcPr>
+          <w:p>
+            <w:pPr>
+              <w:spacing w:after="0" w:line="360" w:lineRule="auto"/>
+              <w:jc w:val="center"/>
+              <w:rPr>
+                <w:rFonts w:hint="default" w:ascii="Times New Roman" w:hAnsi="Times New Roman" w:cs="Times New Roman"/>
+                <w:sz w:val="24"/>
+                <w:szCs w:val="24"/>
+                <w:lang w:val="en-US"/>
+              </w:rPr>
+            </w:pPr>
+            <w:r>
+              <w:rPr>
+                <w:rFonts w:hint="default" w:ascii="Times New Roman" w:hAnsi="Times New Roman" w:cs="Times New Roman"/>
+                <w:sz w:val="24"/>
+                <w:szCs w:val="24"/>
+                <w:lang w:val="en-US"/>
+              </w:rPr>
+              <w:t>18</w:t>
+            </w:r>
+          </w:p>
+        </w:tc>
+      </w:tr>
+      <w:tr>
+        <w:tblPrEx>
+          <w:tblCellMar>
+            <w:top w:w="0" w:type="dxa"/>
+            <w:left w:w="108" w:type="dxa"/>
+            <w:bottom w:w="0" w:type="dxa"/>
+            <w:right w:w="108" w:type="dxa"/>
+          </w:tblCellMar>
+        </w:tblPrEx>
+        <w:tc>
+          <w:tcPr>
+            <w:tcW w:w="1628" w:type="dxa"/>
+            <w:shd w:val="clear" w:color="auto" w:fill="auto"/>
+            <w:tcMar>
+              <w:left w:w="108" w:type="dxa"/>
+            </w:tcMar>
+            <w:vAlign w:val="center"/>
+          </w:tcPr>
+          <w:p>
+            <w:pPr>
+              <w:spacing w:after="0" w:line="360" w:lineRule="auto"/>
+              <w:jc w:val="center"/>
+              <w:rPr>
+                <w:rFonts w:hint="default" w:ascii="Times New Roman" w:hAnsi="Times New Roman" w:cs="Times New Roman"/>
+                <w:sz w:val="24"/>
+                <w:szCs w:val="24"/>
+                <w:lang w:val="en-US"/>
+              </w:rPr>
+            </w:pPr>
+            <w:r>
+              <w:rPr>
+                <w:rFonts w:hint="default" w:ascii="Times New Roman" w:hAnsi="Times New Roman" w:cs="Times New Roman"/>
+                <w:sz w:val="24"/>
+                <w:szCs w:val="24"/>
+                <w:lang w:val="en-US"/>
+              </w:rPr>
+              <w:t>4.1.2</w:t>
+            </w:r>
+          </w:p>
+        </w:tc>
+        <w:tc>
+          <w:tcPr>
+            <w:tcW w:w="5951" w:type="dxa"/>
+            <w:shd w:val="clear" w:color="auto" w:fill="auto"/>
+            <w:tcMar>
+              <w:left w:w="108" w:type="dxa"/>
+            </w:tcMar>
+            <w:vAlign w:val="center"/>
+          </w:tcPr>
+          <w:p>
+            <w:pPr>
+              <w:spacing w:after="0" w:line="360" w:lineRule="auto"/>
+              <w:rPr>
+                <w:rFonts w:ascii="Times New Roman" w:hAnsi="Times New Roman" w:cs="Times New Roman"/>
+                <w:sz w:val="24"/>
+                <w:szCs w:val="24"/>
+              </w:rPr>
+            </w:pPr>
+            <w:r>
+              <w:rPr>
+                <w:rFonts w:ascii="Times New Roman" w:hAnsi="Times New Roman" w:cs="Times New Roman"/>
+                <w:sz w:val="24"/>
+                <w:szCs w:val="24"/>
+              </w:rPr>
+              <w:t>Screen element of  personal expenses</w:t>
+            </w:r>
+            <w:r>
+              <w:rPr>
+                <w:rFonts w:ascii="Times New Roman" w:hAnsi="Times New Roman" w:cs="Times New Roman"/>
+                <w:sz w:val="24"/>
+                <w:szCs w:val="24"/>
+                <w:lang w:val="en-US"/>
+              </w:rPr>
+              <w:t xml:space="preserve"> screen</w:t>
+            </w:r>
+          </w:p>
+        </w:tc>
+        <w:tc>
+          <w:tcPr>
+            <w:tcW w:w="1447" w:type="dxa"/>
+            <w:shd w:val="clear" w:color="auto" w:fill="auto"/>
+            <w:tcMar>
+              <w:left w:w="108" w:type="dxa"/>
+            </w:tcMar>
+            <w:vAlign w:val="center"/>
+          </w:tcPr>
+          <w:p>
+            <w:pPr>
+              <w:spacing w:after="0" w:line="360" w:lineRule="auto"/>
+              <w:jc w:val="center"/>
+              <w:rPr>
+                <w:rFonts w:hint="default" w:ascii="Times New Roman" w:hAnsi="Times New Roman" w:cs="Times New Roman"/>
+                <w:sz w:val="24"/>
+                <w:szCs w:val="24"/>
+                <w:lang w:val="en-US"/>
+              </w:rPr>
+            </w:pPr>
+            <w:r>
+              <w:rPr>
+                <w:rFonts w:hint="default" w:ascii="Times New Roman" w:hAnsi="Times New Roman" w:cs="Times New Roman"/>
+                <w:sz w:val="24"/>
+                <w:szCs w:val="24"/>
+                <w:lang w:val="en-US"/>
+              </w:rPr>
+              <w:t>19</w:t>
+            </w:r>
+          </w:p>
+        </w:tc>
+      </w:tr>
+      <w:tr>
+        <w:tblPrEx>
+          <w:tblCellMar>
+            <w:top w:w="0" w:type="dxa"/>
+            <w:left w:w="108" w:type="dxa"/>
+            <w:bottom w:w="0" w:type="dxa"/>
+            <w:right w:w="108" w:type="dxa"/>
+          </w:tblCellMar>
+        </w:tblPrEx>
+        <w:tc>
+          <w:tcPr>
+            <w:tcW w:w="1628" w:type="dxa"/>
+            <w:shd w:val="clear" w:color="auto" w:fill="auto"/>
+            <w:tcMar>
+              <w:left w:w="108" w:type="dxa"/>
+            </w:tcMar>
+            <w:vAlign w:val="center"/>
+          </w:tcPr>
+          <w:p>
+            <w:pPr>
+              <w:spacing w:after="0" w:line="360" w:lineRule="auto"/>
+              <w:jc w:val="center"/>
+              <w:rPr>
+                <w:rFonts w:hint="default" w:ascii="Times New Roman" w:hAnsi="Times New Roman" w:cs="Times New Roman"/>
+                <w:sz w:val="24"/>
+                <w:szCs w:val="24"/>
+                <w:lang w:val="en-US"/>
+              </w:rPr>
+            </w:pPr>
+            <w:r>
+              <w:rPr>
+                <w:rFonts w:hint="default" w:ascii="Times New Roman" w:hAnsi="Times New Roman" w:cs="Times New Roman"/>
+                <w:sz w:val="24"/>
+                <w:szCs w:val="24"/>
+                <w:lang w:val="en-US"/>
+              </w:rPr>
+              <w:t>4.1.3</w:t>
+            </w:r>
+          </w:p>
+        </w:tc>
+        <w:tc>
+          <w:tcPr>
+            <w:tcW w:w="5951" w:type="dxa"/>
+            <w:shd w:val="clear" w:color="auto" w:fill="auto"/>
+            <w:tcMar>
+              <w:left w:w="108" w:type="dxa"/>
+            </w:tcMar>
+            <w:vAlign w:val="center"/>
+          </w:tcPr>
+          <w:p>
+            <w:pPr>
+              <w:spacing w:after="0" w:line="360" w:lineRule="auto"/>
+              <w:rPr>
+                <w:rFonts w:ascii="Times New Roman" w:hAnsi="Times New Roman" w:cs="Times New Roman"/>
+                <w:sz w:val="24"/>
+                <w:szCs w:val="24"/>
+              </w:rPr>
+            </w:pPr>
+            <w:r>
+              <w:rPr>
+                <w:rFonts w:ascii="Times New Roman" w:hAnsi="Times New Roman" w:cs="Times New Roman"/>
+                <w:sz w:val="24"/>
+                <w:szCs w:val="24"/>
+              </w:rPr>
+              <w:t>Screen element of add personal expenses</w:t>
+            </w:r>
+            <w:r>
+              <w:rPr>
+                <w:rFonts w:ascii="Times New Roman" w:hAnsi="Times New Roman" w:cs="Times New Roman"/>
+                <w:sz w:val="24"/>
+                <w:szCs w:val="24"/>
+                <w:lang w:val="en-US"/>
+              </w:rPr>
+              <w:t xml:space="preserve"> </w:t>
+            </w:r>
+            <w:r>
+              <w:rPr>
+                <w:rFonts w:ascii="Times New Roman" w:hAnsi="Times New Roman" w:cs="Times New Roman"/>
+                <w:sz w:val="24"/>
+                <w:szCs w:val="24"/>
+              </w:rPr>
+              <w:t>form</w:t>
+            </w:r>
+          </w:p>
+        </w:tc>
+        <w:tc>
+          <w:tcPr>
+            <w:tcW w:w="1447" w:type="dxa"/>
+            <w:shd w:val="clear" w:color="auto" w:fill="auto"/>
+            <w:tcMar>
+              <w:left w:w="108" w:type="dxa"/>
+            </w:tcMar>
+            <w:vAlign w:val="center"/>
+          </w:tcPr>
+          <w:p>
+            <w:pPr>
+              <w:spacing w:after="0" w:line="360" w:lineRule="auto"/>
+              <w:jc w:val="center"/>
+              <w:rPr>
+                <w:rFonts w:hint="default" w:ascii="Times New Roman" w:hAnsi="Times New Roman" w:cs="Times New Roman"/>
+                <w:sz w:val="24"/>
+                <w:szCs w:val="24"/>
+                <w:lang w:val="en-US"/>
+              </w:rPr>
+            </w:pPr>
+            <w:r>
+              <w:rPr>
+                <w:rFonts w:hint="default" w:ascii="Times New Roman" w:hAnsi="Times New Roman" w:cs="Times New Roman"/>
+                <w:sz w:val="24"/>
+                <w:szCs w:val="24"/>
+                <w:lang w:val="en-US"/>
+              </w:rPr>
+              <w:t>20</w:t>
+            </w:r>
+          </w:p>
+        </w:tc>
+      </w:tr>
+      <w:tr>
+        <w:tblPrEx>
+          <w:tblCellMar>
+            <w:top w:w="0" w:type="dxa"/>
+            <w:left w:w="108" w:type="dxa"/>
+            <w:bottom w:w="0" w:type="dxa"/>
+            <w:right w:w="108" w:type="dxa"/>
+          </w:tblCellMar>
+        </w:tblPrEx>
+        <w:tc>
+          <w:tcPr>
+            <w:tcW w:w="1628" w:type="dxa"/>
+            <w:shd w:val="clear" w:color="auto" w:fill="auto"/>
+            <w:tcMar>
+              <w:left w:w="108" w:type="dxa"/>
+            </w:tcMar>
+            <w:vAlign w:val="center"/>
+          </w:tcPr>
+          <w:p>
+            <w:pPr>
+              <w:spacing w:after="0" w:line="360" w:lineRule="auto"/>
+              <w:jc w:val="center"/>
+              <w:rPr>
+                <w:rFonts w:hint="default" w:ascii="Times New Roman" w:hAnsi="Times New Roman" w:cs="Times New Roman"/>
+                <w:sz w:val="24"/>
+                <w:szCs w:val="24"/>
+                <w:lang w:val="en-US"/>
+              </w:rPr>
+            </w:pPr>
+            <w:r>
+              <w:rPr>
+                <w:rFonts w:hint="default" w:ascii="Times New Roman" w:hAnsi="Times New Roman" w:cs="Times New Roman"/>
+                <w:sz w:val="24"/>
+                <w:szCs w:val="24"/>
+                <w:lang w:val="en-US"/>
+              </w:rPr>
+              <w:t>4.1.4</w:t>
+            </w:r>
+          </w:p>
+        </w:tc>
+        <w:tc>
+          <w:tcPr>
+            <w:tcW w:w="5951" w:type="dxa"/>
+            <w:shd w:val="clear" w:color="auto" w:fill="auto"/>
+            <w:tcMar>
+              <w:left w:w="108" w:type="dxa"/>
+            </w:tcMar>
+            <w:vAlign w:val="center"/>
+          </w:tcPr>
+          <w:p>
+            <w:pPr>
+              <w:spacing w:after="0" w:line="360" w:lineRule="auto"/>
+              <w:rPr>
+                <w:rFonts w:ascii="Times New Roman" w:hAnsi="Times New Roman" w:cs="Times New Roman"/>
+                <w:sz w:val="24"/>
+                <w:szCs w:val="24"/>
+              </w:rPr>
+            </w:pPr>
+            <w:r>
+              <w:rPr>
+                <w:rFonts w:ascii="Times New Roman" w:hAnsi="Times New Roman" w:cs="Times New Roman"/>
+                <w:sz w:val="24"/>
+                <w:szCs w:val="24"/>
+              </w:rPr>
+              <w:t xml:space="preserve">Screen element of </w:t>
+            </w:r>
+            <w:r>
+              <w:rPr>
+                <w:rFonts w:hint="default" w:ascii="Times New Roman" w:hAnsi="Times New Roman" w:cs="Times New Roman"/>
+                <w:sz w:val="24"/>
+                <w:szCs w:val="24"/>
+                <w:lang w:val="en-US"/>
+              </w:rPr>
+              <w:t>dual expense screen</w:t>
+            </w:r>
+          </w:p>
+        </w:tc>
+        <w:tc>
+          <w:tcPr>
+            <w:tcW w:w="1447" w:type="dxa"/>
+            <w:shd w:val="clear" w:color="auto" w:fill="auto"/>
+            <w:tcMar>
+              <w:left w:w="108" w:type="dxa"/>
+            </w:tcMar>
+            <w:vAlign w:val="center"/>
+          </w:tcPr>
+          <w:p>
+            <w:pPr>
+              <w:spacing w:after="0" w:line="360" w:lineRule="auto"/>
+              <w:jc w:val="center"/>
+              <w:rPr>
+                <w:rFonts w:hint="default" w:ascii="Times New Roman" w:hAnsi="Times New Roman" w:cs="Times New Roman"/>
+                <w:sz w:val="24"/>
+                <w:szCs w:val="24"/>
+                <w:lang w:val="en-US"/>
+              </w:rPr>
+            </w:pPr>
+            <w:r>
+              <w:rPr>
+                <w:rFonts w:hint="default" w:ascii="Times New Roman" w:hAnsi="Times New Roman" w:cs="Times New Roman"/>
+                <w:sz w:val="24"/>
+                <w:szCs w:val="24"/>
+                <w:lang w:val="en-US"/>
+              </w:rPr>
+              <w:t>21</w:t>
+            </w:r>
+          </w:p>
+        </w:tc>
+      </w:tr>
+      <w:tr>
+        <w:tblPrEx>
+          <w:tblCellMar>
+            <w:top w:w="0" w:type="dxa"/>
+            <w:left w:w="108" w:type="dxa"/>
+            <w:bottom w:w="0" w:type="dxa"/>
+            <w:right w:w="108" w:type="dxa"/>
+          </w:tblCellMar>
+        </w:tblPrEx>
+        <w:tc>
+          <w:tcPr>
+            <w:tcW w:w="1628" w:type="dxa"/>
+            <w:shd w:val="clear" w:color="auto" w:fill="auto"/>
+            <w:tcMar>
+              <w:left w:w="108" w:type="dxa"/>
+            </w:tcMar>
+            <w:vAlign w:val="center"/>
+          </w:tcPr>
+          <w:p>
+            <w:pPr>
+              <w:spacing w:after="0" w:line="360" w:lineRule="auto"/>
+              <w:jc w:val="center"/>
+              <w:rPr>
+                <w:rFonts w:hint="default" w:ascii="Times New Roman" w:hAnsi="Times New Roman" w:cs="Times New Roman"/>
+                <w:sz w:val="24"/>
+                <w:szCs w:val="24"/>
+                <w:lang w:val="en-US"/>
+              </w:rPr>
+            </w:pPr>
+            <w:r>
+              <w:rPr>
+                <w:rFonts w:hint="default" w:ascii="Times New Roman" w:hAnsi="Times New Roman" w:cs="Times New Roman"/>
+                <w:sz w:val="24"/>
+                <w:szCs w:val="24"/>
+                <w:lang w:val="en-US"/>
+              </w:rPr>
+              <w:t>4.1.5</w:t>
+            </w:r>
+          </w:p>
+        </w:tc>
+        <w:tc>
+          <w:tcPr>
+            <w:tcW w:w="5951" w:type="dxa"/>
+            <w:shd w:val="clear" w:color="auto" w:fill="auto"/>
+            <w:tcMar>
+              <w:left w:w="108" w:type="dxa"/>
+            </w:tcMar>
+            <w:vAlign w:val="center"/>
+          </w:tcPr>
+          <w:p>
+            <w:pPr>
+              <w:spacing w:after="0" w:line="360" w:lineRule="auto"/>
+              <w:rPr>
+                <w:rFonts w:ascii="Times New Roman" w:hAnsi="Times New Roman" w:cs="Times New Roman"/>
+                <w:sz w:val="24"/>
+                <w:szCs w:val="24"/>
+              </w:rPr>
+            </w:pPr>
+            <w:r>
+              <w:rPr>
+                <w:rFonts w:hint="default" w:ascii="Times New Roman" w:hAnsi="Times New Roman" w:cs="Times New Roman"/>
+                <w:sz w:val="24"/>
+                <w:szCs w:val="24"/>
+                <w:lang w:val="en-US" w:eastAsia="zh-CN"/>
+              </w:rPr>
+              <w:t>Screen element of Dual Expense Participant Details</w:t>
+            </w:r>
+          </w:p>
+        </w:tc>
+        <w:tc>
+          <w:tcPr>
+            <w:tcW w:w="1447" w:type="dxa"/>
+            <w:shd w:val="clear" w:color="auto" w:fill="auto"/>
+            <w:tcMar>
+              <w:left w:w="108" w:type="dxa"/>
+            </w:tcMar>
+            <w:vAlign w:val="center"/>
+          </w:tcPr>
+          <w:p>
+            <w:pPr>
+              <w:spacing w:after="0" w:line="360" w:lineRule="auto"/>
+              <w:jc w:val="center"/>
+              <w:rPr>
+                <w:rFonts w:hint="default" w:ascii="Times New Roman" w:hAnsi="Times New Roman" w:cs="Times New Roman"/>
+                <w:sz w:val="24"/>
+                <w:szCs w:val="24"/>
+                <w:lang w:val="en-US"/>
+              </w:rPr>
+            </w:pPr>
+            <w:r>
+              <w:rPr>
+                <w:rFonts w:hint="default" w:ascii="Times New Roman" w:hAnsi="Times New Roman" w:cs="Times New Roman"/>
+                <w:sz w:val="24"/>
+                <w:szCs w:val="24"/>
+                <w:lang w:val="en-US"/>
+              </w:rPr>
+              <w:t>22</w:t>
+            </w:r>
+          </w:p>
+        </w:tc>
+      </w:tr>
+      <w:tr>
+        <w:tblPrEx>
+          <w:tblCellMar>
+            <w:top w:w="0" w:type="dxa"/>
+            <w:left w:w="108" w:type="dxa"/>
+            <w:bottom w:w="0" w:type="dxa"/>
+            <w:right w:w="108" w:type="dxa"/>
+          </w:tblCellMar>
+        </w:tblPrEx>
+        <w:tc>
+          <w:tcPr>
+            <w:tcW w:w="1628" w:type="dxa"/>
+            <w:shd w:val="clear" w:color="auto" w:fill="auto"/>
+            <w:tcMar>
+              <w:left w:w="108" w:type="dxa"/>
+            </w:tcMar>
+            <w:vAlign w:val="center"/>
+          </w:tcPr>
+          <w:p>
+            <w:pPr>
+              <w:spacing w:after="0" w:line="360" w:lineRule="auto"/>
+              <w:jc w:val="center"/>
+              <w:rPr>
+                <w:rFonts w:hint="default" w:ascii="Times New Roman" w:hAnsi="Times New Roman" w:cs="Times New Roman"/>
+                <w:sz w:val="24"/>
+                <w:szCs w:val="24"/>
+                <w:lang w:val="en-US"/>
+              </w:rPr>
+            </w:pPr>
+            <w:r>
+              <w:rPr>
+                <w:rFonts w:hint="default" w:ascii="Times New Roman" w:hAnsi="Times New Roman" w:cs="Times New Roman"/>
+                <w:sz w:val="24"/>
+                <w:szCs w:val="24"/>
+                <w:lang w:val="en-US"/>
+              </w:rPr>
+              <w:t>4.1.6</w:t>
+            </w:r>
+          </w:p>
+        </w:tc>
+        <w:tc>
+          <w:tcPr>
+            <w:tcW w:w="5951" w:type="dxa"/>
+            <w:shd w:val="clear" w:color="auto" w:fill="auto"/>
+            <w:tcMar>
+              <w:left w:w="108" w:type="dxa"/>
+            </w:tcMar>
+            <w:vAlign w:val="center"/>
+          </w:tcPr>
+          <w:p>
+            <w:pPr>
+              <w:spacing w:after="0" w:line="360" w:lineRule="auto"/>
+              <w:rPr>
+                <w:rFonts w:ascii="Times New Roman" w:hAnsi="Times New Roman" w:cs="Times New Roman"/>
+                <w:sz w:val="24"/>
+                <w:szCs w:val="24"/>
+              </w:rPr>
+            </w:pPr>
+            <w:r>
+              <w:rPr>
+                <w:rFonts w:hint="default" w:ascii="Times New Roman" w:hAnsi="Times New Roman" w:cs="Times New Roman"/>
+                <w:sz w:val="24"/>
+                <w:szCs w:val="24"/>
+                <w:lang w:val="en-US" w:eastAsia="zh-CN"/>
+              </w:rPr>
+              <w:t>Screen element of Group Expense</w:t>
+            </w:r>
+          </w:p>
+        </w:tc>
+        <w:tc>
+          <w:tcPr>
+            <w:tcW w:w="1447" w:type="dxa"/>
+            <w:shd w:val="clear" w:color="auto" w:fill="auto"/>
+            <w:tcMar>
+              <w:left w:w="108" w:type="dxa"/>
+            </w:tcMar>
+            <w:vAlign w:val="center"/>
+          </w:tcPr>
+          <w:p>
+            <w:pPr>
+              <w:spacing w:after="0" w:line="360" w:lineRule="auto"/>
+              <w:jc w:val="center"/>
+              <w:rPr>
+                <w:rFonts w:hint="default" w:ascii="Times New Roman" w:hAnsi="Times New Roman" w:cs="Times New Roman"/>
+                <w:sz w:val="24"/>
+                <w:szCs w:val="24"/>
+                <w:lang w:val="en-US"/>
+              </w:rPr>
+            </w:pPr>
+            <w:r>
+              <w:rPr>
+                <w:rFonts w:hint="default" w:ascii="Times New Roman" w:hAnsi="Times New Roman" w:cs="Times New Roman"/>
+                <w:sz w:val="24"/>
+                <w:szCs w:val="24"/>
+                <w:lang w:val="en-US"/>
+              </w:rPr>
+              <w:t>23</w:t>
+            </w:r>
+          </w:p>
+        </w:tc>
+      </w:tr>
+      <w:tr>
+        <w:tblPrEx>
+          <w:tblCellMar>
+            <w:top w:w="0" w:type="dxa"/>
+            <w:left w:w="108" w:type="dxa"/>
+            <w:bottom w:w="0" w:type="dxa"/>
+            <w:right w:w="108" w:type="dxa"/>
+          </w:tblCellMar>
+        </w:tblPrEx>
+        <w:tc>
+          <w:tcPr>
+            <w:tcW w:w="1628" w:type="dxa"/>
+            <w:shd w:val="clear" w:color="auto" w:fill="auto"/>
+            <w:tcMar>
+              <w:left w:w="108" w:type="dxa"/>
+            </w:tcMar>
+            <w:vAlign w:val="center"/>
+          </w:tcPr>
+          <w:p>
+            <w:pPr>
+              <w:spacing w:after="0" w:line="360" w:lineRule="auto"/>
+              <w:jc w:val="center"/>
+              <w:rPr>
+                <w:rFonts w:hint="default" w:ascii="Times New Roman" w:hAnsi="Times New Roman" w:cs="Times New Roman"/>
+                <w:sz w:val="24"/>
+                <w:szCs w:val="24"/>
+                <w:lang w:val="en-US"/>
+              </w:rPr>
+            </w:pPr>
+            <w:r>
+              <w:rPr>
+                <w:rFonts w:hint="default" w:ascii="Times New Roman" w:hAnsi="Times New Roman" w:cs="Times New Roman"/>
+                <w:sz w:val="24"/>
+                <w:szCs w:val="24"/>
+                <w:lang w:val="en-US"/>
+              </w:rPr>
+              <w:t>4.1.7</w:t>
+            </w:r>
+          </w:p>
+        </w:tc>
+        <w:tc>
+          <w:tcPr>
+            <w:tcW w:w="5951" w:type="dxa"/>
+            <w:shd w:val="clear" w:color="auto" w:fill="auto"/>
+            <w:tcMar>
+              <w:left w:w="108" w:type="dxa"/>
+            </w:tcMar>
+            <w:vAlign w:val="center"/>
+          </w:tcPr>
+          <w:p>
+            <w:pPr>
+              <w:spacing w:after="0" w:line="360" w:lineRule="auto"/>
+              <w:rPr>
+                <w:rFonts w:ascii="Times New Roman" w:hAnsi="Times New Roman" w:cs="Times New Roman"/>
+                <w:sz w:val="24"/>
+                <w:szCs w:val="24"/>
+              </w:rPr>
+            </w:pPr>
+            <w:r>
+              <w:rPr>
+                <w:rFonts w:hint="default" w:ascii="Times New Roman" w:hAnsi="Times New Roman" w:cs="Times New Roman"/>
+                <w:sz w:val="24"/>
+                <w:szCs w:val="24"/>
+                <w:lang w:val="en-US" w:eastAsia="zh-CN"/>
+              </w:rPr>
+              <w:t>Screen element of expense screen</w:t>
+            </w:r>
+          </w:p>
+        </w:tc>
+        <w:tc>
+          <w:tcPr>
+            <w:tcW w:w="1447" w:type="dxa"/>
+            <w:shd w:val="clear" w:color="auto" w:fill="auto"/>
+            <w:tcMar>
+              <w:left w:w="108" w:type="dxa"/>
+            </w:tcMar>
+            <w:vAlign w:val="center"/>
+          </w:tcPr>
+          <w:p>
+            <w:pPr>
+              <w:spacing w:after="0" w:line="360" w:lineRule="auto"/>
+              <w:jc w:val="center"/>
+              <w:rPr>
+                <w:rFonts w:hint="default" w:ascii="Times New Roman" w:hAnsi="Times New Roman" w:cs="Times New Roman"/>
+                <w:sz w:val="24"/>
+                <w:szCs w:val="24"/>
+                <w:lang w:val="en-US"/>
+              </w:rPr>
+            </w:pPr>
+            <w:r>
+              <w:rPr>
+                <w:rFonts w:hint="default" w:ascii="Times New Roman" w:hAnsi="Times New Roman" w:cs="Times New Roman"/>
+                <w:sz w:val="24"/>
+                <w:szCs w:val="24"/>
+                <w:lang w:val="en-US"/>
+              </w:rPr>
+              <w:t>24</w:t>
+            </w:r>
+          </w:p>
+        </w:tc>
+      </w:tr>
+      <w:tr>
+        <w:tblPrEx>
+          <w:tblCellMar>
+            <w:top w:w="0" w:type="dxa"/>
+            <w:left w:w="108" w:type="dxa"/>
+            <w:bottom w:w="0" w:type="dxa"/>
+            <w:right w:w="108" w:type="dxa"/>
+          </w:tblCellMar>
+        </w:tblPrEx>
+        <w:tc>
+          <w:tcPr>
+            <w:tcW w:w="1628" w:type="dxa"/>
+            <w:shd w:val="clear" w:color="auto" w:fill="auto"/>
+            <w:tcMar>
+              <w:left w:w="108" w:type="dxa"/>
+            </w:tcMar>
+            <w:vAlign w:val="center"/>
+          </w:tcPr>
+          <w:p>
+            <w:pPr>
+              <w:spacing w:after="0" w:line="360" w:lineRule="auto"/>
+              <w:jc w:val="center"/>
+              <w:rPr>
+                <w:rFonts w:hint="default" w:ascii="Times New Roman" w:hAnsi="Times New Roman" w:cs="Times New Roman"/>
+                <w:sz w:val="24"/>
+                <w:szCs w:val="24"/>
+                <w:lang w:val="en-US"/>
+              </w:rPr>
+            </w:pPr>
+            <w:r>
+              <w:rPr>
+                <w:rFonts w:hint="default" w:ascii="Times New Roman" w:hAnsi="Times New Roman" w:cs="Times New Roman"/>
+                <w:sz w:val="24"/>
+                <w:szCs w:val="24"/>
+                <w:lang w:val="en-US"/>
+              </w:rPr>
+              <w:t>4.1.8</w:t>
+            </w:r>
+          </w:p>
+        </w:tc>
+        <w:tc>
+          <w:tcPr>
+            <w:tcW w:w="5951" w:type="dxa"/>
+            <w:shd w:val="clear" w:color="auto" w:fill="auto"/>
+            <w:tcMar>
+              <w:left w:w="108" w:type="dxa"/>
+            </w:tcMar>
+            <w:vAlign w:val="center"/>
+          </w:tcPr>
+          <w:p>
+            <w:pPr>
+              <w:spacing w:after="0" w:line="360" w:lineRule="auto"/>
+              <w:rPr>
+                <w:rFonts w:ascii="Times New Roman" w:hAnsi="Times New Roman" w:cs="Times New Roman"/>
+                <w:sz w:val="24"/>
+                <w:szCs w:val="24"/>
+              </w:rPr>
+            </w:pPr>
+            <w:r>
+              <w:rPr>
+                <w:rFonts w:hint="default" w:ascii="Times New Roman" w:hAnsi="Times New Roman" w:cs="Times New Roman"/>
+                <w:sz w:val="24"/>
+                <w:szCs w:val="24"/>
+                <w:lang w:val="en-US" w:eastAsia="zh-CN"/>
+              </w:rPr>
+              <w:t xml:space="preserve"> Screen element of balance screen</w:t>
+            </w:r>
+          </w:p>
+        </w:tc>
+        <w:tc>
+          <w:tcPr>
+            <w:tcW w:w="1447" w:type="dxa"/>
+            <w:shd w:val="clear" w:color="auto" w:fill="auto"/>
+            <w:tcMar>
+              <w:left w:w="108" w:type="dxa"/>
+            </w:tcMar>
+            <w:vAlign w:val="center"/>
+          </w:tcPr>
+          <w:p>
+            <w:pPr>
+              <w:spacing w:after="0" w:line="360" w:lineRule="auto"/>
+              <w:jc w:val="center"/>
+              <w:rPr>
+                <w:rFonts w:hint="default" w:ascii="Times New Roman" w:hAnsi="Times New Roman" w:cs="Times New Roman"/>
+                <w:sz w:val="24"/>
+                <w:szCs w:val="24"/>
+                <w:lang w:val="en-US"/>
+              </w:rPr>
+            </w:pPr>
+            <w:r>
+              <w:rPr>
+                <w:rFonts w:hint="default" w:ascii="Times New Roman" w:hAnsi="Times New Roman" w:cs="Times New Roman"/>
+                <w:sz w:val="24"/>
+                <w:szCs w:val="24"/>
+                <w:lang w:val="en-US"/>
+              </w:rPr>
+              <w:t>25</w:t>
+            </w:r>
           </w:p>
         </w:tc>
       </w:tr>
@@ -2552,43 +5112,7 @@
     <w:p>
       <w:pPr>
         <w:spacing w:after="0" w:line="360" w:lineRule="auto"/>
-        <w:jc w:val="center"/>
-        <w:rPr>
-          <w:rFonts w:ascii="Times New Roman" w:hAnsi="Times New Roman" w:cs="Times New Roman"/>
-          <w:b/>
-          <w:sz w:val="32"/>
-          <w:szCs w:val="24"/>
-        </w:rPr>
-      </w:pPr>
-    </w:p>
-    <w:p>
-      <w:pPr>
-        <w:spacing w:after="0" w:line="360" w:lineRule="auto"/>
-        <w:jc w:val="center"/>
-        <w:rPr>
-          <w:rFonts w:ascii="Times New Roman" w:hAnsi="Times New Roman" w:cs="Times New Roman"/>
-          <w:b/>
-          <w:sz w:val="32"/>
-          <w:szCs w:val="24"/>
-        </w:rPr>
-      </w:pPr>
-    </w:p>
-    <w:p>
-      <w:pPr>
-        <w:spacing w:after="0" w:line="360" w:lineRule="auto"/>
-        <w:jc w:val="center"/>
-        <w:rPr>
-          <w:rFonts w:ascii="Times New Roman" w:hAnsi="Times New Roman" w:cs="Times New Roman"/>
-          <w:b/>
-          <w:sz w:val="32"/>
-          <w:szCs w:val="24"/>
-        </w:rPr>
-      </w:pPr>
-    </w:p>
-    <w:p>
-      <w:pPr>
-        <w:spacing w:after="0" w:line="360" w:lineRule="auto"/>
-        <w:jc w:val="center"/>
+        <w:jc w:val="both"/>
         <w:rPr>
           <w:rFonts w:ascii="Times New Roman" w:hAnsi="Times New Roman" w:cs="Times New Roman"/>
           <w:b/>
@@ -2612,15 +5136,6 @@
           <w:lang w:eastAsia="en-IN" w:bidi="gu-IN"/>
         </w:rPr>
       </w:pPr>
-      <w:r>
-        <w:rPr>
-          <w:rFonts w:ascii="Times New Roman" w:hAnsi="Times New Roman" w:cs="Times New Roman"/>
-          <w:b/>
-          <w:sz w:val="32"/>
-          <w:szCs w:val="24"/>
-        </w:rPr>
-        <w:br w:type="page"/>
-      </w:r>
     </w:p>
     <w:p>
       <w:pPr>
@@ -3260,7 +5775,7 @@
                 <w:sz w:val="24"/>
                 <w:szCs w:val="24"/>
               </w:rPr>
-              <w:t>vi</w:t>
+              <w:t>v</w:t>
             </w:r>
           </w:p>
         </w:tc>
@@ -4612,20 +7127,22 @@
               <w:spacing w:after="0"/>
               <w:jc w:val="center"/>
               <w:rPr>
-                <w:rFonts w:ascii="Times New Roman" w:hAnsi="Times New Roman" w:cs="Times New Roman"/>
-                <w:color w:val="000000"/>
-                <w:sz w:val="24"/>
-                <w:szCs w:val="24"/>
-              </w:rPr>
-            </w:pPr>
-            <w:r>
-              <w:rPr>
-                <w:rFonts w:ascii="Times New Roman" w:hAnsi="Times New Roman" w:cs="Times New Roman"/>
-                <w:color w:val="000000"/>
-                <w:sz w:val="24"/>
-                <w:szCs w:val="24"/>
-              </w:rPr>
-              <w:t>3</w:t>
+                <w:rFonts w:hint="default" w:ascii="Times New Roman" w:hAnsi="Times New Roman" w:cs="Times New Roman"/>
+                <w:color w:val="000000"/>
+                <w:sz w:val="24"/>
+                <w:szCs w:val="24"/>
+                <w:lang w:val="en-US"/>
+              </w:rPr>
+            </w:pPr>
+            <w:r>
+              <w:rPr>
+                <w:rFonts w:hint="default" w:ascii="Times New Roman" w:hAnsi="Times New Roman" w:cs="Times New Roman"/>
+                <w:color w:val="000000"/>
+                <w:sz w:val="24"/>
+                <w:szCs w:val="24"/>
+                <w:lang w:val="en-US"/>
+              </w:rPr>
+              <w:t>4</w:t>
             </w:r>
           </w:p>
         </w:tc>
@@ -4718,20 +7235,22 @@
               <w:spacing w:after="0"/>
               <w:jc w:val="center"/>
               <w:rPr>
-                <w:rFonts w:ascii="Times New Roman" w:hAnsi="Times New Roman" w:cs="Times New Roman"/>
-                <w:color w:val="000000"/>
-                <w:sz w:val="24"/>
-                <w:szCs w:val="24"/>
-              </w:rPr>
-            </w:pPr>
-            <w:r>
-              <w:rPr>
-                <w:rFonts w:ascii="Times New Roman" w:hAnsi="Times New Roman" w:cs="Times New Roman"/>
-                <w:color w:val="000000"/>
-                <w:sz w:val="24"/>
-                <w:szCs w:val="24"/>
-              </w:rPr>
-              <w:t>4</w:t>
+                <w:rFonts w:hint="default" w:ascii="Times New Roman" w:hAnsi="Times New Roman" w:cs="Times New Roman"/>
+                <w:color w:val="000000"/>
+                <w:sz w:val="24"/>
+                <w:szCs w:val="24"/>
+                <w:lang w:val="en-US"/>
+              </w:rPr>
+            </w:pPr>
+            <w:r>
+              <w:rPr>
+                <w:rFonts w:hint="default" w:ascii="Times New Roman" w:hAnsi="Times New Roman" w:cs="Times New Roman"/>
+                <w:color w:val="000000"/>
+                <w:sz w:val="24"/>
+                <w:szCs w:val="24"/>
+                <w:lang w:val="en-US"/>
+              </w:rPr>
+              <w:t>5</w:t>
             </w:r>
           </w:p>
         </w:tc>
@@ -4834,20 +7353,22 @@
               <w:spacing w:after="0"/>
               <w:jc w:val="center"/>
               <w:rPr>
-                <w:rFonts w:ascii="Times New Roman" w:hAnsi="Times New Roman" w:cs="Times New Roman"/>
-                <w:color w:val="000000"/>
-                <w:sz w:val="24"/>
-                <w:szCs w:val="24"/>
-              </w:rPr>
-            </w:pPr>
-            <w:r>
-              <w:rPr>
-                <w:rFonts w:ascii="Times New Roman" w:hAnsi="Times New Roman" w:cs="Times New Roman"/>
-                <w:color w:val="000000"/>
-                <w:sz w:val="24"/>
-                <w:szCs w:val="24"/>
-              </w:rPr>
-              <w:t>4</w:t>
+                <w:rFonts w:hint="default" w:ascii="Times New Roman" w:hAnsi="Times New Roman" w:cs="Times New Roman"/>
+                <w:color w:val="000000"/>
+                <w:sz w:val="24"/>
+                <w:szCs w:val="24"/>
+                <w:lang w:val="en-US"/>
+              </w:rPr>
+            </w:pPr>
+            <w:r>
+              <w:rPr>
+                <w:rFonts w:hint="default" w:ascii="Times New Roman" w:hAnsi="Times New Roman" w:cs="Times New Roman"/>
+                <w:color w:val="000000"/>
+                <w:sz w:val="24"/>
+                <w:szCs w:val="24"/>
+                <w:lang w:val="en-US"/>
+              </w:rPr>
+              <w:t>5</w:t>
             </w:r>
           </w:p>
         </w:tc>
@@ -4926,7 +7447,26 @@
                 <w:sz w:val="24"/>
                 <w:szCs w:val="24"/>
               </w:rPr>
-              <w:t>3.1.1 Use case Diagram</w:t>
+              <w:t>3.1.1</w:t>
+            </w:r>
+            <w:r>
+              <w:rPr>
+                <w:rFonts w:hint="default" w:ascii="Times New Roman" w:hAnsi="Times New Roman" w:cs="Times New Roman"/>
+                <w:color w:val="000000"/>
+                <w:sz w:val="24"/>
+                <w:szCs w:val="24"/>
+                <w:lang w:val="en-US"/>
+              </w:rPr>
+              <w:t xml:space="preserve"> </w:t>
+            </w:r>
+            <w:r>
+              <w:rPr>
+                <w:rFonts w:ascii="Times New Roman" w:hAnsi="Times New Roman" w:cs="Times New Roman"/>
+                <w:color w:val="000000"/>
+                <w:sz w:val="24"/>
+                <w:szCs w:val="24"/>
+              </w:rPr>
+              <w:t>Data-Flow Diagram</w:t>
             </w:r>
           </w:p>
         </w:tc>
@@ -4941,18 +7481,20 @@
               <w:spacing w:after="0"/>
               <w:jc w:val="center"/>
               <w:rPr>
-                <w:rFonts w:ascii="Times New Roman" w:hAnsi="Times New Roman" w:cs="Times New Roman"/>
-                <w:color w:val="000000"/>
-                <w:sz w:val="24"/>
-                <w:szCs w:val="24"/>
-              </w:rPr>
-            </w:pPr>
-            <w:r>
-              <w:rPr>
-                <w:rFonts w:ascii="Times New Roman" w:hAnsi="Times New Roman" w:cs="Times New Roman"/>
-                <w:color w:val="000000"/>
-                <w:sz w:val="24"/>
-                <w:szCs w:val="24"/>
+                <w:rFonts w:hint="default" w:ascii="Times New Roman" w:hAnsi="Times New Roman" w:cs="Times New Roman"/>
+                <w:color w:val="000000"/>
+                <w:sz w:val="24"/>
+                <w:szCs w:val="24"/>
+                <w:lang w:val="en-US"/>
+              </w:rPr>
+            </w:pPr>
+            <w:r>
+              <w:rPr>
+                <w:rFonts w:hint="default" w:ascii="Times New Roman" w:hAnsi="Times New Roman" w:cs="Times New Roman"/>
+                <w:color w:val="000000"/>
+                <w:sz w:val="24"/>
+                <w:szCs w:val="24"/>
+                <w:lang w:val="en-US"/>
               </w:rPr>
               <w:t>5</w:t>
             </w:r>
@@ -5033,7 +7575,26 @@
                 <w:sz w:val="24"/>
                 <w:szCs w:val="24"/>
               </w:rPr>
-              <w:t>3.1.2 Use case Scenario</w:t>
+              <w:t>3.1.</w:t>
+            </w:r>
+            <w:r>
+              <w:rPr>
+                <w:rFonts w:hint="default" w:ascii="Times New Roman" w:hAnsi="Times New Roman" w:cs="Times New Roman"/>
+                <w:color w:val="000000"/>
+                <w:sz w:val="24"/>
+                <w:szCs w:val="24"/>
+                <w:lang w:val="en-US"/>
+              </w:rPr>
+              <w:t>2</w:t>
+            </w:r>
+            <w:r>
+              <w:rPr>
+                <w:rFonts w:ascii="Times New Roman" w:hAnsi="Times New Roman" w:cs="Times New Roman"/>
+                <w:color w:val="000000"/>
+                <w:sz w:val="24"/>
+                <w:szCs w:val="24"/>
+              </w:rPr>
+              <w:t xml:space="preserve"> Use case Diagram</w:t>
             </w:r>
           </w:p>
         </w:tc>
@@ -5048,18 +7609,20 @@
               <w:spacing w:after="0"/>
               <w:jc w:val="center"/>
               <w:rPr>
-                <w:rFonts w:ascii="Times New Roman" w:hAnsi="Times New Roman" w:cs="Times New Roman"/>
-                <w:color w:val="000000"/>
-                <w:sz w:val="24"/>
-                <w:szCs w:val="24"/>
-              </w:rPr>
-            </w:pPr>
-            <w:r>
-              <w:rPr>
-                <w:rFonts w:ascii="Times New Roman" w:hAnsi="Times New Roman" w:cs="Times New Roman"/>
-                <w:color w:val="000000"/>
-                <w:sz w:val="24"/>
-                <w:szCs w:val="24"/>
+                <w:rFonts w:hint="default" w:ascii="Times New Roman" w:hAnsi="Times New Roman" w:cs="Times New Roman"/>
+                <w:color w:val="000000"/>
+                <w:sz w:val="24"/>
+                <w:szCs w:val="24"/>
+                <w:lang w:val="en-US"/>
+              </w:rPr>
+            </w:pPr>
+            <w:r>
+              <w:rPr>
+                <w:rFonts w:hint="default" w:ascii="Times New Roman" w:hAnsi="Times New Roman" w:cs="Times New Roman"/>
+                <w:color w:val="000000"/>
+                <w:sz w:val="24"/>
+                <w:szCs w:val="24"/>
+                <w:lang w:val="en-US"/>
               </w:rPr>
               <w:t>6</w:t>
             </w:r>
@@ -5140,7 +7703,26 @@
                 <w:sz w:val="24"/>
                 <w:szCs w:val="24"/>
               </w:rPr>
-              <w:t>3.1.3 Activity Diagram</w:t>
+              <w:t>3.1.</w:t>
+            </w:r>
+            <w:r>
+              <w:rPr>
+                <w:rFonts w:hint="default" w:ascii="Times New Roman" w:hAnsi="Times New Roman" w:cs="Times New Roman"/>
+                <w:color w:val="000000"/>
+                <w:sz w:val="24"/>
+                <w:szCs w:val="24"/>
+                <w:lang w:val="en-US"/>
+              </w:rPr>
+              <w:t>3</w:t>
+            </w:r>
+            <w:r>
+              <w:rPr>
+                <w:rFonts w:ascii="Times New Roman" w:hAnsi="Times New Roman" w:cs="Times New Roman"/>
+                <w:color w:val="000000"/>
+                <w:sz w:val="24"/>
+                <w:szCs w:val="24"/>
+              </w:rPr>
+              <w:t xml:space="preserve"> Use case Scenario</w:t>
             </w:r>
           </w:p>
         </w:tc>
@@ -5155,20 +7737,22 @@
               <w:spacing w:after="0"/>
               <w:jc w:val="center"/>
               <w:rPr>
-                <w:rFonts w:ascii="Times New Roman" w:hAnsi="Times New Roman" w:cs="Times New Roman"/>
-                <w:color w:val="000000"/>
-                <w:sz w:val="24"/>
-                <w:szCs w:val="24"/>
-              </w:rPr>
-            </w:pPr>
-            <w:r>
-              <w:rPr>
-                <w:rFonts w:ascii="Times New Roman" w:hAnsi="Times New Roman" w:cs="Times New Roman"/>
-                <w:color w:val="000000"/>
-                <w:sz w:val="24"/>
-                <w:szCs w:val="24"/>
-              </w:rPr>
-              <w:t>8</w:t>
+                <w:rFonts w:hint="default" w:ascii="Times New Roman" w:hAnsi="Times New Roman" w:cs="Times New Roman"/>
+                <w:color w:val="000000"/>
+                <w:sz w:val="24"/>
+                <w:szCs w:val="24"/>
+                <w:lang w:val="en-US"/>
+              </w:rPr>
+            </w:pPr>
+            <w:r>
+              <w:rPr>
+                <w:rFonts w:hint="default" w:ascii="Times New Roman" w:hAnsi="Times New Roman" w:cs="Times New Roman"/>
+                <w:color w:val="000000"/>
+                <w:sz w:val="24"/>
+                <w:szCs w:val="24"/>
+                <w:lang w:val="en-US"/>
+              </w:rPr>
+              <w:t>7</w:t>
             </w:r>
           </w:p>
         </w:tc>
@@ -5247,7 +7831,26 @@
                 <w:sz w:val="24"/>
                 <w:szCs w:val="24"/>
               </w:rPr>
-              <w:t>3.1.4 Sequence Diagram</w:t>
+              <w:t>3.1</w:t>
+            </w:r>
+            <w:r>
+              <w:rPr>
+                <w:rFonts w:hint="default" w:ascii="Times New Roman" w:hAnsi="Times New Roman" w:cs="Times New Roman"/>
+                <w:color w:val="000000"/>
+                <w:sz w:val="24"/>
+                <w:szCs w:val="24"/>
+                <w:lang w:val="en-US"/>
+              </w:rPr>
+              <w:t>.4</w:t>
+            </w:r>
+            <w:r>
+              <w:rPr>
+                <w:rFonts w:ascii="Times New Roman" w:hAnsi="Times New Roman" w:cs="Times New Roman"/>
+                <w:color w:val="000000"/>
+                <w:sz w:val="24"/>
+                <w:szCs w:val="24"/>
+              </w:rPr>
+              <w:t xml:space="preserve"> Activity Diagram</w:t>
             </w:r>
           </w:p>
         </w:tc>
@@ -5262,20 +7865,22 @@
               <w:spacing w:after="0"/>
               <w:jc w:val="center"/>
               <w:rPr>
-                <w:rFonts w:ascii="Times New Roman" w:hAnsi="Times New Roman" w:cs="Times New Roman"/>
-                <w:color w:val="000000"/>
-                <w:sz w:val="24"/>
-                <w:szCs w:val="24"/>
-              </w:rPr>
-            </w:pPr>
-            <w:r>
-              <w:rPr>
-                <w:rFonts w:ascii="Times New Roman" w:hAnsi="Times New Roman" w:cs="Times New Roman"/>
-                <w:color w:val="000000"/>
-                <w:sz w:val="24"/>
-                <w:szCs w:val="24"/>
-              </w:rPr>
-              <w:t>9</w:t>
+                <w:rFonts w:hint="default" w:ascii="Times New Roman" w:hAnsi="Times New Roman" w:cs="Times New Roman"/>
+                <w:color w:val="000000"/>
+                <w:sz w:val="24"/>
+                <w:szCs w:val="24"/>
+                <w:lang w:val="en-US"/>
+              </w:rPr>
+            </w:pPr>
+            <w:r>
+              <w:rPr>
+                <w:rFonts w:hint="default" w:ascii="Times New Roman" w:hAnsi="Times New Roman" w:cs="Times New Roman"/>
+                <w:color w:val="000000"/>
+                <w:sz w:val="24"/>
+                <w:szCs w:val="24"/>
+                <w:lang w:val="en-US"/>
+              </w:rPr>
+              <w:t>10</w:t>
             </w:r>
           </w:p>
         </w:tc>
@@ -5354,7 +7959,26 @@
                 <w:sz w:val="24"/>
                 <w:szCs w:val="24"/>
               </w:rPr>
-              <w:t>3.1.5 State Diagram</w:t>
+              <w:t>3.1.</w:t>
+            </w:r>
+            <w:r>
+              <w:rPr>
+                <w:rFonts w:hint="default" w:ascii="Times New Roman" w:hAnsi="Times New Roman" w:cs="Times New Roman"/>
+                <w:color w:val="000000"/>
+                <w:sz w:val="24"/>
+                <w:szCs w:val="24"/>
+                <w:lang w:val="en-US"/>
+              </w:rPr>
+              <w:t>5</w:t>
+            </w:r>
+            <w:r>
+              <w:rPr>
+                <w:rFonts w:ascii="Times New Roman" w:hAnsi="Times New Roman" w:cs="Times New Roman"/>
+                <w:color w:val="000000"/>
+                <w:sz w:val="24"/>
+                <w:szCs w:val="24"/>
+              </w:rPr>
+              <w:t xml:space="preserve"> Sequence Diagram</w:t>
             </w:r>
           </w:p>
         </w:tc>
@@ -5369,20 +7993,22 @@
               <w:spacing w:after="0"/>
               <w:jc w:val="center"/>
               <w:rPr>
-                <w:rFonts w:ascii="Times New Roman" w:hAnsi="Times New Roman" w:cs="Times New Roman"/>
-                <w:color w:val="000000"/>
-                <w:sz w:val="24"/>
-                <w:szCs w:val="24"/>
-              </w:rPr>
-            </w:pPr>
-            <w:r>
-              <w:rPr>
-                <w:rFonts w:ascii="Times New Roman" w:hAnsi="Times New Roman" w:cs="Times New Roman"/>
-                <w:color w:val="000000"/>
-                <w:sz w:val="24"/>
-                <w:szCs w:val="24"/>
-              </w:rPr>
-              <w:t>9</w:t>
+                <w:rFonts w:hint="default" w:ascii="Times New Roman" w:hAnsi="Times New Roman" w:cs="Times New Roman"/>
+                <w:color w:val="000000"/>
+                <w:sz w:val="24"/>
+                <w:szCs w:val="24"/>
+                <w:lang w:val="en-US"/>
+              </w:rPr>
+            </w:pPr>
+            <w:r>
+              <w:rPr>
+                <w:rFonts w:hint="default" w:ascii="Times New Roman" w:hAnsi="Times New Roman" w:cs="Times New Roman"/>
+                <w:color w:val="000000"/>
+                <w:sz w:val="24"/>
+                <w:szCs w:val="24"/>
+                <w:lang w:val="en-US"/>
+              </w:rPr>
+              <w:t>12</w:t>
             </w:r>
           </w:p>
         </w:tc>
@@ -5461,7 +8087,26 @@
                 <w:sz w:val="24"/>
                 <w:szCs w:val="24"/>
               </w:rPr>
-              <w:t>3.1.6 Class Diagram</w:t>
+              <w:t>3.1.</w:t>
+            </w:r>
+            <w:r>
+              <w:rPr>
+                <w:rFonts w:hint="default" w:ascii="Times New Roman" w:hAnsi="Times New Roman" w:cs="Times New Roman"/>
+                <w:color w:val="000000"/>
+                <w:sz w:val="24"/>
+                <w:szCs w:val="24"/>
+                <w:lang w:val="en-US"/>
+              </w:rPr>
+              <w:t>6</w:t>
+            </w:r>
+            <w:r>
+              <w:rPr>
+                <w:rFonts w:ascii="Times New Roman" w:hAnsi="Times New Roman" w:cs="Times New Roman"/>
+                <w:color w:val="000000"/>
+                <w:sz w:val="24"/>
+                <w:szCs w:val="24"/>
+              </w:rPr>
+              <w:t xml:space="preserve"> State Diagram</w:t>
             </w:r>
           </w:p>
         </w:tc>
@@ -5476,20 +8121,22 @@
               <w:spacing w:after="0"/>
               <w:jc w:val="center"/>
               <w:rPr>
-                <w:rFonts w:ascii="Times New Roman" w:hAnsi="Times New Roman" w:cs="Times New Roman"/>
-                <w:color w:val="000000"/>
-                <w:sz w:val="24"/>
-                <w:szCs w:val="24"/>
-              </w:rPr>
-            </w:pPr>
-            <w:r>
-              <w:rPr>
-                <w:rFonts w:ascii="Times New Roman" w:hAnsi="Times New Roman" w:cs="Times New Roman"/>
-                <w:color w:val="000000"/>
-                <w:sz w:val="24"/>
-                <w:szCs w:val="24"/>
-              </w:rPr>
-              <w:t>10</w:t>
+                <w:rFonts w:hint="default" w:ascii="Times New Roman" w:hAnsi="Times New Roman" w:cs="Times New Roman"/>
+                <w:color w:val="000000"/>
+                <w:sz w:val="24"/>
+                <w:szCs w:val="24"/>
+                <w:lang w:val="en-US"/>
+              </w:rPr>
+            </w:pPr>
+            <w:r>
+              <w:rPr>
+                <w:rFonts w:hint="default" w:ascii="Times New Roman" w:hAnsi="Times New Roman" w:cs="Times New Roman"/>
+                <w:color w:val="000000"/>
+                <w:sz w:val="24"/>
+                <w:szCs w:val="24"/>
+                <w:lang w:val="en-US"/>
+              </w:rPr>
+              <w:t>12</w:t>
             </w:r>
           </w:p>
         </w:tc>
@@ -5543,15 +8190,6 @@
                 <w:szCs w:val="24"/>
               </w:rPr>
             </w:pPr>
-            <w:r>
-              <w:rPr>
-                <w:rFonts w:ascii="Times New Roman" w:hAnsi="Times New Roman" w:cs="Times New Roman"/>
-                <w:color w:val="000000"/>
-                <w:sz w:val="24"/>
-                <w:szCs w:val="24"/>
-              </w:rPr>
-              <w:t>3.2</w:t>
-            </w:r>
           </w:p>
         </w:tc>
         <w:tc>
@@ -5577,7 +8215,26 @@
                 <w:sz w:val="24"/>
                 <w:szCs w:val="24"/>
               </w:rPr>
-              <w:t>Database Design</w:t>
+              <w:t>3.1.</w:t>
+            </w:r>
+            <w:r>
+              <w:rPr>
+                <w:rFonts w:hint="default" w:ascii="Times New Roman" w:hAnsi="Times New Roman" w:cs="Times New Roman"/>
+                <w:color w:val="000000"/>
+                <w:sz w:val="24"/>
+                <w:szCs w:val="24"/>
+                <w:lang w:val="en-US"/>
+              </w:rPr>
+              <w:t>7</w:t>
+            </w:r>
+            <w:r>
+              <w:rPr>
+                <w:rFonts w:ascii="Times New Roman" w:hAnsi="Times New Roman" w:cs="Times New Roman"/>
+                <w:color w:val="000000"/>
+                <w:sz w:val="24"/>
+                <w:szCs w:val="24"/>
+              </w:rPr>
+              <w:t xml:space="preserve"> Class Diagram</w:t>
             </w:r>
           </w:p>
         </w:tc>
@@ -5592,20 +8249,31 @@
               <w:spacing w:after="0"/>
               <w:jc w:val="center"/>
               <w:rPr>
-                <w:rFonts w:ascii="Times New Roman" w:hAnsi="Times New Roman" w:cs="Times New Roman"/>
-                <w:color w:val="000000"/>
-                <w:sz w:val="24"/>
-                <w:szCs w:val="24"/>
-              </w:rPr>
-            </w:pPr>
-            <w:r>
-              <w:rPr>
-                <w:rFonts w:ascii="Times New Roman" w:hAnsi="Times New Roman" w:cs="Times New Roman"/>
-                <w:color w:val="000000"/>
-                <w:sz w:val="24"/>
-                <w:szCs w:val="24"/>
-              </w:rPr>
-              <w:t>11</w:t>
+                <w:rFonts w:hint="default" w:ascii="Times New Roman" w:hAnsi="Times New Roman" w:cs="Times New Roman"/>
+                <w:color w:val="000000"/>
+                <w:sz w:val="24"/>
+                <w:szCs w:val="24"/>
+                <w:lang w:val="en-US"/>
+              </w:rPr>
+            </w:pPr>
+            <w:r>
+              <w:rPr>
+                <w:rFonts w:ascii="Times New Roman" w:hAnsi="Times New Roman" w:cs="Times New Roman"/>
+                <w:color w:val="000000"/>
+                <w:sz w:val="24"/>
+                <w:szCs w:val="24"/>
+              </w:rPr>
+              <w:t>1</w:t>
+            </w:r>
+            <w:r>
+              <w:rPr>
+                <w:rFonts w:hint="default" w:ascii="Times New Roman" w:hAnsi="Times New Roman" w:cs="Times New Roman"/>
+                <w:color w:val="000000"/>
+                <w:sz w:val="24"/>
+                <w:szCs w:val="24"/>
+                <w:lang w:val="en-US"/>
+              </w:rPr>
+              <w:t>3</w:t>
             </w:r>
           </w:p>
         </w:tc>
@@ -5659,6 +8327,15 @@
                 <w:szCs w:val="24"/>
               </w:rPr>
             </w:pPr>
+            <w:r>
+              <w:rPr>
+                <w:rFonts w:ascii="Times New Roman" w:hAnsi="Times New Roman" w:cs="Times New Roman"/>
+                <w:color w:val="000000"/>
+                <w:sz w:val="24"/>
+                <w:szCs w:val="24"/>
+              </w:rPr>
+              <w:t>3.2</w:t>
+            </w:r>
           </w:p>
         </w:tc>
         <w:tc>
@@ -5684,27 +8361,7 @@
                 <w:sz w:val="24"/>
                 <w:szCs w:val="24"/>
               </w:rPr>
-              <w:t>3.2.1 Database Schema</w:t>
-            </w:r>
-          </w:p>
-          <w:p>
-            <w:pPr>
-              <w:spacing w:after="0"/>
-              <w:rPr>
-                <w:rFonts w:ascii="Times New Roman" w:hAnsi="Times New Roman" w:cs="Times New Roman"/>
-                <w:color w:val="000000"/>
-                <w:sz w:val="24"/>
-                <w:szCs w:val="24"/>
-              </w:rPr>
-            </w:pPr>
-            <w:r>
-              <w:rPr>
-                <w:rFonts w:ascii="Times New Roman" w:hAnsi="Times New Roman" w:cs="Times New Roman"/>
-                <w:color w:val="000000"/>
-                <w:sz w:val="24"/>
-                <w:szCs w:val="24"/>
-              </w:rPr>
-              <w:t>3.2.2 E-R Diagram</w:t>
+              <w:t>Database Design</w:t>
             </w:r>
           </w:p>
         </w:tc>
@@ -5719,41 +8376,31 @@
               <w:spacing w:after="0"/>
               <w:jc w:val="center"/>
               <w:rPr>
-                <w:rFonts w:ascii="Times New Roman" w:hAnsi="Times New Roman" w:cs="Times New Roman"/>
-                <w:color w:val="000000"/>
-                <w:sz w:val="24"/>
-                <w:szCs w:val="24"/>
-              </w:rPr>
-            </w:pPr>
-            <w:r>
-              <w:rPr>
-                <w:rFonts w:ascii="Times New Roman" w:hAnsi="Times New Roman" w:cs="Times New Roman"/>
-                <w:color w:val="000000"/>
-                <w:sz w:val="24"/>
-                <w:szCs w:val="24"/>
-              </w:rPr>
-              <w:t>11</w:t>
-            </w:r>
-          </w:p>
-          <w:p>
-            <w:pPr>
-              <w:spacing w:after="0"/>
-              <w:jc w:val="center"/>
-              <w:rPr>
-                <w:rFonts w:ascii="Times New Roman" w:hAnsi="Times New Roman" w:cs="Times New Roman"/>
-                <w:color w:val="000000"/>
-                <w:sz w:val="24"/>
-                <w:szCs w:val="24"/>
-              </w:rPr>
-            </w:pPr>
-            <w:r>
-              <w:rPr>
-                <w:rFonts w:ascii="Times New Roman" w:hAnsi="Times New Roman" w:cs="Times New Roman"/>
-                <w:color w:val="000000"/>
-                <w:sz w:val="24"/>
-                <w:szCs w:val="24"/>
-              </w:rPr>
-              <w:t>12</w:t>
+                <w:rFonts w:hint="default" w:ascii="Times New Roman" w:hAnsi="Times New Roman" w:cs="Times New Roman"/>
+                <w:color w:val="000000"/>
+                <w:sz w:val="24"/>
+                <w:szCs w:val="24"/>
+                <w:lang w:val="en-US"/>
+              </w:rPr>
+            </w:pPr>
+            <w:r>
+              <w:rPr>
+                <w:rFonts w:ascii="Times New Roman" w:hAnsi="Times New Roman" w:cs="Times New Roman"/>
+                <w:color w:val="000000"/>
+                <w:sz w:val="24"/>
+                <w:szCs w:val="24"/>
+              </w:rPr>
+              <w:t>1</w:t>
+            </w:r>
+            <w:r>
+              <w:rPr>
+                <w:rFonts w:hint="default" w:ascii="Times New Roman" w:hAnsi="Times New Roman" w:cs="Times New Roman"/>
+                <w:color w:val="000000"/>
+                <w:sz w:val="24"/>
+                <w:szCs w:val="24"/>
+                <w:lang w:val="en-US"/>
+              </w:rPr>
+              <w:t>4</w:t>
             </w:r>
           </w:p>
         </w:tc>
@@ -5783,55 +8430,76 @@
               <w:jc w:val="center"/>
               <w:rPr>
                 <w:rFonts w:ascii="Times New Roman" w:hAnsi="Times New Roman" w:cs="Times New Roman"/>
-                <w:b/>
-                <w:bCs/>
-                <w:color w:val="000000"/>
-                <w:sz w:val="24"/>
-                <w:szCs w:val="24"/>
-              </w:rPr>
-            </w:pPr>
-            <w:r>
-              <w:rPr>
-                <w:rFonts w:ascii="Times New Roman" w:hAnsi="Times New Roman" w:cs="Times New Roman"/>
-                <w:b/>
-                <w:bCs/>
-                <w:color w:val="000000"/>
-                <w:sz w:val="24"/>
-                <w:szCs w:val="24"/>
-              </w:rPr>
-              <w:t>Chapter 4</w:t>
-            </w:r>
-          </w:p>
-        </w:tc>
-        <w:tc>
-          <w:tcPr>
-            <w:tcW w:w="6772" w:type="dxa"/>
-            <w:gridSpan w:val="2"/>
-            <w:shd w:val="clear" w:color="000000" w:fill="FFFFFF"/>
-            <w:vAlign w:val="center"/>
-          </w:tcPr>
-          <w:p>
-            <w:pPr>
-              <w:spacing w:after="0"/>
-              <w:rPr>
-                <w:rFonts w:ascii="Times New Roman" w:hAnsi="Times New Roman" w:cs="Times New Roman"/>
-                <w:b/>
-                <w:bCs/>
-                <w:color w:val="000000"/>
-                <w:sz w:val="24"/>
-                <w:szCs w:val="24"/>
-              </w:rPr>
-            </w:pPr>
-            <w:r>
-              <w:rPr>
-                <w:rFonts w:ascii="Times New Roman" w:hAnsi="Times New Roman" w:cs="Times New Roman"/>
-                <w:b/>
-                <w:bCs/>
-                <w:color w:val="000000"/>
-                <w:sz w:val="24"/>
-                <w:szCs w:val="24"/>
-              </w:rPr>
-              <w:t>IMPLEMENTATION</w:t>
+                <w:color w:val="000000"/>
+                <w:sz w:val="24"/>
+                <w:szCs w:val="24"/>
+              </w:rPr>
+            </w:pPr>
+          </w:p>
+        </w:tc>
+        <w:tc>
+          <w:tcPr>
+            <w:tcW w:w="516" w:type="dxa"/>
+            <w:shd w:val="clear" w:color="000000" w:fill="FFFFFF"/>
+            <w:vAlign w:val="center"/>
+          </w:tcPr>
+          <w:p>
+            <w:pPr>
+              <w:spacing w:after="0"/>
+              <w:jc w:val="center"/>
+              <w:rPr>
+                <w:rFonts w:ascii="Times New Roman" w:hAnsi="Times New Roman" w:cs="Times New Roman"/>
+                <w:color w:val="000000"/>
+                <w:sz w:val="24"/>
+                <w:szCs w:val="24"/>
+              </w:rPr>
+            </w:pPr>
+          </w:p>
+        </w:tc>
+        <w:tc>
+          <w:tcPr>
+            <w:tcW w:w="6256" w:type="dxa"/>
+            <w:shd w:val="clear" w:color="000000" w:fill="FFFFFF"/>
+            <w:vAlign w:val="center"/>
+          </w:tcPr>
+          <w:p>
+            <w:pPr>
+              <w:spacing w:after="0"/>
+              <w:rPr>
+                <w:rFonts w:ascii="Times New Roman" w:hAnsi="Times New Roman" w:cs="Times New Roman"/>
+                <w:color w:val="000000"/>
+                <w:sz w:val="24"/>
+                <w:szCs w:val="24"/>
+              </w:rPr>
+            </w:pPr>
+            <w:r>
+              <w:rPr>
+                <w:rFonts w:ascii="Times New Roman" w:hAnsi="Times New Roman" w:cs="Times New Roman"/>
+                <w:color w:val="000000"/>
+                <w:sz w:val="24"/>
+                <w:szCs w:val="24"/>
+              </w:rPr>
+              <w:t>3.2.1 Database Schema</w:t>
+            </w:r>
+          </w:p>
+          <w:p>
+            <w:pPr>
+              <w:spacing w:after="0"/>
+              <w:rPr>
+                <w:rFonts w:ascii="Times New Roman" w:hAnsi="Times New Roman" w:cs="Times New Roman"/>
+                <w:color w:val="000000"/>
+                <w:sz w:val="24"/>
+                <w:szCs w:val="24"/>
+              </w:rPr>
+            </w:pPr>
+            <w:r>
+              <w:rPr>
+                <w:rFonts w:ascii="Times New Roman" w:hAnsi="Times New Roman" w:cs="Times New Roman"/>
+                <w:color w:val="000000"/>
+                <w:sz w:val="24"/>
+                <w:szCs w:val="24"/>
+              </w:rPr>
+              <w:t>3.2.2 E-R Diagram</w:t>
             </w:r>
           </w:p>
         </w:tc>
@@ -5846,20 +8514,63 @@
               <w:spacing w:after="0"/>
               <w:jc w:val="center"/>
               <w:rPr>
-                <w:rFonts w:ascii="Times New Roman" w:hAnsi="Times New Roman" w:cs="Times New Roman"/>
-                <w:color w:val="000000"/>
-                <w:sz w:val="24"/>
-                <w:szCs w:val="24"/>
-              </w:rPr>
-            </w:pPr>
-            <w:r>
-              <w:rPr>
-                <w:rFonts w:ascii="Times New Roman" w:hAnsi="Times New Roman" w:cs="Times New Roman"/>
-                <w:color w:val="000000"/>
-                <w:sz w:val="24"/>
-                <w:szCs w:val="24"/>
-              </w:rPr>
-              <w:t>13</w:t>
+                <w:rFonts w:hint="default" w:ascii="Times New Roman" w:hAnsi="Times New Roman" w:cs="Times New Roman"/>
+                <w:color w:val="000000"/>
+                <w:sz w:val="24"/>
+                <w:szCs w:val="24"/>
+                <w:lang w:val="en-US"/>
+              </w:rPr>
+            </w:pPr>
+            <w:r>
+              <w:rPr>
+                <w:rFonts w:ascii="Times New Roman" w:hAnsi="Times New Roman" w:cs="Times New Roman"/>
+                <w:color w:val="000000"/>
+                <w:sz w:val="24"/>
+                <w:szCs w:val="24"/>
+              </w:rPr>
+              <w:t>1</w:t>
+            </w:r>
+            <w:r>
+              <w:rPr>
+                <w:rFonts w:hint="default" w:ascii="Times New Roman" w:hAnsi="Times New Roman" w:cs="Times New Roman"/>
+                <w:color w:val="000000"/>
+                <w:sz w:val="24"/>
+                <w:szCs w:val="24"/>
+                <w:lang w:val="en-US"/>
+              </w:rPr>
+              <w:t>4</w:t>
+            </w:r>
+          </w:p>
+          <w:p>
+            <w:pPr>
+              <w:spacing w:after="0"/>
+              <w:jc w:val="center"/>
+              <w:rPr>
+                <w:rFonts w:hint="default" w:ascii="Times New Roman" w:hAnsi="Times New Roman" w:cs="Times New Roman"/>
+                <w:color w:val="000000"/>
+                <w:sz w:val="24"/>
+                <w:szCs w:val="24"/>
+                <w:lang w:val="en-US"/>
+              </w:rPr>
+            </w:pPr>
+            <w:r>
+              <w:rPr>
+                <w:rFonts w:ascii="Times New Roman" w:hAnsi="Times New Roman" w:cs="Times New Roman"/>
+                <w:color w:val="000000"/>
+                <w:sz w:val="24"/>
+                <w:szCs w:val="24"/>
+              </w:rPr>
+              <w:t>1</w:t>
+            </w:r>
+            <w:r>
+              <w:rPr>
+                <w:rFonts w:hint="default" w:ascii="Times New Roman" w:hAnsi="Times New Roman" w:cs="Times New Roman"/>
+                <w:color w:val="000000"/>
+                <w:sz w:val="24"/>
+                <w:szCs w:val="24"/>
+                <w:lang w:val="en-US"/>
+              </w:rPr>
+              <w:t>7</w:t>
             </w:r>
           </w:p>
         </w:tc>
@@ -5889,65 +8600,55 @@
               <w:jc w:val="center"/>
               <w:rPr>
                 <w:rFonts w:ascii="Times New Roman" w:hAnsi="Times New Roman" w:cs="Times New Roman"/>
-                <w:color w:val="000000"/>
-                <w:sz w:val="24"/>
-                <w:szCs w:val="24"/>
-              </w:rPr>
-            </w:pPr>
-          </w:p>
-        </w:tc>
-        <w:tc>
-          <w:tcPr>
-            <w:tcW w:w="516" w:type="dxa"/>
-            <w:shd w:val="clear" w:color="000000" w:fill="FFFFFF"/>
-            <w:vAlign w:val="center"/>
-          </w:tcPr>
-          <w:p>
-            <w:pPr>
-              <w:spacing w:after="0"/>
-              <w:jc w:val="center"/>
-              <w:rPr>
-                <w:rFonts w:ascii="Times New Roman" w:hAnsi="Times New Roman" w:cs="Times New Roman"/>
-                <w:color w:val="000000"/>
-                <w:sz w:val="24"/>
-                <w:szCs w:val="24"/>
-              </w:rPr>
-            </w:pPr>
-            <w:r>
-              <w:rPr>
-                <w:rFonts w:ascii="Times New Roman" w:hAnsi="Times New Roman" w:cs="Times New Roman"/>
-                <w:color w:val="000000"/>
-                <w:sz w:val="24"/>
-                <w:szCs w:val="24"/>
-              </w:rPr>
-              <w:t>4.1</w:t>
-            </w:r>
-          </w:p>
-        </w:tc>
-        <w:tc>
-          <w:tcPr>
-            <w:tcW w:w="6256" w:type="dxa"/>
-            <w:shd w:val="clear" w:color="000000" w:fill="FFFFFF"/>
-            <w:vAlign w:val="center"/>
-          </w:tcPr>
-          <w:p>
-            <w:pPr>
-              <w:spacing w:after="0"/>
-              <w:rPr>
-                <w:rFonts w:ascii="Times New Roman" w:hAnsi="Times New Roman" w:cs="Times New Roman"/>
-                <w:color w:val="000000"/>
-                <w:sz w:val="24"/>
-                <w:szCs w:val="24"/>
-              </w:rPr>
-            </w:pPr>
-            <w:r>
-              <w:rPr>
-                <w:rFonts w:ascii="Times New Roman" w:hAnsi="Times New Roman" w:cs="Times New Roman"/>
-                <w:color w:val="000000"/>
-                <w:sz w:val="24"/>
-                <w:szCs w:val="24"/>
-              </w:rPr>
-              <w:t>Module Design and Specification</w:t>
+                <w:b/>
+                <w:bCs/>
+                <w:color w:val="000000"/>
+                <w:sz w:val="24"/>
+                <w:szCs w:val="24"/>
+              </w:rPr>
+            </w:pPr>
+            <w:r>
+              <w:rPr>
+                <w:rFonts w:ascii="Times New Roman" w:hAnsi="Times New Roman" w:cs="Times New Roman"/>
+                <w:b/>
+                <w:bCs/>
+                <w:color w:val="000000"/>
+                <w:sz w:val="24"/>
+                <w:szCs w:val="24"/>
+              </w:rPr>
+              <w:t>Chapter 4</w:t>
+            </w:r>
+          </w:p>
+        </w:tc>
+        <w:tc>
+          <w:tcPr>
+            <w:tcW w:w="6772" w:type="dxa"/>
+            <w:gridSpan w:val="2"/>
+            <w:shd w:val="clear" w:color="000000" w:fill="FFFFFF"/>
+            <w:vAlign w:val="center"/>
+          </w:tcPr>
+          <w:p>
+            <w:pPr>
+              <w:spacing w:after="0"/>
+              <w:rPr>
+                <w:rFonts w:ascii="Times New Roman" w:hAnsi="Times New Roman" w:cs="Times New Roman"/>
+                <w:b/>
+                <w:bCs/>
+                <w:color w:val="000000"/>
+                <w:sz w:val="24"/>
+                <w:szCs w:val="24"/>
+              </w:rPr>
+            </w:pPr>
+            <w:r>
+              <w:rPr>
+                <w:rFonts w:ascii="Times New Roman" w:hAnsi="Times New Roman" w:cs="Times New Roman"/>
+                <w:b/>
+                <w:bCs/>
+                <w:color w:val="000000"/>
+                <w:sz w:val="24"/>
+                <w:szCs w:val="24"/>
+              </w:rPr>
+              <w:t>IMPLEMENTATION</w:t>
             </w:r>
           </w:p>
         </w:tc>
@@ -5962,20 +8663,31 @@
               <w:spacing w:after="0"/>
               <w:jc w:val="center"/>
               <w:rPr>
-                <w:rFonts w:ascii="Times New Roman" w:hAnsi="Times New Roman" w:cs="Times New Roman"/>
-                <w:color w:val="000000"/>
-                <w:sz w:val="24"/>
-                <w:szCs w:val="24"/>
-              </w:rPr>
-            </w:pPr>
-            <w:r>
-              <w:rPr>
-                <w:rFonts w:ascii="Times New Roman" w:hAnsi="Times New Roman" w:cs="Times New Roman"/>
-                <w:color w:val="000000"/>
-                <w:sz w:val="24"/>
-                <w:szCs w:val="24"/>
-              </w:rPr>
-              <w:t>13</w:t>
+                <w:rFonts w:hint="default" w:ascii="Times New Roman" w:hAnsi="Times New Roman" w:cs="Times New Roman"/>
+                <w:color w:val="000000"/>
+                <w:sz w:val="24"/>
+                <w:szCs w:val="24"/>
+                <w:lang w:val="en-US"/>
+              </w:rPr>
+            </w:pPr>
+            <w:r>
+              <w:rPr>
+                <w:rFonts w:ascii="Times New Roman" w:hAnsi="Times New Roman" w:cs="Times New Roman"/>
+                <w:color w:val="000000"/>
+                <w:sz w:val="24"/>
+                <w:szCs w:val="24"/>
+              </w:rPr>
+              <w:t>1</w:t>
+            </w:r>
+            <w:r>
+              <w:rPr>
+                <w:rFonts w:hint="default" w:ascii="Times New Roman" w:hAnsi="Times New Roman" w:cs="Times New Roman"/>
+                <w:color w:val="000000"/>
+                <w:sz w:val="24"/>
+                <w:szCs w:val="24"/>
+                <w:lang w:val="en-US"/>
+              </w:rPr>
+              <w:t>8</w:t>
             </w:r>
           </w:p>
         </w:tc>
@@ -6036,7 +8748,7 @@
                 <w:sz w:val="24"/>
                 <w:szCs w:val="24"/>
               </w:rPr>
-              <w:t>4.2</w:t>
+              <w:t>4.1</w:t>
             </w:r>
           </w:p>
         </w:tc>
@@ -6063,7 +8775,7 @@
                 <w:sz w:val="24"/>
                 <w:szCs w:val="24"/>
               </w:rPr>
-              <w:t>Testing</w:t>
+              <w:t>Module Design and Specification</w:t>
             </w:r>
           </w:p>
         </w:tc>
@@ -6078,20 +8790,31 @@
               <w:spacing w:after="0"/>
               <w:jc w:val="center"/>
               <w:rPr>
-                <w:rFonts w:ascii="Times New Roman" w:hAnsi="Times New Roman" w:cs="Times New Roman"/>
-                <w:color w:val="000000"/>
-                <w:sz w:val="24"/>
-                <w:szCs w:val="24"/>
-              </w:rPr>
-            </w:pPr>
-            <w:r>
-              <w:rPr>
-                <w:rFonts w:ascii="Times New Roman" w:hAnsi="Times New Roman" w:cs="Times New Roman"/>
-                <w:color w:val="000000"/>
-                <w:sz w:val="24"/>
-                <w:szCs w:val="24"/>
-              </w:rPr>
-              <w:t>16</w:t>
+                <w:rFonts w:hint="default" w:ascii="Times New Roman" w:hAnsi="Times New Roman" w:cs="Times New Roman"/>
+                <w:color w:val="000000"/>
+                <w:sz w:val="24"/>
+                <w:szCs w:val="24"/>
+                <w:lang w:val="en-US"/>
+              </w:rPr>
+            </w:pPr>
+            <w:r>
+              <w:rPr>
+                <w:rFonts w:ascii="Times New Roman" w:hAnsi="Times New Roman" w:cs="Times New Roman"/>
+                <w:color w:val="000000"/>
+                <w:sz w:val="24"/>
+                <w:szCs w:val="24"/>
+              </w:rPr>
+              <w:t>1</w:t>
+            </w:r>
+            <w:r>
+              <w:rPr>
+                <w:rFonts w:hint="default" w:ascii="Times New Roman" w:hAnsi="Times New Roman" w:cs="Times New Roman"/>
+                <w:color w:val="000000"/>
+                <w:sz w:val="24"/>
+                <w:szCs w:val="24"/>
+                <w:lang w:val="en-US"/>
+              </w:rPr>
+              <w:t>8</w:t>
             </w:r>
           </w:p>
         </w:tc>
@@ -6126,46 +8849,60 @@
                 <w:szCs w:val="24"/>
               </w:rPr>
             </w:pPr>
-            <w:r>
-              <w:rPr>
-                <w:rFonts w:ascii="Times New Roman" w:hAnsi="Times New Roman" w:cs="Times New Roman"/>
-                <w:b/>
-                <w:bCs/>
-                <w:color w:val="000000"/>
-                <w:sz w:val="24"/>
-                <w:szCs w:val="24"/>
-              </w:rPr>
-              <w:t>Chapter 5</w:t>
-            </w:r>
-          </w:p>
-        </w:tc>
-        <w:tc>
-          <w:tcPr>
-            <w:tcW w:w="6772" w:type="dxa"/>
-            <w:gridSpan w:val="2"/>
-            <w:shd w:val="clear" w:color="000000" w:fill="FFFFFF"/>
-            <w:vAlign w:val="center"/>
-          </w:tcPr>
-          <w:p>
-            <w:pPr>
-              <w:spacing w:after="0"/>
-              <w:rPr>
-                <w:rFonts w:ascii="Times New Roman" w:hAnsi="Times New Roman" w:cs="Times New Roman"/>
-                <w:color w:val="000000"/>
-                <w:sz w:val="24"/>
-                <w:szCs w:val="24"/>
-              </w:rPr>
-            </w:pPr>
-            <w:r>
-              <w:rPr>
-                <w:rFonts w:ascii="Times New Roman" w:hAnsi="Times New Roman" w:cs="Times New Roman"/>
-                <w:b/>
-                <w:bCs/>
-                <w:color w:val="000000"/>
-                <w:sz w:val="24"/>
-                <w:szCs w:val="24"/>
-              </w:rPr>
-              <w:t>CONCLUSION AND FUTURE ENHANCEMENT</w:t>
+          </w:p>
+        </w:tc>
+        <w:tc>
+          <w:tcPr>
+            <w:tcW w:w="516" w:type="dxa"/>
+            <w:shd w:val="clear" w:color="000000" w:fill="FFFFFF"/>
+            <w:vAlign w:val="center"/>
+          </w:tcPr>
+          <w:p>
+            <w:pPr>
+              <w:spacing w:after="0"/>
+              <w:jc w:val="center"/>
+              <w:rPr>
+                <w:rFonts w:ascii="Times New Roman" w:hAnsi="Times New Roman" w:cs="Times New Roman"/>
+                <w:color w:val="000000"/>
+                <w:sz w:val="24"/>
+                <w:szCs w:val="24"/>
+              </w:rPr>
+            </w:pPr>
+            <w:r>
+              <w:rPr>
+                <w:rFonts w:ascii="Times New Roman" w:hAnsi="Times New Roman" w:cs="Times New Roman"/>
+                <w:color w:val="000000"/>
+                <w:sz w:val="24"/>
+                <w:szCs w:val="24"/>
+              </w:rPr>
+              <w:t>4.2</w:t>
+            </w:r>
+          </w:p>
+        </w:tc>
+        <w:tc>
+          <w:tcPr>
+            <w:tcW w:w="6256" w:type="dxa"/>
+            <w:shd w:val="clear" w:color="000000" w:fill="FFFFFF"/>
+            <w:vAlign w:val="center"/>
+          </w:tcPr>
+          <w:p>
+            <w:pPr>
+              <w:spacing w:after="0"/>
+              <w:rPr>
+                <w:rFonts w:ascii="Times New Roman" w:hAnsi="Times New Roman" w:cs="Times New Roman"/>
+                <w:color w:val="000000"/>
+                <w:sz w:val="24"/>
+                <w:szCs w:val="24"/>
+              </w:rPr>
+            </w:pPr>
+            <w:r>
+              <w:rPr>
+                <w:rFonts w:ascii="Times New Roman" w:hAnsi="Times New Roman" w:cs="Times New Roman"/>
+                <w:color w:val="000000"/>
+                <w:sz w:val="24"/>
+                <w:szCs w:val="24"/>
+              </w:rPr>
+              <w:t>Testing</w:t>
             </w:r>
           </w:p>
         </w:tc>
@@ -6188,12 +8925,22 @@
             </w:pPr>
             <w:r>
               <w:rPr>
-                <w:rFonts w:ascii="Times New Roman" w:hAnsi="Times New Roman" w:cs="Times New Roman"/>
-                <w:color w:val="000000"/>
-                <w:sz w:val="24"/>
-                <w:szCs w:val="24"/>
-              </w:rPr>
-              <w:t>17</w:t>
+                <w:rFonts w:hint="default" w:ascii="Times New Roman" w:hAnsi="Times New Roman" w:cs="Times New Roman"/>
+                <w:color w:val="000000"/>
+                <w:sz w:val="24"/>
+                <w:szCs w:val="24"/>
+                <w:lang w:val="en-US"/>
+              </w:rPr>
+              <w:t>2</w:t>
+            </w:r>
+            <w:r>
+              <w:rPr>
+                <w:rFonts w:ascii="Times New Roman" w:hAnsi="Times New Roman" w:cs="Times New Roman"/>
+                <w:color w:val="000000"/>
+                <w:sz w:val="24"/>
+                <w:szCs w:val="24"/>
+              </w:rPr>
+              <w:t>6</w:t>
             </w:r>
           </w:p>
         </w:tc>
@@ -6228,60 +8975,46 @@
                 <w:szCs w:val="24"/>
               </w:rPr>
             </w:pPr>
-          </w:p>
-        </w:tc>
-        <w:tc>
-          <w:tcPr>
-            <w:tcW w:w="516" w:type="dxa"/>
-            <w:shd w:val="clear" w:color="000000" w:fill="FFFFFF"/>
-            <w:vAlign w:val="center"/>
-          </w:tcPr>
-          <w:p>
-            <w:pPr>
-              <w:spacing w:after="0"/>
-              <w:jc w:val="center"/>
-              <w:rPr>
-                <w:rFonts w:ascii="Times New Roman" w:hAnsi="Times New Roman" w:cs="Times New Roman"/>
-                <w:color w:val="000000"/>
-                <w:sz w:val="24"/>
-                <w:szCs w:val="24"/>
-              </w:rPr>
-            </w:pPr>
-            <w:r>
-              <w:rPr>
-                <w:rFonts w:ascii="Times New Roman" w:hAnsi="Times New Roman" w:cs="Times New Roman"/>
-                <w:color w:val="000000"/>
-                <w:sz w:val="24"/>
-                <w:szCs w:val="24"/>
-              </w:rPr>
-              <w:t>5.1</w:t>
-            </w:r>
-          </w:p>
-        </w:tc>
-        <w:tc>
-          <w:tcPr>
-            <w:tcW w:w="6256" w:type="dxa"/>
-            <w:shd w:val="clear" w:color="000000" w:fill="FFFFFF"/>
-            <w:vAlign w:val="center"/>
-          </w:tcPr>
-          <w:p>
-            <w:pPr>
-              <w:spacing w:after="0"/>
-              <w:rPr>
-                <w:rFonts w:ascii="Times New Roman" w:hAnsi="Times New Roman" w:cs="Times New Roman"/>
-                <w:color w:val="000000"/>
-                <w:sz w:val="24"/>
-                <w:szCs w:val="24"/>
-              </w:rPr>
-            </w:pPr>
-            <w:r>
-              <w:rPr>
-                <w:rFonts w:ascii="Times New Roman" w:hAnsi="Times New Roman" w:cs="Times New Roman"/>
-                <w:color w:val="000000"/>
-                <w:sz w:val="24"/>
-                <w:szCs w:val="24"/>
-              </w:rPr>
-              <w:t>Conclusion</w:t>
+            <w:r>
+              <w:rPr>
+                <w:rFonts w:ascii="Times New Roman" w:hAnsi="Times New Roman" w:cs="Times New Roman"/>
+                <w:b/>
+                <w:bCs/>
+                <w:color w:val="000000"/>
+                <w:sz w:val="24"/>
+                <w:szCs w:val="24"/>
+              </w:rPr>
+              <w:t>Chapter 5</w:t>
+            </w:r>
+          </w:p>
+        </w:tc>
+        <w:tc>
+          <w:tcPr>
+            <w:tcW w:w="6772" w:type="dxa"/>
+            <w:gridSpan w:val="2"/>
+            <w:shd w:val="clear" w:color="000000" w:fill="FFFFFF"/>
+            <w:vAlign w:val="center"/>
+          </w:tcPr>
+          <w:p>
+            <w:pPr>
+              <w:spacing w:after="0"/>
+              <w:rPr>
+                <w:rFonts w:ascii="Times New Roman" w:hAnsi="Times New Roman" w:cs="Times New Roman"/>
+                <w:color w:val="000000"/>
+                <w:sz w:val="24"/>
+                <w:szCs w:val="24"/>
+              </w:rPr>
+            </w:pPr>
+            <w:r>
+              <w:rPr>
+                <w:rFonts w:ascii="Times New Roman" w:hAnsi="Times New Roman" w:cs="Times New Roman"/>
+                <w:b/>
+                <w:bCs/>
+                <w:color w:val="000000"/>
+                <w:sz w:val="24"/>
+                <w:szCs w:val="24"/>
+              </w:rPr>
+              <w:t>CONCLUSION AND FUTURE ENHANCEMENT</w:t>
             </w:r>
           </w:p>
         </w:tc>
@@ -6296,20 +9029,22 @@
               <w:spacing w:after="0"/>
               <w:jc w:val="center"/>
               <w:rPr>
-                <w:rFonts w:ascii="Times New Roman" w:hAnsi="Times New Roman" w:cs="Times New Roman"/>
-                <w:color w:val="000000"/>
-                <w:sz w:val="24"/>
-                <w:szCs w:val="24"/>
-              </w:rPr>
-            </w:pPr>
-            <w:r>
-              <w:rPr>
-                <w:rFonts w:ascii="Times New Roman" w:hAnsi="Times New Roman" w:cs="Times New Roman"/>
-                <w:color w:val="000000"/>
-                <w:sz w:val="24"/>
-                <w:szCs w:val="24"/>
-              </w:rPr>
-              <w:t>17</w:t>
+                <w:rFonts w:hint="default" w:ascii="Times New Roman" w:hAnsi="Times New Roman" w:cs="Times New Roman"/>
+                <w:color w:val="000000"/>
+                <w:sz w:val="24"/>
+                <w:szCs w:val="24"/>
+                <w:lang w:val="en-US"/>
+              </w:rPr>
+            </w:pPr>
+            <w:r>
+              <w:rPr>
+                <w:rFonts w:hint="default" w:ascii="Times New Roman" w:hAnsi="Times New Roman" w:cs="Times New Roman"/>
+                <w:color w:val="000000"/>
+                <w:sz w:val="24"/>
+                <w:szCs w:val="24"/>
+                <w:lang w:val="en-US"/>
+              </w:rPr>
+              <w:t>28</w:t>
             </w:r>
           </w:p>
         </w:tc>
@@ -6370,7 +9105,7 @@
                 <w:sz w:val="24"/>
                 <w:szCs w:val="24"/>
               </w:rPr>
-              <w:t>5.2</w:t>
+              <w:t>5.1</w:t>
             </w:r>
           </w:p>
         </w:tc>
@@ -6397,7 +9132,7 @@
                 <w:sz w:val="24"/>
                 <w:szCs w:val="24"/>
               </w:rPr>
-              <w:t>Future Enhancement</w:t>
+              <w:t>Conclusion</w:t>
             </w:r>
           </w:p>
         </w:tc>
@@ -6412,20 +9147,22 @@
               <w:spacing w:after="0"/>
               <w:jc w:val="center"/>
               <w:rPr>
-                <w:rFonts w:ascii="Times New Roman" w:hAnsi="Times New Roman" w:cs="Times New Roman"/>
-                <w:color w:val="000000"/>
-                <w:sz w:val="24"/>
-                <w:szCs w:val="24"/>
-              </w:rPr>
-            </w:pPr>
-            <w:r>
-              <w:rPr>
-                <w:rFonts w:ascii="Times New Roman" w:hAnsi="Times New Roman" w:cs="Times New Roman"/>
-                <w:color w:val="000000"/>
-                <w:sz w:val="24"/>
-                <w:szCs w:val="24"/>
-              </w:rPr>
-              <w:t>17</w:t>
+                <w:rFonts w:hint="default" w:ascii="Times New Roman" w:hAnsi="Times New Roman" w:cs="Times New Roman"/>
+                <w:color w:val="000000"/>
+                <w:sz w:val="24"/>
+                <w:szCs w:val="24"/>
+                <w:lang w:val="en-US"/>
+              </w:rPr>
+            </w:pPr>
+            <w:r>
+              <w:rPr>
+                <w:rFonts w:hint="default" w:ascii="Times New Roman" w:hAnsi="Times New Roman" w:cs="Times New Roman"/>
+                <w:color w:val="000000"/>
+                <w:sz w:val="24"/>
+                <w:szCs w:val="24"/>
+                <w:lang w:val="en-US"/>
+              </w:rPr>
+              <w:t>28</w:t>
             </w:r>
           </w:p>
         </w:tc>
@@ -6464,33 +9201,56 @@
         </w:tc>
         <w:tc>
           <w:tcPr>
-            <w:tcW w:w="6772" w:type="dxa"/>
-            <w:gridSpan w:val="2"/>
-            <w:shd w:val="clear" w:color="000000" w:fill="FFFFFF"/>
-            <w:vAlign w:val="center"/>
-          </w:tcPr>
-          <w:p>
-            <w:pPr>
-              <w:spacing w:after="0"/>
-              <w:rPr>
-                <w:rFonts w:ascii="Times New Roman" w:hAnsi="Times New Roman" w:cs="Times New Roman"/>
-                <w:b/>
-                <w:bCs/>
-                <w:color w:val="000000"/>
-                <w:sz w:val="24"/>
-                <w:szCs w:val="24"/>
-              </w:rPr>
-            </w:pPr>
-            <w:r>
-              <w:rPr>
-                <w:rFonts w:ascii="Times New Roman" w:hAnsi="Times New Roman" w:cs="Times New Roman"/>
-                <w:b/>
-                <w:bCs/>
-                <w:color w:val="000000"/>
-                <w:sz w:val="24"/>
-                <w:szCs w:val="24"/>
-              </w:rPr>
-              <w:t>APPENDICES</w:t>
+            <w:tcW w:w="516" w:type="dxa"/>
+            <w:shd w:val="clear" w:color="000000" w:fill="FFFFFF"/>
+            <w:vAlign w:val="center"/>
+          </w:tcPr>
+          <w:p>
+            <w:pPr>
+              <w:spacing w:after="0"/>
+              <w:jc w:val="center"/>
+              <w:rPr>
+                <w:rFonts w:ascii="Times New Roman" w:hAnsi="Times New Roman" w:cs="Times New Roman"/>
+                <w:color w:val="000000"/>
+                <w:sz w:val="24"/>
+                <w:szCs w:val="24"/>
+              </w:rPr>
+            </w:pPr>
+            <w:r>
+              <w:rPr>
+                <w:rFonts w:ascii="Times New Roman" w:hAnsi="Times New Roman" w:cs="Times New Roman"/>
+                <w:color w:val="000000"/>
+                <w:sz w:val="24"/>
+                <w:szCs w:val="24"/>
+              </w:rPr>
+              <w:t>5.2</w:t>
+            </w:r>
+          </w:p>
+        </w:tc>
+        <w:tc>
+          <w:tcPr>
+            <w:tcW w:w="6256" w:type="dxa"/>
+            <w:shd w:val="clear" w:color="000000" w:fill="FFFFFF"/>
+            <w:vAlign w:val="center"/>
+          </w:tcPr>
+          <w:p>
+            <w:pPr>
+              <w:spacing w:after="0"/>
+              <w:rPr>
+                <w:rFonts w:ascii="Times New Roman" w:hAnsi="Times New Roman" w:cs="Times New Roman"/>
+                <w:color w:val="000000"/>
+                <w:sz w:val="24"/>
+                <w:szCs w:val="24"/>
+              </w:rPr>
+            </w:pPr>
+            <w:r>
+              <w:rPr>
+                <w:rFonts w:ascii="Times New Roman" w:hAnsi="Times New Roman" w:cs="Times New Roman"/>
+                <w:color w:val="000000"/>
+                <w:sz w:val="24"/>
+                <w:szCs w:val="24"/>
+              </w:rPr>
+              <w:t>Future Enhancement</w:t>
             </w:r>
           </w:p>
         </w:tc>
@@ -6505,20 +9265,22 @@
               <w:spacing w:after="0"/>
               <w:jc w:val="center"/>
               <w:rPr>
-                <w:rFonts w:ascii="Times New Roman" w:hAnsi="Times New Roman" w:cs="Times New Roman"/>
-                <w:color w:val="000000"/>
-                <w:sz w:val="24"/>
-                <w:szCs w:val="24"/>
-              </w:rPr>
-            </w:pPr>
-            <w:r>
-              <w:rPr>
-                <w:rFonts w:ascii="Times New Roman" w:hAnsi="Times New Roman" w:cs="Times New Roman"/>
-                <w:color w:val="000000"/>
-                <w:sz w:val="24"/>
-                <w:szCs w:val="24"/>
-              </w:rPr>
-              <w:t>18</w:t>
+                <w:rFonts w:hint="default" w:ascii="Times New Roman" w:hAnsi="Times New Roman" w:cs="Times New Roman"/>
+                <w:color w:val="000000"/>
+                <w:sz w:val="24"/>
+                <w:szCs w:val="24"/>
+                <w:lang w:val="en-US"/>
+              </w:rPr>
+            </w:pPr>
+            <w:r>
+              <w:rPr>
+                <w:rFonts w:hint="default" w:ascii="Times New Roman" w:hAnsi="Times New Roman" w:cs="Times New Roman"/>
+                <w:color w:val="000000"/>
+                <w:sz w:val="24"/>
+                <w:szCs w:val="24"/>
+                <w:lang w:val="en-US"/>
+              </w:rPr>
+              <w:t>28</w:t>
             </w:r>
           </w:p>
         </w:tc>
@@ -6583,6 +9345,101 @@
                 <w:sz w:val="24"/>
                 <w:szCs w:val="24"/>
               </w:rPr>
+              <w:t>APPENDICES</w:t>
+            </w:r>
+          </w:p>
+        </w:tc>
+        <w:tc>
+          <w:tcPr>
+            <w:tcW w:w="1080" w:type="dxa"/>
+            <w:shd w:val="clear" w:color="000000" w:fill="FFFFFF"/>
+            <w:vAlign w:val="center"/>
+          </w:tcPr>
+          <w:p>
+            <w:pPr>
+              <w:spacing w:after="0"/>
+              <w:jc w:val="center"/>
+              <w:rPr>
+                <w:rFonts w:hint="default" w:ascii="Times New Roman" w:hAnsi="Times New Roman" w:cs="Times New Roman"/>
+                <w:color w:val="000000"/>
+                <w:sz w:val="24"/>
+                <w:szCs w:val="24"/>
+                <w:lang w:val="en-US"/>
+              </w:rPr>
+            </w:pPr>
+            <w:r>
+              <w:rPr>
+                <w:rFonts w:hint="default" w:ascii="Times New Roman" w:hAnsi="Times New Roman" w:cs="Times New Roman"/>
+                <w:color w:val="000000"/>
+                <w:sz w:val="24"/>
+                <w:szCs w:val="24"/>
+                <w:lang w:val="en-US"/>
+              </w:rPr>
+              <w:t>29</w:t>
+            </w:r>
+          </w:p>
+        </w:tc>
+      </w:tr>
+      <w:tr>
+        <w:tblPrEx>
+          <w:tblCellMar>
+            <w:top w:w="0" w:type="dxa"/>
+            <w:left w:w="108" w:type="dxa"/>
+            <w:bottom w:w="0" w:type="dxa"/>
+            <w:right w:w="108" w:type="dxa"/>
+          </w:tblCellMar>
+        </w:tblPrEx>
+        <w:trPr>
+          <w:trHeight w:val="315" w:hRule="atLeast"/>
+          <w:jc w:val="center"/>
+        </w:trPr>
+        <w:tc>
+          <w:tcPr>
+            <w:tcW w:w="1560" w:type="dxa"/>
+            <w:shd w:val="clear" w:color="000000" w:fill="FFFFFF"/>
+            <w:vAlign w:val="center"/>
+          </w:tcPr>
+          <w:p>
+            <w:pPr>
+              <w:spacing w:after="0"/>
+              <w:jc w:val="center"/>
+              <w:rPr>
+                <w:rFonts w:ascii="Times New Roman" w:hAnsi="Times New Roman" w:cs="Times New Roman"/>
+                <w:color w:val="000000"/>
+                <w:sz w:val="24"/>
+                <w:szCs w:val="24"/>
+              </w:rPr>
+            </w:pPr>
+          </w:p>
+        </w:tc>
+        <w:tc>
+          <w:tcPr>
+            <w:tcW w:w="6772" w:type="dxa"/>
+            <w:gridSpan w:val="2"/>
+            <w:shd w:val="clear" w:color="000000" w:fill="FFFFFF"/>
+            <w:vAlign w:val="center"/>
+          </w:tcPr>
+          <w:p>
+            <w:pPr>
+              <w:spacing w:after="0"/>
+              <w:rPr>
+                <w:rFonts w:ascii="Times New Roman" w:hAnsi="Times New Roman" w:cs="Times New Roman"/>
+                <w:b/>
+                <w:bCs/>
+                <w:color w:val="000000"/>
+                <w:sz w:val="24"/>
+                <w:szCs w:val="24"/>
+              </w:rPr>
+            </w:pPr>
+            <w:r>
+              <w:rPr>
+                <w:rFonts w:ascii="Times New Roman" w:hAnsi="Times New Roman" w:cs="Times New Roman"/>
+                <w:b/>
+                <w:bCs/>
+                <w:color w:val="000000"/>
+                <w:sz w:val="24"/>
+                <w:szCs w:val="24"/>
+              </w:rPr>
               <w:t>REFERENCES</w:t>
             </w:r>
           </w:p>
@@ -6598,20 +9455,22 @@
               <w:spacing w:after="0"/>
               <w:jc w:val="center"/>
               <w:rPr>
-                <w:rFonts w:ascii="Times New Roman" w:hAnsi="Times New Roman" w:cs="Times New Roman"/>
-                <w:color w:val="000000"/>
-                <w:sz w:val="24"/>
-                <w:szCs w:val="24"/>
-              </w:rPr>
-            </w:pPr>
-            <w:r>
-              <w:rPr>
-                <w:rFonts w:ascii="Times New Roman" w:hAnsi="Times New Roman" w:cs="Times New Roman"/>
-                <w:color w:val="000000"/>
-                <w:sz w:val="24"/>
-                <w:szCs w:val="24"/>
-              </w:rPr>
-              <w:t>19</w:t>
+                <w:rFonts w:hint="default" w:ascii="Times New Roman" w:hAnsi="Times New Roman" w:cs="Times New Roman"/>
+                <w:color w:val="000000"/>
+                <w:sz w:val="24"/>
+                <w:szCs w:val="24"/>
+                <w:lang w:val="en-US"/>
+              </w:rPr>
+            </w:pPr>
+            <w:r>
+              <w:rPr>
+                <w:rFonts w:hint="default" w:ascii="Times New Roman" w:hAnsi="Times New Roman" w:cs="Times New Roman"/>
+                <w:color w:val="000000"/>
+                <w:sz w:val="24"/>
+                <w:szCs w:val="24"/>
+                <w:lang w:val="en-US"/>
+              </w:rPr>
+              <w:t>30</w:t>
             </w:r>
           </w:p>
         </w:tc>
@@ -6681,7 +9540,7 @@
       </w:rPr>
       <w:id w:val="-236556032"/>
       <w:docPartObj>
-        <w:docPartGallery w:val="AutoText"/>
+        <w:docPartGallery w:val="autotext"/>
       </w:docPartObj>
     </w:sdtPr>
     <w:sdtEndPr>
@@ -6859,7 +9718,7 @@
     <w:lsdException w:qFormat="1" w:unhideWhenUsed="0" w:uiPriority="99" w:semiHidden="0" w:name="header"/>
     <w:lsdException w:qFormat="1" w:unhideWhenUsed="0" w:uiPriority="99" w:semiHidden="0" w:name="footer"/>
     <w:lsdException w:uiPriority="99" w:name="index heading"/>
-    <w:lsdException w:unhideWhenUsed="0" w:uiPriority="0" w:semiHidden="0" w:name="caption"/>
+    <w:lsdException w:qFormat="1" w:unhideWhenUsed="0" w:uiPriority="0" w:semiHidden="0" w:name="caption"/>
     <w:lsdException w:uiPriority="99" w:name="table of figures"/>
     <w:lsdException w:uiPriority="99" w:name="envelope address"/>
     <w:lsdException w:uiPriority="99" w:name="envelope return"/>
@@ -6890,7 +9749,7 @@
     <w:lsdException w:qFormat="1" w:unhideWhenUsed="0" w:uiPriority="10" w:semiHidden="0" w:name="Title"/>
     <w:lsdException w:uiPriority="99" w:name="Closing"/>
     <w:lsdException w:uiPriority="99" w:name="Signature"/>
-    <w:lsdException w:uiPriority="1" w:name="Default Paragraph Font"/>
+    <w:lsdException w:qFormat="1" w:uiPriority="1" w:name="Default Paragraph Font"/>
     <w:lsdException w:qFormat="1" w:unhideWhenUsed="0" w:uiPriority="1" w:semiHidden="0" w:name="Body Text"/>
     <w:lsdException w:uiPriority="99" w:name="Body Text Indent"/>
     <w:lsdException w:uiPriority="99" w:name="List Continue"/>
@@ -6917,7 +9776,7 @@
     <w:lsdException w:uiPriority="99" w:name="Document Map"/>
     <w:lsdException w:uiPriority="99" w:name="Plain Text"/>
     <w:lsdException w:uiPriority="99" w:name="E-mail Signature"/>
-    <w:lsdException w:uiPriority="99" w:name="Normal (Web)"/>
+    <w:lsdException w:qFormat="1" w:uiPriority="99" w:name="Normal (Web)"/>
     <w:lsdException w:uiPriority="99" w:name="HTML Acronym"/>
     <w:lsdException w:uiPriority="99" w:name="HTML Address"/>
     <w:lsdException w:uiPriority="99" w:name="HTML Cite"/>
@@ -6928,7 +9787,7 @@
     <w:lsdException w:uiPriority="99" w:name="HTML Sample"/>
     <w:lsdException w:uiPriority="99" w:name="HTML Typewriter"/>
     <w:lsdException w:uiPriority="99" w:name="HTML Variable"/>
-    <w:lsdException w:uiPriority="99" w:name="Normal Table"/>
+    <w:lsdException w:qFormat="1" w:uiPriority="99" w:name="Normal Table"/>
     <w:lsdException w:uiPriority="99" w:name="annotation subject"/>
     <w:lsdException w:uiPriority="99" w:name="Table Simple 1"/>
     <w:lsdException w:uiPriority="99" w:name="Table Simple 2"/>
@@ -6972,8 +9831,8 @@
     <w:lsdException w:uiPriority="99" w:name="Table Web 1"/>
     <w:lsdException w:uiPriority="99" w:name="Table Web 2"/>
     <w:lsdException w:uiPriority="99" w:name="Table Web 3"/>
-    <w:lsdException w:unhideWhenUsed="0" w:uiPriority="0" w:semiHidden="0" w:name="Balloon Text"/>
-    <w:lsdException w:unhideWhenUsed="0" w:uiPriority="39" w:semiHidden="0" w:name="Table Grid"/>
+    <w:lsdException w:qFormat="1" w:unhideWhenUsed="0" w:uiPriority="0" w:semiHidden="0" w:name="Balloon Text"/>
+    <w:lsdException w:qFormat="1" w:unhideWhenUsed="0" w:uiPriority="39" w:semiHidden="0" w:name="Table Grid"/>
     <w:lsdException w:uiPriority="99" w:name="Table Theme"/>
     <w:lsdException w:unhideWhenUsed="0" w:uiPriority="60" w:semiHidden="0" w:name="Light Shading"/>
     <w:lsdException w:unhideWhenUsed="0" w:uiPriority="61" w:semiHidden="0" w:name="Light List"/>
@@ -6995,7 +9854,7 @@
     <w:lsdException w:unhideWhenUsed="0" w:uiPriority="63" w:semiHidden="0" w:name="Medium Shading 1 Accent 1"/>
     <w:lsdException w:unhideWhenUsed="0" w:uiPriority="64" w:semiHidden="0" w:name="Medium Shading 2 Accent 1"/>
     <w:lsdException w:unhideWhenUsed="0" w:uiPriority="65" w:semiHidden="0" w:name="Medium List 1 Accent 1"/>
-    <w:lsdException w:unhideWhenUsed="0" w:uiPriority="99" w:semiHidden="0" w:name="List Paragraph"/>
+    <w:lsdException w:qFormat="1" w:unhideWhenUsed="0" w:uiPriority="99" w:semiHidden="0" w:name="List Paragraph"/>
     <w:lsdException w:unhideWhenUsed="0" w:uiPriority="66" w:semiHidden="0" w:name="Medium List 2 Accent 1"/>
     <w:lsdException w:unhideWhenUsed="0" w:uiPriority="67" w:semiHidden="0" w:name="Medium Grid 1 Accent 1"/>
     <w:lsdException w:unhideWhenUsed="0" w:uiPriority="68" w:semiHidden="0" w:name="Medium Grid 2 Accent 1"/>
@@ -7118,12 +9977,14 @@
     <w:name w:val="Default Paragraph Font"/>
     <w:semiHidden/>
     <w:unhideWhenUsed/>
+    <w:qFormat/>
     <w:uiPriority w:val="1"/>
   </w:style>
   <w:style w:type="table" w:default="1" w:styleId="4">
     <w:name w:val="Normal Table"/>
     <w:semiHidden/>
     <w:unhideWhenUsed/>
+    <w:qFormat/>
     <w:uiPriority w:val="99"/>
     <w:tblPr>
       <w:tblCellMar>
@@ -7137,6 +9998,7 @@
   <w:style w:type="paragraph" w:styleId="5">
     <w:name w:val="Balloon Text"/>
     <w:basedOn w:val="1"/>
+    <w:qFormat/>
     <w:uiPriority w:val="0"/>
     <w:pPr>
       <w:spacing w:after="0" w:line="100" w:lineRule="atLeast"/>
@@ -7171,6 +10033,7 @@
     <w:name w:val="caption"/>
     <w:basedOn w:val="1"/>
     <w:next w:val="1"/>
+    <w:qFormat/>
     <w:uiPriority w:val="0"/>
     <w:pPr>
       <w:suppressLineNumbers/>
@@ -7232,6 +10095,7 @@
     <w:name w:val="Normal (Web)"/>
     <w:semiHidden/>
     <w:unhideWhenUsed/>
+    <w:qFormat/>
     <w:uiPriority w:val="99"/>
     <w:pPr>
       <w:spacing w:before="0" w:beforeAutospacing="1" w:after="0" w:afterAutospacing="1"/>
@@ -7239,6 +10103,7 @@
       <w:jc w:val="left"/>
     </w:pPr>
     <w:rPr>
+      <w:rFonts w:ascii="Times New Roman" w:hAnsi="Times New Roman" w:eastAsia="SimSun" w:cs="Times New Roman"/>
       <w:kern w:val="0"/>
       <w:sz w:val="24"/>
       <w:szCs w:val="24"/>
@@ -7258,6 +10123,7 @@
   <w:style w:type="table" w:styleId="14">
     <w:name w:val="Table Grid"/>
     <w:basedOn w:val="4"/>
+    <w:qFormat/>
     <w:uiPriority w:val="39"/>
     <w:pPr>
       <w:spacing w:after="0" w:line="240" w:lineRule="auto"/>
@@ -7276,6 +10142,7 @@
   <w:style w:type="character" w:customStyle="1" w:styleId="15">
     <w:name w:val="Balloon Text Char"/>
     <w:basedOn w:val="3"/>
+    <w:qFormat/>
     <w:uiPriority w:val="0"/>
     <w:rPr>
       <w:rFonts w:ascii="Tahoma" w:hAnsi="Tahoma" w:cs="Tahoma"/>
@@ -7292,6 +10159,7 @@
   <w:style w:type="character" w:customStyle="1" w:styleId="17">
     <w:name w:val="Footer Char"/>
     <w:basedOn w:val="3"/>
+    <w:qFormat/>
     <w:uiPriority w:val="99"/>
   </w:style>
   <w:style w:type="paragraph" w:customStyle="1" w:styleId="18">
@@ -7324,6 +10192,7 @@
   </w:style>
   <w:style w:type="paragraph" w:customStyle="1" w:styleId="20">
     <w:name w:val="Default"/>
+    <w:qFormat/>
     <w:uiPriority w:val="0"/>
     <w:pPr>
       <w:autoSpaceDE w:val="0"/>
@@ -7342,6 +10211,7 @@
   <w:style w:type="paragraph" w:styleId="21">
     <w:name w:val="List Paragraph"/>
     <w:basedOn w:val="1"/>
+    <w:qFormat/>
     <w:uiPriority w:val="99"/>
     <w:pPr>
       <w:ind w:left="720"/>
@@ -7352,6 +10222,7 @@
     <w:name w:val="Body Text Char"/>
     <w:basedOn w:val="3"/>
     <w:link w:val="6"/>
+    <w:qFormat/>
     <w:uiPriority w:val="1"/>
     <w:rPr>
       <w:rFonts w:ascii="Times New Roman" w:hAnsi="Times New Roman" w:eastAsia="Times New Roman" w:cs="Times New Roman"/>
@@ -7364,6 +10235,7 @@
     <w:name w:val="Heading 3 Char"/>
     <w:basedOn w:val="3"/>
     <w:link w:val="2"/>
+    <w:qFormat/>
     <w:uiPriority w:val="1"/>
     <w:rPr>
       <w:rFonts w:ascii="Times New Roman" w:hAnsi="Times New Roman" w:eastAsia="Times New Roman" w:cs="Times New Roman"/>

--- a/Part_3_Acknowledgement_Abstract_and_Table_of_Contents.docx
+++ b/Part_3_Acknowledgement_Abstract_and_Table_of_Contents.docx
@@ -781,8 +781,6 @@
           <w:szCs w:val="24"/>
         </w:rPr>
       </w:pPr>
-      <w:bookmarkStart w:id="0" w:name="_GoBack"/>
-      <w:bookmarkEnd w:id="0"/>
     </w:p>
     <w:p>
       <w:pPr>
@@ -2015,14 +2013,6 @@
         </w:tc>
       </w:tr>
       <w:tr>
-        <w:tblPrEx>
-          <w:tblCellMar>
-            <w:top w:w="0" w:type="dxa"/>
-            <w:left w:w="108" w:type="dxa"/>
-            <w:bottom w:w="0" w:type="dxa"/>
-            <w:right w:w="108" w:type="dxa"/>
-          </w:tblCellMar>
-        </w:tblPrEx>
         <w:tc>
           <w:tcPr>
             <w:tcW w:w="1628" w:type="dxa"/>
@@ -2300,16 +2290,16 @@
                 <w:sz w:val="24"/>
                 <w:szCs w:val="24"/>
               </w:rPr>
-              <w:t>Screen-2:  personal expenses</w:t>
-            </w:r>
-            <w:r>
-              <w:rPr>
-                <w:rFonts w:ascii="Times New Roman" w:hAnsi="Times New Roman" w:cs="Times New Roman"/>
-                <w:sz w:val="24"/>
-                <w:szCs w:val="24"/>
-                <w:lang w:val="en-US"/>
-              </w:rPr>
-              <w:t xml:space="preserve"> screen</w:t>
+              <w:t>Screen-2:  Personal Expenses</w:t>
+            </w:r>
+            <w:r>
+              <w:rPr>
+                <w:rFonts w:ascii="Times New Roman" w:hAnsi="Times New Roman" w:cs="Times New Roman"/>
+                <w:sz w:val="24"/>
+                <w:szCs w:val="24"/>
+                <w:lang w:val="en-US"/>
+              </w:rPr>
+              <w:t xml:space="preserve"> Screen</w:t>
             </w:r>
           </w:p>
         </w:tc>
@@ -2433,7 +2423,7 @@
                 <w:sz w:val="24"/>
                 <w:szCs w:val="24"/>
               </w:rPr>
-              <w:t>:  add personal expenses</w:t>
+              <w:t>:  Add Personal Expenses</w:t>
             </w:r>
             <w:r>
               <w:rPr>
@@ -2450,7 +2440,7 @@
                 <w:sz w:val="24"/>
                 <w:szCs w:val="24"/>
               </w:rPr>
-              <w:t>form</w:t>
+              <w:t>Form</w:t>
             </w:r>
           </w:p>
         </w:tc>
@@ -2583,7 +2573,7 @@
                 <w:szCs w:val="24"/>
                 <w:lang w:val="en-US"/>
               </w:rPr>
-              <w:t>dual expense screen</w:t>
+              <w:t>Dual Expense Screen</w:t>
             </w:r>
           </w:p>
         </w:tc>
@@ -2920,7 +2910,7 @@
                 <w:szCs w:val="24"/>
                 <w:lang w:val="en-US" w:eastAsia="zh-CN"/>
               </w:rPr>
-              <w:t>Screen-7:  expense screen</w:t>
+              <w:t>Screen-7:  Expense Screen</w:t>
             </w:r>
           </w:p>
         </w:tc>
@@ -3029,7 +3019,7 @@
                 <w:szCs w:val="24"/>
                 <w:lang w:val="en-US" w:eastAsia="zh-CN"/>
               </w:rPr>
-              <w:t>Screen-8:  balance screen</w:t>
+              <w:t>Screen-8:  Balance Screen</w:t>
             </w:r>
           </w:p>
         </w:tc>
@@ -4081,6 +4071,17 @@
                 <w:szCs w:val="24"/>
               </w:rPr>
             </w:pPr>
+            <w:bookmarkStart w:id="0" w:name="_GoBack"/>
+            <w:r>
+              <w:rPr>
+                <w:rFonts w:hint="default" w:ascii="Times New Roman" w:hAnsi="Times New Roman" w:cs="Times New Roman"/>
+                <w:sz w:val="24"/>
+                <w:szCs w:val="24"/>
+                <w:lang w:val="en-US"/>
+              </w:rPr>
+              <w:t>Group_</w:t>
+            </w:r>
+            <w:bookmarkEnd w:id="0"/>
             <w:r>
               <w:rPr>
                 <w:rFonts w:ascii="Times New Roman" w:hAnsi="Times New Roman" w:cs="Times New Roman"/>
@@ -4405,7 +4406,41 @@
                 <w:sz w:val="24"/>
                 <w:szCs w:val="24"/>
               </w:rPr>
-              <w:t>Screen element of add personal expenses</w:t>
+              <w:t xml:space="preserve">Screen element of </w:t>
+            </w:r>
+            <w:r>
+              <w:rPr>
+                <w:rFonts w:hint="default" w:ascii="Times New Roman" w:hAnsi="Times New Roman" w:cs="Times New Roman"/>
+                <w:sz w:val="24"/>
+                <w:szCs w:val="24"/>
+                <w:lang w:val="en-US"/>
+              </w:rPr>
+              <w:t xml:space="preserve"> </w:t>
+            </w:r>
+            <w:r>
+              <w:rPr>
+                <w:rFonts w:ascii="Times New Roman" w:hAnsi="Times New Roman" w:cs="Times New Roman"/>
+                <w:sz w:val="24"/>
+                <w:szCs w:val="24"/>
+              </w:rPr>
+              <w:t>add</w:t>
+            </w:r>
+            <w:r>
+              <w:rPr>
+                <w:rFonts w:hint="default" w:ascii="Times New Roman" w:hAnsi="Times New Roman" w:cs="Times New Roman"/>
+                <w:sz w:val="24"/>
+                <w:szCs w:val="24"/>
+                <w:lang w:val="en-US"/>
+              </w:rPr>
+              <w:t xml:space="preserve"> </w:t>
+            </w:r>
+            <w:r>
+              <w:rPr>
+                <w:rFonts w:ascii="Times New Roman" w:hAnsi="Times New Roman" w:cs="Times New Roman"/>
+                <w:sz w:val="24"/>
+                <w:szCs w:val="24"/>
+              </w:rPr>
+              <w:t xml:space="preserve"> personal expenses</w:t>
             </w:r>
             <w:r>
               <w:rPr>
@@ -4632,7 +4667,7 @@
                 <w:szCs w:val="24"/>
                 <w:lang w:val="en-US" w:eastAsia="zh-CN"/>
               </w:rPr>
-              <w:t>Screen element of Dual Expense Participant Details</w:t>
+              <w:t>Screen element of dual expense participant details</w:t>
             </w:r>
           </w:p>
         </w:tc>
@@ -4935,7 +4970,7 @@
                 <w:szCs w:val="24"/>
                 <w:lang w:val="en-US" w:eastAsia="zh-CN"/>
               </w:rPr>
-              <w:t xml:space="preserve"> Screen element of balance screen</w:t>
+              <w:t>Screen element of balance screen</w:t>
             </w:r>
           </w:p>
         </w:tc>
